--- a/docs/word/07_Manual_Tecnico.docx
+++ b/docs/word/07_Manual_Tecnico.docx
@@ -590,7 +590,7 @@
     </w:p>
     <w:p>
       <w:r>
-        <w:t>El sistema se entrega como SPA construida con React y Vite. La aplicación concentra la presentación y las reglas del MVP en el cliente, con almacenamiento local para facilitar una demostración autónoma. La arquitectura está preparada para extraer la persistencia y las integraciones hacia servicios backend.</w:t>
+        <w:t>El sistema se entrega con una arquitectura MVC estricta de tres capas. La View React se aloja en Views/Home/Index.cshtml; los Controllers reciben las solicitudes; el Model reúne contratos, reglas de negocio y persistencia SQL Server. El modo demo usa localStorage únicamente como alternativa sin servidor.</w:t>
       </w:r>
     </w:p>
     <w:tbl>
@@ -636,7 +636,7 @@
                 <w:color w:val="FFFFFF"/>
                 <w:sz w:val="18"/>
               </w:rPr>
-              <w:t>Capa</w:t>
+              <w:t>Capa MVC</w:t>
             </w:r>
           </w:p>
         </w:tc>
@@ -731,7 +731,7 @@
                 <w:color w:val="222222"/>
                 <w:sz w:val="18"/>
               </w:rPr>
-              <w:t>Presentación</w:t>
+              <w:t>View / Vista</w:t>
             </w:r>
           </w:p>
         </w:tc>
@@ -762,7 +762,7 @@
                 <w:color w:val="222222"/>
                 <w:sz w:val="18"/>
               </w:rPr>
-              <w:t>React + CSS</w:t>
+              <w:t>React + Vite + Views/Home/Index.cshtml</w:t>
             </w:r>
           </w:p>
         </w:tc>
@@ -793,7 +793,7 @@
                 <w:color w:val="222222"/>
                 <w:sz w:val="18"/>
               </w:rPr>
-              <w:t>Vistas, componentes, navegación responsive y estados visuales.</w:t>
+              <w:t>Presentar módulos, formularios, navegación responsive y estados visuales.</w:t>
             </w:r>
           </w:p>
         </w:tc>
@@ -825,7 +825,7 @@
                 <w:color w:val="222222"/>
                 <w:sz w:val="18"/>
               </w:rPr>
-              <w:t>Dominio</w:t>
+              <w:t>Controller / Controlador</w:t>
             </w:r>
           </w:p>
         </w:tc>
@@ -855,7 +855,7 @@
                 <w:color w:val="222222"/>
                 <w:sz w:val="18"/>
               </w:rPr>
-              <w:t>Funciones del frontend</w:t>
+              <w:t>Controllers/ + BodegaService.cs</w:t>
             </w:r>
           </w:p>
         </w:tc>
@@ -885,7 +885,7 @@
                 <w:color w:val="222222"/>
                 <w:sz w:val="18"/>
               </w:rPr>
-              <w:t>Cálculo de totales, validación, stock, reportes y filtros.</w:t>
+              <w:t>Recibir solicitudes, validar casos de uso y devolver vistas o JSON.</w:t>
             </w:r>
           </w:p>
         </w:tc>
@@ -918,7 +918,7 @@
                 <w:color w:val="222222"/>
                 <w:sz w:val="18"/>
               </w:rPr>
-              <w:t>Persistencia demo</w:t>
+              <w:t>Model / Modelo</w:t>
             </w:r>
           </w:p>
         </w:tc>
@@ -949,7 +949,7 @@
                 <w:color w:val="222222"/>
                 <w:sz w:val="18"/>
               </w:rPr>
-              <w:t>localStorage</w:t>
+              <w:t>Models/Contracts.cs + Data/BodegaRepository.cs</w:t>
             </w:r>
           </w:p>
         </w:tc>
@@ -980,7 +980,7 @@
                 <w:color w:val="222222"/>
                 <w:sz w:val="18"/>
               </w:rPr>
-              <w:t>Conservar productos y ventas del navegador.</w:t>
+              <w:t>Representar entidades, ejecutar consultas y persistir transacciones en SQL Server.</w:t>
             </w:r>
           </w:p>
         </w:tc>
@@ -1012,7 +1012,7 @@
                 <w:color w:val="222222"/>
                 <w:sz w:val="18"/>
               </w:rPr>
-              <w:t>Persistencia futura</w:t>
+              <w:t>Demo alternativa</w:t>
             </w:r>
           </w:p>
         </w:tc>
@@ -1042,7 +1042,7 @@
                 <w:color w:val="222222"/>
                 <w:sz w:val="18"/>
               </w:rPr>
-              <w:t>SQL Server</w:t>
+              <w:t>localStorage</w:t>
             </w:r>
           </w:p>
         </w:tc>
@@ -1072,7 +1072,7 @@
                 <w:color w:val="222222"/>
                 <w:sz w:val="18"/>
               </w:rPr>
-              <w:t>Modelo relacional multiusuario mediante API segura.</w:t>
+              <w:t>Permitir una demostración sin servidor, sin formar parte del modo MVC.</w:t>
             </w:r>
           </w:p>
         </w:tc>
@@ -1105,7 +1105,7 @@
                 <w:color w:val="222222"/>
                 <w:sz w:val="18"/>
               </w:rPr>
-              <w:t>Integración futura</w:t>
+              <w:t>Integración posterior</w:t>
             </w:r>
           </w:p>
         </w:tc>
@@ -1167,7 +1167,7 @@
                 <w:color w:val="222222"/>
                 <w:sz w:val="18"/>
               </w:rPr>
-              <w:t>Consultas conversacionales de inventario y ventas.</w:t>
+              <w:t>Consultas conversacionales mediante un controlador seguro.</w:t>
             </w:r>
           </w:p>
         </w:tc>
@@ -1319,7 +1319,7 @@
                 <w:color w:val="222222"/>
                 <w:sz w:val="18"/>
               </w:rPr>
-              <w:t>Composición de la aplicación, vistas y lógica del MVP.</w:t>
+              <w:t>View React: composición visual, interacción y navegación.</w:t>
             </w:r>
           </w:p>
         </w:tc>
@@ -1414,6 +1414,321 @@
                 <w:color w:val="222222"/>
                 <w:sz w:val="18"/>
               </w:rPr>
+              <w:t>backend/BodegaNorte.Api/Controllers/</w:t>
+            </w:r>
+          </w:p>
+        </w:tc>
+        <w:tc>
+          <w:tcPr>
+            <w:tcW w:type="dxa" w:w="4320"/>
+            <w:shd w:fill="F7F9FB"/>
+            <w:tcBorders>
+              <w:top w:val="single" w:sz="4" w:space="0" w:color="D9D9D9"/>
+              <w:left w:val="single" w:sz="4" w:space="0" w:color="D9D9D9"/>
+              <w:bottom w:val="single" w:sz="4" w:space="0" w:color="D9D9D9"/>
+              <w:right w:val="single" w:sz="4" w:space="0" w:color="D9D9D9"/>
+              <w:insideH w:val="single" w:sz="4" w:space="0" w:color="D9D9D9"/>
+              <w:insideV w:val="single" w:sz="4" w:space="0" w:color="D9D9D9"/>
+            </w:tcBorders>
+            <w:tcMar>
+              <w:top w:w="80" w:type="dxa"/>
+              <w:start w:w="100" w:type="dxa"/>
+              <w:bottom w:w="80" w:type="dxa"/>
+              <w:end w:w="100" w:type="dxa"/>
+            </w:tcMar>
+            <w:vAlign w:val="center"/>
+          </w:tcPr>
+          <w:p>
+            <w:r>
+              <w:rPr>
+                <w:rFonts w:ascii="Arial" w:hAnsi="Arial"/>
+                <w:color w:val="222222"/>
+                <w:sz w:val="18"/>
+              </w:rPr>
+              <w:t>Controllers MVC para Home, productos, ventas y health.</w:t>
+            </w:r>
+          </w:p>
+        </w:tc>
+      </w:tr>
+      <w:tr>
+        <w:tc>
+          <w:tcPr>
+            <w:tcW w:type="dxa" w:w="4320"/>
+            <w:tcBorders>
+              <w:top w:val="single" w:sz="4" w:space="0" w:color="D9D9D9"/>
+              <w:left w:val="single" w:sz="4" w:space="0" w:color="D9D9D9"/>
+              <w:bottom w:val="single" w:sz="4" w:space="0" w:color="D9D9D9"/>
+              <w:right w:val="single" w:sz="4" w:space="0" w:color="D9D9D9"/>
+              <w:insideH w:val="single" w:sz="4" w:space="0" w:color="D9D9D9"/>
+              <w:insideV w:val="single" w:sz="4" w:space="0" w:color="D9D9D9"/>
+            </w:tcBorders>
+            <w:tcMar>
+              <w:top w:w="80" w:type="dxa"/>
+              <w:start w:w="100" w:type="dxa"/>
+              <w:bottom w:w="80" w:type="dxa"/>
+              <w:end w:w="100" w:type="dxa"/>
+            </w:tcMar>
+            <w:vAlign w:val="center"/>
+          </w:tcPr>
+          <w:p>
+            <w:r>
+              <w:rPr>
+                <w:rFonts w:ascii="Arial" w:hAnsi="Arial"/>
+                <w:color w:val="222222"/>
+                <w:sz w:val="18"/>
+              </w:rPr>
+              <w:t>backend/BodegaNorte.Api/Models/</w:t>
+            </w:r>
+          </w:p>
+        </w:tc>
+        <w:tc>
+          <w:tcPr>
+            <w:tcW w:type="dxa" w:w="4320"/>
+            <w:tcBorders>
+              <w:top w:val="single" w:sz="4" w:space="0" w:color="D9D9D9"/>
+              <w:left w:val="single" w:sz="4" w:space="0" w:color="D9D9D9"/>
+              <w:bottom w:val="single" w:sz="4" w:space="0" w:color="D9D9D9"/>
+              <w:right w:val="single" w:sz="4" w:space="0" w:color="D9D9D9"/>
+              <w:insideH w:val="single" w:sz="4" w:space="0" w:color="D9D9D9"/>
+              <w:insideV w:val="single" w:sz="4" w:space="0" w:color="D9D9D9"/>
+            </w:tcBorders>
+            <w:tcMar>
+              <w:top w:w="80" w:type="dxa"/>
+              <w:start w:w="100" w:type="dxa"/>
+              <w:bottom w:w="80" w:type="dxa"/>
+              <w:end w:w="100" w:type="dxa"/>
+            </w:tcMar>
+            <w:vAlign w:val="center"/>
+          </w:tcPr>
+          <w:p>
+            <w:r>
+              <w:rPr>
+                <w:rFonts w:ascii="Arial" w:hAnsi="Arial"/>
+                <w:color w:val="222222"/>
+                <w:sz w:val="18"/>
+              </w:rPr>
+              <w:t>Contratos de entrada y salida del Model.</w:t>
+            </w:r>
+          </w:p>
+        </w:tc>
+      </w:tr>
+      <w:tr>
+        <w:tc>
+          <w:tcPr>
+            <w:tcW w:type="dxa" w:w="4320"/>
+            <w:shd w:fill="F7F9FB"/>
+            <w:tcBorders>
+              <w:top w:val="single" w:sz="4" w:space="0" w:color="D9D9D9"/>
+              <w:left w:val="single" w:sz="4" w:space="0" w:color="D9D9D9"/>
+              <w:bottom w:val="single" w:sz="4" w:space="0" w:color="D9D9D9"/>
+              <w:right w:val="single" w:sz="4" w:space="0" w:color="D9D9D9"/>
+              <w:insideH w:val="single" w:sz="4" w:space="0" w:color="D9D9D9"/>
+              <w:insideV w:val="single" w:sz="4" w:space="0" w:color="D9D9D9"/>
+            </w:tcBorders>
+            <w:tcMar>
+              <w:top w:w="80" w:type="dxa"/>
+              <w:start w:w="100" w:type="dxa"/>
+              <w:bottom w:w="80" w:type="dxa"/>
+              <w:end w:w="100" w:type="dxa"/>
+            </w:tcMar>
+            <w:vAlign w:val="center"/>
+          </w:tcPr>
+          <w:p>
+            <w:r>
+              <w:rPr>
+                <w:rFonts w:ascii="Arial" w:hAnsi="Arial"/>
+                <w:color w:val="222222"/>
+                <w:sz w:val="18"/>
+              </w:rPr>
+              <w:t>backend/BodegaNorte.Api/Services/</w:t>
+            </w:r>
+          </w:p>
+        </w:tc>
+        <w:tc>
+          <w:tcPr>
+            <w:tcW w:type="dxa" w:w="4320"/>
+            <w:shd w:fill="F7F9FB"/>
+            <w:tcBorders>
+              <w:top w:val="single" w:sz="4" w:space="0" w:color="D9D9D9"/>
+              <w:left w:val="single" w:sz="4" w:space="0" w:color="D9D9D9"/>
+              <w:bottom w:val="single" w:sz="4" w:space="0" w:color="D9D9D9"/>
+              <w:right w:val="single" w:sz="4" w:space="0" w:color="D9D9D9"/>
+              <w:insideH w:val="single" w:sz="4" w:space="0" w:color="D9D9D9"/>
+              <w:insideV w:val="single" w:sz="4" w:space="0" w:color="D9D9D9"/>
+            </w:tcBorders>
+            <w:tcMar>
+              <w:top w:w="80" w:type="dxa"/>
+              <w:start w:w="100" w:type="dxa"/>
+              <w:bottom w:w="80" w:type="dxa"/>
+              <w:end w:w="100" w:type="dxa"/>
+            </w:tcMar>
+            <w:vAlign w:val="center"/>
+          </w:tcPr>
+          <w:p>
+            <w:r>
+              <w:rPr>
+                <w:rFonts w:ascii="Arial" w:hAnsi="Arial"/>
+                <w:color w:val="222222"/>
+                <w:sz w:val="18"/>
+              </w:rPr>
+              <w:t>Reglas de negocio de Bodega Norte.</w:t>
+            </w:r>
+          </w:p>
+        </w:tc>
+      </w:tr>
+      <w:tr>
+        <w:tc>
+          <w:tcPr>
+            <w:tcW w:type="dxa" w:w="4320"/>
+            <w:tcBorders>
+              <w:top w:val="single" w:sz="4" w:space="0" w:color="D9D9D9"/>
+              <w:left w:val="single" w:sz="4" w:space="0" w:color="D9D9D9"/>
+              <w:bottom w:val="single" w:sz="4" w:space="0" w:color="D9D9D9"/>
+              <w:right w:val="single" w:sz="4" w:space="0" w:color="D9D9D9"/>
+              <w:insideH w:val="single" w:sz="4" w:space="0" w:color="D9D9D9"/>
+              <w:insideV w:val="single" w:sz="4" w:space="0" w:color="D9D9D9"/>
+            </w:tcBorders>
+            <w:tcMar>
+              <w:top w:w="80" w:type="dxa"/>
+              <w:start w:w="100" w:type="dxa"/>
+              <w:bottom w:w="80" w:type="dxa"/>
+              <w:end w:w="100" w:type="dxa"/>
+            </w:tcMar>
+            <w:vAlign w:val="center"/>
+          </w:tcPr>
+          <w:p>
+            <w:r>
+              <w:rPr>
+                <w:rFonts w:ascii="Arial" w:hAnsi="Arial"/>
+                <w:color w:val="222222"/>
+                <w:sz w:val="18"/>
+              </w:rPr>
+              <w:t>backend/BodegaNorte.Api/Data/</w:t>
+            </w:r>
+          </w:p>
+        </w:tc>
+        <w:tc>
+          <w:tcPr>
+            <w:tcW w:type="dxa" w:w="4320"/>
+            <w:tcBorders>
+              <w:top w:val="single" w:sz="4" w:space="0" w:color="D9D9D9"/>
+              <w:left w:val="single" w:sz="4" w:space="0" w:color="D9D9D9"/>
+              <w:bottom w:val="single" w:sz="4" w:space="0" w:color="D9D9D9"/>
+              <w:right w:val="single" w:sz="4" w:space="0" w:color="D9D9D9"/>
+              <w:insideH w:val="single" w:sz="4" w:space="0" w:color="D9D9D9"/>
+              <w:insideV w:val="single" w:sz="4" w:space="0" w:color="D9D9D9"/>
+            </w:tcBorders>
+            <w:tcMar>
+              <w:top w:w="80" w:type="dxa"/>
+              <w:start w:w="100" w:type="dxa"/>
+              <w:bottom w:w="80" w:type="dxa"/>
+              <w:end w:w="100" w:type="dxa"/>
+            </w:tcMar>
+            <w:vAlign w:val="center"/>
+          </w:tcPr>
+          <w:p>
+            <w:r>
+              <w:rPr>
+                <w:rFonts w:ascii="Arial" w:hAnsi="Arial"/>
+                <w:color w:val="222222"/>
+                <w:sz w:val="18"/>
+              </w:rPr>
+              <w:t>Repositorio y transacciones SQL Server.</w:t>
+            </w:r>
+          </w:p>
+        </w:tc>
+      </w:tr>
+      <w:tr>
+        <w:tc>
+          <w:tcPr>
+            <w:tcW w:type="dxa" w:w="4320"/>
+            <w:shd w:fill="F7F9FB"/>
+            <w:tcBorders>
+              <w:top w:val="single" w:sz="4" w:space="0" w:color="D9D9D9"/>
+              <w:left w:val="single" w:sz="4" w:space="0" w:color="D9D9D9"/>
+              <w:bottom w:val="single" w:sz="4" w:space="0" w:color="D9D9D9"/>
+              <w:right w:val="single" w:sz="4" w:space="0" w:color="D9D9D9"/>
+              <w:insideH w:val="single" w:sz="4" w:space="0" w:color="D9D9D9"/>
+              <w:insideV w:val="single" w:sz="4" w:space="0" w:color="D9D9D9"/>
+            </w:tcBorders>
+            <w:tcMar>
+              <w:top w:w="80" w:type="dxa"/>
+              <w:start w:w="100" w:type="dxa"/>
+              <w:bottom w:w="80" w:type="dxa"/>
+              <w:end w:w="100" w:type="dxa"/>
+            </w:tcMar>
+            <w:vAlign w:val="center"/>
+          </w:tcPr>
+          <w:p>
+            <w:r>
+              <w:rPr>
+                <w:rFonts w:ascii="Arial" w:hAnsi="Arial"/>
+                <w:color w:val="222222"/>
+                <w:sz w:val="18"/>
+              </w:rPr>
+              <w:t>backend/BodegaNorte.Api/Views/</w:t>
+            </w:r>
+          </w:p>
+        </w:tc>
+        <w:tc>
+          <w:tcPr>
+            <w:tcW w:type="dxa" w:w="4320"/>
+            <w:shd w:fill="F7F9FB"/>
+            <w:tcBorders>
+              <w:top w:val="single" w:sz="4" w:space="0" w:color="D9D9D9"/>
+              <w:left w:val="single" w:sz="4" w:space="0" w:color="D9D9D9"/>
+              <w:bottom w:val="single" w:sz="4" w:space="0" w:color="D9D9D9"/>
+              <w:right w:val="single" w:sz="4" w:space="0" w:color="D9D9D9"/>
+              <w:insideH w:val="single" w:sz="4" w:space="0" w:color="D9D9D9"/>
+              <w:insideV w:val="single" w:sz="4" w:space="0" w:color="D9D9D9"/>
+            </w:tcBorders>
+            <w:tcMar>
+              <w:top w:w="80" w:type="dxa"/>
+              <w:start w:w="100" w:type="dxa"/>
+              <w:bottom w:w="80" w:type="dxa"/>
+              <w:end w:w="100" w:type="dxa"/>
+            </w:tcMar>
+            <w:vAlign w:val="center"/>
+          </w:tcPr>
+          <w:p>
+            <w:r>
+              <w:rPr>
+                <w:rFonts w:ascii="Arial" w:hAnsi="Arial"/>
+                <w:color w:val="222222"/>
+                <w:sz w:val="18"/>
+              </w:rPr>
+              <w:t>Vista host MVC para la aplicación React.</w:t>
+            </w:r>
+          </w:p>
+        </w:tc>
+      </w:tr>
+      <w:tr>
+        <w:tc>
+          <w:tcPr>
+            <w:tcW w:type="dxa" w:w="4320"/>
+            <w:tcBorders>
+              <w:top w:val="single" w:sz="4" w:space="0" w:color="D9D9D9"/>
+              <w:left w:val="single" w:sz="4" w:space="0" w:color="D9D9D9"/>
+              <w:bottom w:val="single" w:sz="4" w:space="0" w:color="D9D9D9"/>
+              <w:right w:val="single" w:sz="4" w:space="0" w:color="D9D9D9"/>
+              <w:insideH w:val="single" w:sz="4" w:space="0" w:color="D9D9D9"/>
+              <w:insideV w:val="single" w:sz="4" w:space="0" w:color="D9D9D9"/>
+            </w:tcBorders>
+            <w:tcMar>
+              <w:top w:w="80" w:type="dxa"/>
+              <w:start w:w="100" w:type="dxa"/>
+              <w:bottom w:w="80" w:type="dxa"/>
+              <w:end w:w="100" w:type="dxa"/>
+            </w:tcMar>
+            <w:vAlign w:val="center"/>
+          </w:tcPr>
+          <w:p>
+            <w:r>
+              <w:rPr>
+                <w:rFonts w:ascii="Arial" w:hAnsi="Arial"/>
+                <w:color w:val="222222"/>
+                <w:sz w:val="18"/>
+              </w:rPr>
               <w:t>database/schema.sql</w:t>
             </w:r>
           </w:p>
@@ -1421,7 +1736,6 @@
         <w:tc>
           <w:tcPr>
             <w:tcW w:type="dxa" w:w="4320"/>
-            <w:shd w:fill="F7F9FB"/>
             <w:tcBorders>
               <w:top w:val="single" w:sz="4" w:space="0" w:color="D9D9D9"/>
               <w:left w:val="single" w:sz="4" w:space="0" w:color="D9D9D9"/>
@@ -1454,6 +1768,7 @@
         <w:tc>
           <w:tcPr>
             <w:tcW w:type="dxa" w:w="4320"/>
+            <w:shd w:fill="F7F9FB"/>
             <w:tcBorders>
               <w:top w:val="single" w:sz="4" w:space="0" w:color="D9D9D9"/>
               <w:left w:val="single" w:sz="4" w:space="0" w:color="D9D9D9"/>
@@ -1484,6 +1799,7 @@
         <w:tc>
           <w:tcPr>
             <w:tcW w:type="dxa" w:w="4320"/>
+            <w:shd w:fill="F7F9FB"/>
             <w:tcBorders>
               <w:top w:val="single" w:sz="4" w:space="0" w:color="D9D9D9"/>
               <w:left w:val="single" w:sz="4" w:space="0" w:color="D9D9D9"/>
@@ -1516,7 +1832,6 @@
         <w:tc>
           <w:tcPr>
             <w:tcW w:type="dxa" w:w="4320"/>
-            <w:shd w:fill="F7F9FB"/>
             <w:tcBorders>
               <w:top w:val="single" w:sz="4" w:space="0" w:color="D9D9D9"/>
               <w:left w:val="single" w:sz="4" w:space="0" w:color="D9D9D9"/>
@@ -1547,7 +1862,6 @@
         <w:tc>
           <w:tcPr>
             <w:tcW w:type="dxa" w:w="4320"/>
-            <w:shd w:fill="F7F9FB"/>
             <w:tcBorders>
               <w:top w:val="single" w:sz="4" w:space="0" w:color="D9D9D9"/>
               <w:left w:val="single" w:sz="4" w:space="0" w:color="D9D9D9"/>
@@ -1580,6 +1894,7 @@
         <w:tc>
           <w:tcPr>
             <w:tcW w:type="dxa" w:w="4320"/>
+            <w:shd w:fill="F7F9FB"/>
             <w:tcBorders>
               <w:top w:val="single" w:sz="4" w:space="0" w:color="D9D9D9"/>
               <w:left w:val="single" w:sz="4" w:space="0" w:color="D9D9D9"/>
@@ -1610,6 +1925,7 @@
         <w:tc>
           <w:tcPr>
             <w:tcW w:type="dxa" w:w="4320"/>
+            <w:shd w:fill="F7F9FB"/>
             <w:tcBorders>
               <w:top w:val="single" w:sz="4" w:space="0" w:color="D9D9D9"/>
               <w:left w:val="single" w:sz="4" w:space="0" w:color="D9D9D9"/>
@@ -2290,7 +2606,7 @@
         <w:pStyle w:val="Heading1"/>
       </w:pPr>
       <w:r>
-        <w:t>5. Migración a SQL Server</w:t>
+        <w:t>5. Ejecución y evolución MVC</w:t>
       </w:r>
     </w:p>
     <w:p>
@@ -2298,7 +2614,7 @@
         <w:pStyle w:val="ListNumber"/>
       </w:pPr>
       <w:r>
-        <w:t>Crear la base según database/schema.sql.</w:t>
+        <w:t>Crear la base según database/schema.sql y database/seed.sql.</w:t>
       </w:r>
     </w:p>
     <w:p>
@@ -2306,7 +2622,7 @@
         <w:pStyle w:val="ListNumber"/>
       </w:pPr>
       <w:r>
-        <w:t>Implementar API con endpoints autenticados para productos, ventas, stock y reportes.</w:t>
+        <w:t>Ejecutar pnpm run build:visualstudio para generar la View React en wwwroot.</w:t>
       </w:r>
     </w:p>
     <w:p>
@@ -2314,7 +2630,7 @@
         <w:pStyle w:val="ListNumber"/>
       </w:pPr>
       <w:r>
-        <w:t>Mover las operaciones de cálculo de stock al servidor dentro de una transacción.</w:t>
+        <w:t>Abrir backend/BodegaNorte.sln y ejecutar BodegaNorte.Api desde Visual Studio.</w:t>
       </w:r>
     </w:p>
     <w:p>
@@ -2322,7 +2638,7 @@
         <w:pStyle w:val="ListNumber"/>
       </w:pPr>
       <w:r>
-        <w:t>Agregar índices para búsqueda por nombre, categoría y fecha.</w:t>
+        <w:t>Mantener las reglas de stock y el registro de venta en BodegaService/Repository dentro de una transacción.</w:t>
       </w:r>
     </w:p>
     <w:p>
@@ -2330,7 +2646,7 @@
         <w:pStyle w:val="ListNumber"/>
       </w:pPr>
       <w:r>
-        <w:t>Implementar auditoría de movimientos y control de concurrencia.</w:t>
+        <w:t>Agregar autenticación, roles, auditoría y control de concurrencia en Controllers y Services.</w:t>
       </w:r>
     </w:p>
     <w:p>
@@ -2338,7 +2654,7 @@
         <w:pStyle w:val="ListNumber"/>
       </w:pPr>
       <w:r>
-        <w:t>Cambiar el frontend para consumir VITE_API_BASE_URL y manejar estados de carga y error.</w:t>
+        <w:t>Extender los Models y Controllers para nuevos módulos sin mezclar SQL con la View.</w:t>
       </w:r>
     </w:p>
     <w:p>

--- a/docs/word/07_Manual_Tecnico.docx
+++ b/docs/word/07_Manual_Tecnico.docx
@@ -2,9 +2,6 @@
 <file path=word/document.xml><?xml version="1.0" encoding="utf-8"?>
 <w:document xmlns:wpc="http://schemas.microsoft.com/office/word/2010/wordprocessingCanvas" xmlns:mo="http://schemas.microsoft.com/office/mac/office/2008/main" xmlns:mc="http://schemas.openxmlformats.org/markup-compatibility/2006" xmlns:mv="urn:schemas-microsoft-com:mac:vml" xmlns:o="urn:schemas-microsoft-com:office:office" xmlns:r="http://schemas.openxmlformats.org/officeDocument/2006/relationships" xmlns:m="http://schemas.openxmlformats.org/officeDocument/2006/math" xmlns:v="urn:schemas-microsoft-com:vml" xmlns:wp14="http://schemas.microsoft.com/office/word/2010/wordprocessingDrawing" xmlns:wp="http://schemas.openxmlformats.org/drawingml/2006/wordprocessingDrawing" xmlns:w10="urn:schemas-microsoft-com:office:word" xmlns:w="http://schemas.openxmlformats.org/wordprocessingml/2006/main" xmlns:w14="http://schemas.microsoft.com/office/word/2010/wordml" xmlns:wpg="http://schemas.microsoft.com/office/word/2010/wordprocessingGroup" xmlns:wpi="http://schemas.microsoft.com/office/word/2010/wordprocessingInk" xmlns:wne="http://schemas.microsoft.com/office/word/2006/wordml" xmlns:wps="http://schemas.microsoft.com/office/word/2010/wordprocessingShape" mc:Ignorable="w14 wp14">
   <w:body>
-    <w:p>
-      <w:pPr/>
-    </w:p>
     <w:p>
       <w:pPr/>
     </w:p>
@@ -14,6 +11,25 @@
         <w:jc w:val="center"/>
       </w:pPr>
       <w:r>
+        <w:rPr>
+          <w:rFonts w:ascii="Arial" w:hAnsi="Arial" w:eastAsia="Arial"/>
+          <w:b/>
+          <w:color w:val="000000"/>
+          <w:sz w:val="22"/>
+        </w:rPr>
+        <w:t>BODEGA NORTE</w:t>
+      </w:r>
+    </w:p>
+    <w:p>
+      <w:pPr>
+        <w:jc w:val="center"/>
+      </w:pPr>
+      <w:r>
+        <w:rPr>
+          <w:rFonts w:ascii="Arial" w:hAnsi="Arial" w:eastAsia="Arial"/>
+          <w:color w:val="000000"/>
+          <w:sz w:val="22"/>
+        </w:rPr>
         <w:t>Manual técnico</w:t>
       </w:r>
     </w:p>
@@ -23,11 +39,12 @@
       </w:pPr>
       <w:r>
         <w:rPr>
-          <w:rFonts w:ascii="Arial" w:hAnsi="Arial"/>
-          <w:color w:val="1F4E79"/>
-          <w:sz w:val="24"/>
+          <w:rFonts w:ascii="Arial" w:hAnsi="Arial" w:eastAsia="Arial"/>
+          <w:b/>
+          <w:color w:val="000000"/>
+          <w:sz w:val="22"/>
         </w:rPr>
-        <w:t>Sistema de inventario y ventas para la bodega Bodega Norte</w:t>
+        <w:t>Experiencias Formativas en Situaciones Reales de Trabajo III (EFSR14908)</w:t>
       </w:r>
     </w:p>
     <w:p>
@@ -36,561 +53,106 @@
       </w:pPr>
       <w:r>
         <w:rPr>
-          <w:rFonts w:ascii="Arial" w:hAnsi="Arial"/>
-          <w:b/>
-          <w:color w:val="10294B"/>
+          <w:rFonts w:ascii="Arial" w:hAnsi="Arial" w:eastAsia="Arial"/>
+          <w:color w:val="000000"/>
           <w:sz w:val="22"/>
         </w:rPr>
-        <w:t>DOCUMENTO ACADÉMICO EDITABLE</w:t>
+        <w:t>Judith Jenny Jimenez Monago</w:t>
       </w:r>
     </w:p>
-    <w:p/>
-    <w:tbl>
-      <w:tblPr>
-        <w:tblW w:type="auto" w:w="0"/>
-        <w:jc w:val="center"/>
-        <w:tblLayout w:type="autofit"/>
-        <w:tblLook w:firstColumn="1" w:firstRow="1" w:lastColumn="0" w:lastRow="0" w:noHBand="0" w:noVBand="1" w:val="04A0"/>
-      </w:tblPr>
-      <w:tblGrid>
-        <w:gridCol w:w="4320"/>
-        <w:gridCol w:w="4320"/>
-      </w:tblGrid>
-      <w:tr>
-        <w:tc>
-          <w:tcPr>
-            <w:tcW w:type="dxa" w:w="4320"/>
-            <w:shd w:fill="EAF0F6"/>
-            <w:tcBorders>
-              <w:top w:val="single" w:sz="4" w:space="0" w:color="D9D9D9"/>
-              <w:left w:val="single" w:sz="4" w:space="0" w:color="D9D9D9"/>
-              <w:bottom w:val="single" w:sz="4" w:space="0" w:color="D9D9D9"/>
-              <w:right w:val="single" w:sz="4" w:space="0" w:color="D9D9D9"/>
-              <w:insideH w:val="single" w:sz="4" w:space="0" w:color="D9D9D9"/>
-              <w:insideV w:val="single" w:sz="4" w:space="0" w:color="D9D9D9"/>
-            </w:tcBorders>
-            <w:tcMar>
-              <w:top w:w="80" w:type="dxa"/>
-              <w:start w:w="100" w:type="dxa"/>
-              <w:bottom w:w="80" w:type="dxa"/>
-              <w:end w:w="100" w:type="dxa"/>
-            </w:tcMar>
-            <w:vAlign w:val="center"/>
-          </w:tcPr>
-          <w:p>
-            <w:r>
-              <w:rPr>
-                <w:rFonts w:ascii="Arial" w:hAnsi="Arial"/>
-                <w:b/>
-                <w:color w:val="10294B"/>
-                <w:sz w:val="20"/>
-              </w:rPr>
-              <w:t>Curso</w:t>
-            </w:r>
-          </w:p>
-        </w:tc>
-        <w:tc>
-          <w:tcPr>
-            <w:tcW w:type="dxa" w:w="4320"/>
-            <w:tcBorders>
-              <w:top w:val="single" w:sz="4" w:space="0" w:color="D9D9D9"/>
-              <w:left w:val="single" w:sz="4" w:space="0" w:color="D9D9D9"/>
-              <w:bottom w:val="single" w:sz="4" w:space="0" w:color="D9D9D9"/>
-              <w:right w:val="single" w:sz="4" w:space="0" w:color="D9D9D9"/>
-              <w:insideH w:val="single" w:sz="4" w:space="0" w:color="D9D9D9"/>
-              <w:insideV w:val="single" w:sz="4" w:space="0" w:color="D9D9D9"/>
-            </w:tcBorders>
-            <w:tcMar>
-              <w:top w:w="80" w:type="dxa"/>
-              <w:start w:w="100" w:type="dxa"/>
-              <w:bottom w:w="80" w:type="dxa"/>
-              <w:end w:w="100" w:type="dxa"/>
-            </w:tcMar>
-            <w:vAlign w:val="center"/>
-          </w:tcPr>
-          <w:p>
-            <w:r>
-              <w:rPr>
-                <w:rFonts w:ascii="Arial" w:hAnsi="Arial"/>
-                <w:sz w:val="20"/>
-              </w:rPr>
-              <w:t>EFSR14908 – Experiencia Formativa en Situación Real de Trabajo</w:t>
-            </w:r>
-          </w:p>
-        </w:tc>
-      </w:tr>
-      <w:tr>
-        <w:tc>
-          <w:tcPr>
-            <w:tcW w:type="dxa" w:w="4320"/>
-            <w:shd w:fill="EAF0F6"/>
-            <w:tcBorders>
-              <w:top w:val="single" w:sz="4" w:space="0" w:color="D9D9D9"/>
-              <w:left w:val="single" w:sz="4" w:space="0" w:color="D9D9D9"/>
-              <w:bottom w:val="single" w:sz="4" w:space="0" w:color="D9D9D9"/>
-              <w:right w:val="single" w:sz="4" w:space="0" w:color="D9D9D9"/>
-              <w:insideH w:val="single" w:sz="4" w:space="0" w:color="D9D9D9"/>
-              <w:insideV w:val="single" w:sz="4" w:space="0" w:color="D9D9D9"/>
-            </w:tcBorders>
-            <w:tcMar>
-              <w:top w:w="80" w:type="dxa"/>
-              <w:start w:w="100" w:type="dxa"/>
-              <w:bottom w:w="80" w:type="dxa"/>
-              <w:end w:w="100" w:type="dxa"/>
-            </w:tcMar>
-            <w:vAlign w:val="center"/>
-          </w:tcPr>
-          <w:p>
-            <w:r>
-              <w:rPr>
-                <w:rFonts w:ascii="Arial" w:hAnsi="Arial"/>
-                <w:b/>
-                <w:color w:val="10294B"/>
-                <w:sz w:val="20"/>
-              </w:rPr>
-              <w:t>Docente</w:t>
-            </w:r>
-          </w:p>
-        </w:tc>
-        <w:tc>
-          <w:tcPr>
-            <w:tcW w:type="dxa" w:w="4320"/>
-            <w:tcBorders>
-              <w:top w:val="single" w:sz="4" w:space="0" w:color="D9D9D9"/>
-              <w:left w:val="single" w:sz="4" w:space="0" w:color="D9D9D9"/>
-              <w:bottom w:val="single" w:sz="4" w:space="0" w:color="D9D9D9"/>
-              <w:right w:val="single" w:sz="4" w:space="0" w:color="D9D9D9"/>
-              <w:insideH w:val="single" w:sz="4" w:space="0" w:color="D9D9D9"/>
-              <w:insideV w:val="single" w:sz="4" w:space="0" w:color="D9D9D9"/>
-            </w:tcBorders>
-            <w:tcMar>
-              <w:top w:w="80" w:type="dxa"/>
-              <w:start w:w="100" w:type="dxa"/>
-              <w:bottom w:w="80" w:type="dxa"/>
-              <w:end w:w="100" w:type="dxa"/>
-            </w:tcMar>
-            <w:vAlign w:val="center"/>
-          </w:tcPr>
-          <w:p>
-            <w:r>
-              <w:rPr>
-                <w:rFonts w:ascii="Arial" w:hAnsi="Arial"/>
-                <w:sz w:val="20"/>
-              </w:rPr>
-              <w:t>Judith Jiménez Monago</w:t>
-            </w:r>
-          </w:p>
-        </w:tc>
-      </w:tr>
-      <w:tr>
-        <w:tc>
-          <w:tcPr>
-            <w:tcW w:type="dxa" w:w="4320"/>
-            <w:shd w:fill="EAF0F6"/>
-            <w:tcBorders>
-              <w:top w:val="single" w:sz="4" w:space="0" w:color="D9D9D9"/>
-              <w:left w:val="single" w:sz="4" w:space="0" w:color="D9D9D9"/>
-              <w:bottom w:val="single" w:sz="4" w:space="0" w:color="D9D9D9"/>
-              <w:right w:val="single" w:sz="4" w:space="0" w:color="D9D9D9"/>
-              <w:insideH w:val="single" w:sz="4" w:space="0" w:color="D9D9D9"/>
-              <w:insideV w:val="single" w:sz="4" w:space="0" w:color="D9D9D9"/>
-            </w:tcBorders>
-            <w:tcMar>
-              <w:top w:w="80" w:type="dxa"/>
-              <w:start w:w="100" w:type="dxa"/>
-              <w:bottom w:w="80" w:type="dxa"/>
-              <w:end w:w="100" w:type="dxa"/>
-            </w:tcMar>
-            <w:vAlign w:val="center"/>
-          </w:tcPr>
-          <w:p>
-            <w:r>
-              <w:rPr>
-                <w:rFonts w:ascii="Arial" w:hAnsi="Arial"/>
-                <w:b/>
-                <w:color w:val="10294B"/>
-                <w:sz w:val="20"/>
-              </w:rPr>
-              <w:t>Periodo</w:t>
-            </w:r>
-          </w:p>
-        </w:tc>
-        <w:tc>
-          <w:tcPr>
-            <w:tcW w:type="dxa" w:w="4320"/>
-            <w:tcBorders>
-              <w:top w:val="single" w:sz="4" w:space="0" w:color="D9D9D9"/>
-              <w:left w:val="single" w:sz="4" w:space="0" w:color="D9D9D9"/>
-              <w:bottom w:val="single" w:sz="4" w:space="0" w:color="D9D9D9"/>
-              <w:right w:val="single" w:sz="4" w:space="0" w:color="D9D9D9"/>
-              <w:insideH w:val="single" w:sz="4" w:space="0" w:color="D9D9D9"/>
-              <w:insideV w:val="single" w:sz="4" w:space="0" w:color="D9D9D9"/>
-            </w:tcBorders>
-            <w:tcMar>
-              <w:top w:w="80" w:type="dxa"/>
-              <w:start w:w="100" w:type="dxa"/>
-              <w:bottom w:w="80" w:type="dxa"/>
-              <w:end w:w="100" w:type="dxa"/>
-            </w:tcMar>
-            <w:vAlign w:val="center"/>
-          </w:tcPr>
-          <w:p>
-            <w:r>
-              <w:rPr>
-                <w:rFonts w:ascii="Arial" w:hAnsi="Arial"/>
-                <w:sz w:val="20"/>
-              </w:rPr>
-              <w:t>Periodo académico 2026</w:t>
-            </w:r>
-          </w:p>
-        </w:tc>
-      </w:tr>
-      <w:tr>
-        <w:tc>
-          <w:tcPr>
-            <w:tcW w:type="dxa" w:w="4320"/>
-            <w:shd w:fill="EAF0F6"/>
-            <w:tcBorders>
-              <w:top w:val="single" w:sz="4" w:space="0" w:color="D9D9D9"/>
-              <w:left w:val="single" w:sz="4" w:space="0" w:color="D9D9D9"/>
-              <w:bottom w:val="single" w:sz="4" w:space="0" w:color="D9D9D9"/>
-              <w:right w:val="single" w:sz="4" w:space="0" w:color="D9D9D9"/>
-              <w:insideH w:val="single" w:sz="4" w:space="0" w:color="D9D9D9"/>
-              <w:insideV w:val="single" w:sz="4" w:space="0" w:color="D9D9D9"/>
-            </w:tcBorders>
-            <w:tcMar>
-              <w:top w:w="80" w:type="dxa"/>
-              <w:start w:w="100" w:type="dxa"/>
-              <w:bottom w:w="80" w:type="dxa"/>
-              <w:end w:w="100" w:type="dxa"/>
-            </w:tcMar>
-            <w:vAlign w:val="center"/>
-          </w:tcPr>
-          <w:p>
-            <w:r>
-              <w:rPr>
-                <w:rFonts w:ascii="Arial" w:hAnsi="Arial"/>
-                <w:b/>
-                <w:color w:val="10294B"/>
-                <w:sz w:val="20"/>
-              </w:rPr>
-              <w:t>Entregable</w:t>
-            </w:r>
-          </w:p>
-        </w:tc>
-        <w:tc>
-          <w:tcPr>
-            <w:tcW w:type="dxa" w:w="4320"/>
-            <w:tcBorders>
-              <w:top w:val="single" w:sz="4" w:space="0" w:color="D9D9D9"/>
-              <w:left w:val="single" w:sz="4" w:space="0" w:color="D9D9D9"/>
-              <w:bottom w:val="single" w:sz="4" w:space="0" w:color="D9D9D9"/>
-              <w:right w:val="single" w:sz="4" w:space="0" w:color="D9D9D9"/>
-              <w:insideH w:val="single" w:sz="4" w:space="0" w:color="D9D9D9"/>
-              <w:insideV w:val="single" w:sz="4" w:space="0" w:color="D9D9D9"/>
-            </w:tcBorders>
-            <w:tcMar>
-              <w:top w:w="80" w:type="dxa"/>
-              <w:start w:w="100" w:type="dxa"/>
-              <w:bottom w:w="80" w:type="dxa"/>
-              <w:end w:w="100" w:type="dxa"/>
-            </w:tcMar>
-            <w:vAlign w:val="center"/>
-          </w:tcPr>
-          <w:p>
-            <w:r>
-              <w:rPr>
-                <w:rFonts w:ascii="Arial" w:hAnsi="Arial"/>
-                <w:sz w:val="20"/>
-              </w:rPr>
-              <w:t>Arquitectura, componentes y evolución de Bodega Norte</w:t>
-            </w:r>
-          </w:p>
-        </w:tc>
-      </w:tr>
-      <w:tr>
-        <w:tc>
-          <w:tcPr>
-            <w:tcW w:type="dxa" w:w="4320"/>
-            <w:shd w:fill="EAF0F6"/>
-            <w:tcBorders>
-              <w:top w:val="single" w:sz="4" w:space="0" w:color="D9D9D9"/>
-              <w:left w:val="single" w:sz="4" w:space="0" w:color="D9D9D9"/>
-              <w:bottom w:val="single" w:sz="4" w:space="0" w:color="D9D9D9"/>
-              <w:right w:val="single" w:sz="4" w:space="0" w:color="D9D9D9"/>
-              <w:insideH w:val="single" w:sz="4" w:space="0" w:color="D9D9D9"/>
-              <w:insideV w:val="single" w:sz="4" w:space="0" w:color="D9D9D9"/>
-            </w:tcBorders>
-            <w:tcMar>
-              <w:top w:w="80" w:type="dxa"/>
-              <w:start w:w="100" w:type="dxa"/>
-              <w:bottom w:w="80" w:type="dxa"/>
-              <w:end w:w="100" w:type="dxa"/>
-            </w:tcMar>
-            <w:vAlign w:val="center"/>
-          </w:tcPr>
-          <w:p>
-            <w:r>
-              <w:rPr>
-                <w:rFonts w:ascii="Arial" w:hAnsi="Arial"/>
-                <w:b/>
-                <w:color w:val="10294B"/>
-                <w:sz w:val="20"/>
-              </w:rPr>
-              <w:t>Estudiante / integrantes</w:t>
-            </w:r>
-          </w:p>
-        </w:tc>
-        <w:tc>
-          <w:tcPr>
-            <w:tcW w:type="dxa" w:w="4320"/>
-            <w:tcBorders>
-              <w:top w:val="single" w:sz="4" w:space="0" w:color="D9D9D9"/>
-              <w:left w:val="single" w:sz="4" w:space="0" w:color="D9D9D9"/>
-              <w:bottom w:val="single" w:sz="4" w:space="0" w:color="D9D9D9"/>
-              <w:right w:val="single" w:sz="4" w:space="0" w:color="D9D9D9"/>
-              <w:insideH w:val="single" w:sz="4" w:space="0" w:color="D9D9D9"/>
-              <w:insideV w:val="single" w:sz="4" w:space="0" w:color="D9D9D9"/>
-            </w:tcBorders>
-            <w:tcMar>
-              <w:top w:w="80" w:type="dxa"/>
-              <w:start w:w="100" w:type="dxa"/>
-              <w:bottom w:w="80" w:type="dxa"/>
-              <w:end w:w="100" w:type="dxa"/>
-            </w:tcMar>
-            <w:vAlign w:val="center"/>
-          </w:tcPr>
-          <w:p>
-            <w:r>
-              <w:rPr>
-                <w:rFonts w:ascii="Arial" w:hAnsi="Arial"/>
-                <w:sz w:val="20"/>
-              </w:rPr>
-              <w:t>[Completar]</w:t>
-            </w:r>
-          </w:p>
-        </w:tc>
-      </w:tr>
-      <w:tr>
-        <w:tc>
-          <w:tcPr>
-            <w:tcW w:type="dxa" w:w="4320"/>
-            <w:shd w:fill="EAF0F6"/>
-            <w:tcBorders>
-              <w:top w:val="single" w:sz="4" w:space="0" w:color="D9D9D9"/>
-              <w:left w:val="single" w:sz="4" w:space="0" w:color="D9D9D9"/>
-              <w:bottom w:val="single" w:sz="4" w:space="0" w:color="D9D9D9"/>
-              <w:right w:val="single" w:sz="4" w:space="0" w:color="D9D9D9"/>
-              <w:insideH w:val="single" w:sz="4" w:space="0" w:color="D9D9D9"/>
-              <w:insideV w:val="single" w:sz="4" w:space="0" w:color="D9D9D9"/>
-            </w:tcBorders>
-            <w:tcMar>
-              <w:top w:w="80" w:type="dxa"/>
-              <w:start w:w="100" w:type="dxa"/>
-              <w:bottom w:w="80" w:type="dxa"/>
-              <w:end w:w="100" w:type="dxa"/>
-            </w:tcMar>
-            <w:vAlign w:val="center"/>
-          </w:tcPr>
-          <w:p>
-            <w:r>
-              <w:rPr>
-                <w:rFonts w:ascii="Arial" w:hAnsi="Arial"/>
-                <w:b/>
-                <w:color w:val="10294B"/>
-                <w:sz w:val="20"/>
-              </w:rPr>
-              <w:t>Coordinador del proyecto</w:t>
-            </w:r>
-          </w:p>
-        </w:tc>
-        <w:tc>
-          <w:tcPr>
-            <w:tcW w:type="dxa" w:w="4320"/>
-            <w:tcBorders>
-              <w:top w:val="single" w:sz="4" w:space="0" w:color="D9D9D9"/>
-              <w:left w:val="single" w:sz="4" w:space="0" w:color="D9D9D9"/>
-              <w:bottom w:val="single" w:sz="4" w:space="0" w:color="D9D9D9"/>
-              <w:right w:val="single" w:sz="4" w:space="0" w:color="D9D9D9"/>
-              <w:insideH w:val="single" w:sz="4" w:space="0" w:color="D9D9D9"/>
-              <w:insideV w:val="single" w:sz="4" w:space="0" w:color="D9D9D9"/>
-            </w:tcBorders>
-            <w:tcMar>
-              <w:top w:w="80" w:type="dxa"/>
-              <w:start w:w="100" w:type="dxa"/>
-              <w:bottom w:w="80" w:type="dxa"/>
-              <w:end w:w="100" w:type="dxa"/>
-            </w:tcMar>
-            <w:vAlign w:val="center"/>
-          </w:tcPr>
-          <w:p>
-            <w:r>
-              <w:rPr>
-                <w:rFonts w:ascii="Arial" w:hAnsi="Arial"/>
-                <w:sz w:val="20"/>
-              </w:rPr>
-              <w:t>[Completar]</w:t>
-            </w:r>
-          </w:p>
-        </w:tc>
-      </w:tr>
-      <w:tr>
-        <w:tc>
-          <w:tcPr>
-            <w:tcW w:type="dxa" w:w="4320"/>
-            <w:shd w:fill="EAF0F6"/>
-            <w:tcBorders>
-              <w:top w:val="single" w:sz="4" w:space="0" w:color="D9D9D9"/>
-              <w:left w:val="single" w:sz="4" w:space="0" w:color="D9D9D9"/>
-              <w:bottom w:val="single" w:sz="4" w:space="0" w:color="D9D9D9"/>
-              <w:right w:val="single" w:sz="4" w:space="0" w:color="D9D9D9"/>
-              <w:insideH w:val="single" w:sz="4" w:space="0" w:color="D9D9D9"/>
-              <w:insideV w:val="single" w:sz="4" w:space="0" w:color="D9D9D9"/>
-            </w:tcBorders>
-            <w:tcMar>
-              <w:top w:w="80" w:type="dxa"/>
-              <w:start w:w="100" w:type="dxa"/>
-              <w:bottom w:w="80" w:type="dxa"/>
-              <w:end w:w="100" w:type="dxa"/>
-            </w:tcMar>
-            <w:vAlign w:val="center"/>
-          </w:tcPr>
-          <w:p>
-            <w:r>
-              <w:rPr>
-                <w:rFonts w:ascii="Arial" w:hAnsi="Arial"/>
-                <w:b/>
-                <w:color w:val="10294B"/>
-                <w:sz w:val="20"/>
-              </w:rPr>
-              <w:t>Institución / bodega</w:t>
-            </w:r>
-          </w:p>
-        </w:tc>
-        <w:tc>
-          <w:tcPr>
-            <w:tcW w:type="dxa" w:w="4320"/>
-            <w:tcBorders>
-              <w:top w:val="single" w:sz="4" w:space="0" w:color="D9D9D9"/>
-              <w:left w:val="single" w:sz="4" w:space="0" w:color="D9D9D9"/>
-              <w:bottom w:val="single" w:sz="4" w:space="0" w:color="D9D9D9"/>
-              <w:right w:val="single" w:sz="4" w:space="0" w:color="D9D9D9"/>
-              <w:insideH w:val="single" w:sz="4" w:space="0" w:color="D9D9D9"/>
-              <w:insideV w:val="single" w:sz="4" w:space="0" w:color="D9D9D9"/>
-            </w:tcBorders>
-            <w:tcMar>
-              <w:top w:w="80" w:type="dxa"/>
-              <w:start w:w="100" w:type="dxa"/>
-              <w:bottom w:w="80" w:type="dxa"/>
-              <w:end w:w="100" w:type="dxa"/>
-            </w:tcMar>
-            <w:vAlign w:val="center"/>
-          </w:tcPr>
-          <w:p>
-            <w:r>
-              <w:rPr>
-                <w:rFonts w:ascii="Arial" w:hAnsi="Arial"/>
-                <w:sz w:val="20"/>
-              </w:rPr>
-              <w:t>Bodega Norte – [completar ubicación]</w:t>
-            </w:r>
-          </w:p>
-        </w:tc>
-      </w:tr>
-      <w:tr>
-        <w:tc>
-          <w:tcPr>
-            <w:tcW w:type="dxa" w:w="4320"/>
-            <w:shd w:fill="EAF0F6"/>
-            <w:tcBorders>
-              <w:top w:val="single" w:sz="4" w:space="0" w:color="D9D9D9"/>
-              <w:left w:val="single" w:sz="4" w:space="0" w:color="D9D9D9"/>
-              <w:bottom w:val="single" w:sz="4" w:space="0" w:color="D9D9D9"/>
-              <w:right w:val="single" w:sz="4" w:space="0" w:color="D9D9D9"/>
-              <w:insideH w:val="single" w:sz="4" w:space="0" w:color="D9D9D9"/>
-              <w:insideV w:val="single" w:sz="4" w:space="0" w:color="D9D9D9"/>
-            </w:tcBorders>
-            <w:tcMar>
-              <w:top w:w="80" w:type="dxa"/>
-              <w:start w:w="100" w:type="dxa"/>
-              <w:bottom w:w="80" w:type="dxa"/>
-              <w:end w:w="100" w:type="dxa"/>
-            </w:tcMar>
-            <w:vAlign w:val="center"/>
-          </w:tcPr>
-          <w:p>
-            <w:r>
-              <w:rPr>
-                <w:rFonts w:ascii="Arial" w:hAnsi="Arial"/>
-                <w:b/>
-                <w:color w:val="10294B"/>
-                <w:sz w:val="20"/>
-              </w:rPr>
-              <w:t>Fecha de entrega</w:t>
-            </w:r>
-          </w:p>
-        </w:tc>
-        <w:tc>
-          <w:tcPr>
-            <w:tcW w:type="dxa" w:w="4320"/>
-            <w:tcBorders>
-              <w:top w:val="single" w:sz="4" w:space="0" w:color="D9D9D9"/>
-              <w:left w:val="single" w:sz="4" w:space="0" w:color="D9D9D9"/>
-              <w:bottom w:val="single" w:sz="4" w:space="0" w:color="D9D9D9"/>
-              <w:right w:val="single" w:sz="4" w:space="0" w:color="D9D9D9"/>
-              <w:insideH w:val="single" w:sz="4" w:space="0" w:color="D9D9D9"/>
-              <w:insideV w:val="single" w:sz="4" w:space="0" w:color="D9D9D9"/>
-            </w:tcBorders>
-            <w:tcMar>
-              <w:top w:w="80" w:type="dxa"/>
-              <w:start w:w="100" w:type="dxa"/>
-              <w:bottom w:w="80" w:type="dxa"/>
-              <w:end w:w="100" w:type="dxa"/>
-            </w:tcMar>
-            <w:vAlign w:val="center"/>
-          </w:tcPr>
-          <w:p>
-            <w:r>
-              <w:rPr>
-                <w:rFonts w:ascii="Arial" w:hAnsi="Arial"/>
-                <w:sz w:val="20"/>
-              </w:rPr>
-              <w:t>[Completar]</w:t>
-            </w:r>
-          </w:p>
-        </w:tc>
-      </w:tr>
-    </w:tbl>
-    <w:p/>
     <w:p>
       <w:pPr>
         <w:jc w:val="center"/>
       </w:pPr>
       <w:r>
         <w:rPr>
-          <w:i/>
-          <w:color w:val="6B7280"/>
-          <w:sz w:val="18"/>
+          <w:rFonts w:ascii="Arial" w:hAnsi="Arial" w:eastAsia="Arial"/>
+          <w:color w:val="000000"/>
+          <w:sz w:val="22"/>
         </w:rPr>
-        <w:t>Elaborado a partir de la estructura y criterios indicados en los documentos de referencia del curso.</w:t>
+        <w:t>Ciclo cuarto | Periodo 2026 | Semestre no consignado en los documentos recibidos</w:t>
+      </w:r>
+    </w:p>
+    <w:p>
+      <w:pPr>
+        <w:jc w:val="center"/>
+      </w:pPr>
+      <w:r>
+        <w:rPr>
+          <w:rFonts w:ascii="Arial" w:hAnsi="Arial" w:eastAsia="Arial"/>
+          <w:color w:val="000000"/>
+          <w:sz w:val="22"/>
+        </w:rPr>
+        <w:t>Grupo 10</w:t>
+      </w:r>
+    </w:p>
+    <w:p/>
+    <w:p>
+      <w:pPr>
+        <w:jc w:val="left"/>
+      </w:pPr>
+      <w:r>
+        <w:rPr>
+          <w:rFonts w:ascii="Arial" w:hAnsi="Arial" w:eastAsia="Arial"/>
+          <w:color w:val="000000"/>
+          <w:sz w:val="22"/>
+        </w:rPr>
+        <w:t>Coordinador: Gonzalo Yoel Choque Becerra</w:t>
       </w:r>
     </w:p>
     <w:p>
       <w:r>
+        <w:rPr>
+          <w:rFonts w:ascii="Arial" w:hAnsi="Arial" w:eastAsia="Arial"/>
+          <w:color w:val="000000"/>
+          <w:sz w:val="22"/>
+        </w:rPr>
+        <w:t>Integrantes: Adrian Alexander Berrocal Villanueva; Lalo Alessandro Eugenio Montalvo; Juan Diego Romero Peralta</w:t>
+      </w:r>
+    </w:p>
+    <w:p>
+      <w:r>
+        <w:rPr>
+          <w:rFonts w:ascii="Arial" w:hAnsi="Arial" w:eastAsia="Arial"/>
+          <w:color w:val="000000"/>
+          <w:sz w:val="22"/>
+        </w:rPr>
+        <w:t>Fecha de elaboración: 4 de octubre de 2026</w:t>
+      </w:r>
+    </w:p>
+    <w:p>
+      <w:r>
+        <w:rPr>
+          <w:rFonts w:ascii="Arial" w:hAnsi="Arial" w:eastAsia="Arial"/>
+          <w:color w:val="000000"/>
+          <w:sz w:val="22"/>
+        </w:rPr>
         <w:br w:type="page"/>
       </w:r>
     </w:p>
     <w:p>
       <w:pPr>
         <w:pStyle w:val="Heading1"/>
+        <w:keepNext/>
+        <w:keepLines/>
       </w:pPr>
       <w:r>
+        <w:rPr>
+          <w:rFonts w:ascii="Arial" w:hAnsi="Arial" w:eastAsia="Arial"/>
+          <w:color w:val="000000"/>
+          <w:sz w:val="22"/>
+        </w:rPr>
         <w:t>1. Arquitectura actual</w:t>
       </w:r>
     </w:p>
     <w:p>
       <w:r>
-        <w:t>El sistema se entrega con una arquitectura MVC estricta de tres capas. La View React se aloja en Views/Home/Index.cshtml; los Controllers reciben las solicitudes; el Model reúne contratos, reglas de negocio y persistencia SQL Server. El modo demo usa localStorage únicamente como alternativa sin servidor.</w:t>
+        <w:rPr>
+          <w:rFonts w:ascii="Arial" w:hAnsi="Arial" w:eastAsia="Arial"/>
+          <w:color w:val="000000"/>
+          <w:sz w:val="22"/>
+        </w:rPr>
+        <w:t>El sistema se entrega con una arquitectura MVC estricta de tres capas. La View React se aloja en Views/Home/Index.cshtml; los Controllers reciben las solicitudes; el Model reúne contratos, reglas de negocio y persistencia en Supabase PostgreSQL mediante Npgsql. El modo demo usa localStorage únicamente como alternativa sin servidor.</w:t>
       </w:r>
     </w:p>
     <w:tbl>
@@ -607,19 +169,20 @@
       </w:tblGrid>
       <w:tr>
         <w:trPr>
+          <w:cantSplit/>
           <w:tblHeader w:val="true"/>
         </w:trPr>
         <w:tc>
           <w:tcPr>
             <w:tcW w:type="dxa" w:w="2880"/>
-            <w:shd w:fill="10294B"/>
+            <w:shd w:fill="000000"/>
             <w:tcBorders>
-              <w:top w:val="single" w:sz="4" w:space="0" w:color="10294B"/>
-              <w:left w:val="single" w:sz="4" w:space="0" w:color="10294B"/>
-              <w:bottom w:val="single" w:sz="4" w:space="0" w:color="10294B"/>
-              <w:right w:val="single" w:sz="4" w:space="0" w:color="10294B"/>
-              <w:insideH w:val="single" w:sz="4" w:space="0" w:color="10294B"/>
-              <w:insideV w:val="single" w:sz="4" w:space="0" w:color="10294B"/>
+              <w:top w:val="single" w:sz="4" w:space="0" w:color="000000"/>
+              <w:left w:val="single" w:sz="4" w:space="0" w:color="000000"/>
+              <w:bottom w:val="single" w:sz="4" w:space="0" w:color="000000"/>
+              <w:right w:val="single" w:sz="4" w:space="0" w:color="000000"/>
+              <w:insideH w:val="single" w:sz="4" w:space="0" w:color="000000"/>
+              <w:insideV w:val="single" w:sz="4" w:space="0" w:color="000000"/>
             </w:tcBorders>
             <w:tcMar>
               <w:top w:w="80" w:type="dxa"/>
@@ -629,12 +192,15 @@
             </w:tcMar>
           </w:tcPr>
           <w:p>
+            <w:pPr>
+              <w:keepNext/>
+            </w:pPr>
             <w:r>
               <w:rPr>
-                <w:rFonts w:ascii="Arial" w:hAnsi="Arial"/>
+                <w:rFonts w:ascii="Arial" w:hAnsi="Arial" w:eastAsia="Arial"/>
                 <w:b/>
                 <w:color w:val="FFFFFF"/>
-                <w:sz w:val="18"/>
+                <w:sz w:val="22"/>
               </w:rPr>
               <w:t>Capa MVC</w:t>
             </w:r>
@@ -643,14 +209,14 @@
         <w:tc>
           <w:tcPr>
             <w:tcW w:type="dxa" w:w="2880"/>
-            <w:shd w:fill="10294B"/>
+            <w:shd w:fill="000000"/>
             <w:tcBorders>
-              <w:top w:val="single" w:sz="4" w:space="0" w:color="10294B"/>
-              <w:left w:val="single" w:sz="4" w:space="0" w:color="10294B"/>
-              <w:bottom w:val="single" w:sz="4" w:space="0" w:color="10294B"/>
-              <w:right w:val="single" w:sz="4" w:space="0" w:color="10294B"/>
-              <w:insideH w:val="single" w:sz="4" w:space="0" w:color="10294B"/>
-              <w:insideV w:val="single" w:sz="4" w:space="0" w:color="10294B"/>
+              <w:top w:val="single" w:sz="4" w:space="0" w:color="000000"/>
+              <w:left w:val="single" w:sz="4" w:space="0" w:color="000000"/>
+              <w:bottom w:val="single" w:sz="4" w:space="0" w:color="000000"/>
+              <w:right w:val="single" w:sz="4" w:space="0" w:color="000000"/>
+              <w:insideH w:val="single" w:sz="4" w:space="0" w:color="000000"/>
+              <w:insideV w:val="single" w:sz="4" w:space="0" w:color="000000"/>
             </w:tcBorders>
             <w:tcMar>
               <w:top w:w="80" w:type="dxa"/>
@@ -660,12 +226,15 @@
             </w:tcMar>
           </w:tcPr>
           <w:p>
+            <w:pPr>
+              <w:keepNext/>
+            </w:pPr>
             <w:r>
               <w:rPr>
-                <w:rFonts w:ascii="Arial" w:hAnsi="Arial"/>
+                <w:rFonts w:ascii="Arial" w:hAnsi="Arial" w:eastAsia="Arial"/>
                 <w:b/>
                 <w:color w:val="FFFFFF"/>
-                <w:sz w:val="18"/>
+                <w:sz w:val="22"/>
               </w:rPr>
               <w:t>Implementación</w:t>
             </w:r>
@@ -674,14 +243,14 @@
         <w:tc>
           <w:tcPr>
             <w:tcW w:type="dxa" w:w="2880"/>
-            <w:shd w:fill="10294B"/>
+            <w:shd w:fill="000000"/>
             <w:tcBorders>
-              <w:top w:val="single" w:sz="4" w:space="0" w:color="10294B"/>
-              <w:left w:val="single" w:sz="4" w:space="0" w:color="10294B"/>
-              <w:bottom w:val="single" w:sz="4" w:space="0" w:color="10294B"/>
-              <w:right w:val="single" w:sz="4" w:space="0" w:color="10294B"/>
-              <w:insideH w:val="single" w:sz="4" w:space="0" w:color="10294B"/>
-              <w:insideV w:val="single" w:sz="4" w:space="0" w:color="10294B"/>
+              <w:top w:val="single" w:sz="4" w:space="0" w:color="000000"/>
+              <w:left w:val="single" w:sz="4" w:space="0" w:color="000000"/>
+              <w:bottom w:val="single" w:sz="4" w:space="0" w:color="000000"/>
+              <w:right w:val="single" w:sz="4" w:space="0" w:color="000000"/>
+              <w:insideH w:val="single" w:sz="4" w:space="0" w:color="000000"/>
+              <w:insideV w:val="single" w:sz="4" w:space="0" w:color="000000"/>
             </w:tcBorders>
             <w:tcMar>
               <w:top w:w="80" w:type="dxa"/>
@@ -691,12 +260,15 @@
             </w:tcMar>
           </w:tcPr>
           <w:p>
+            <w:pPr>
+              <w:keepNext/>
+            </w:pPr>
             <w:r>
               <w:rPr>
-                <w:rFonts w:ascii="Arial" w:hAnsi="Arial"/>
+                <w:rFonts w:ascii="Arial" w:hAnsi="Arial" w:eastAsia="Arial"/>
                 <w:b/>
                 <w:color w:val="FFFFFF"/>
-                <w:sz w:val="18"/>
+                <w:sz w:val="22"/>
               </w:rPr>
               <w:t>Responsabilidad</w:t>
             </w:r>
@@ -704,17 +276,20 @@
         </w:tc>
       </w:tr>
       <w:tr>
+        <w:trPr>
+          <w:cantSplit/>
+        </w:trPr>
         <w:tc>
           <w:tcPr>
             <w:tcW w:type="dxa" w:w="2880"/>
-            <w:shd w:fill="F7F9FB"/>
+            <w:shd w:fill="FFFFFF"/>
             <w:tcBorders>
-              <w:top w:val="single" w:sz="4" w:space="0" w:color="D9D9D9"/>
-              <w:left w:val="single" w:sz="4" w:space="0" w:color="D9D9D9"/>
-              <w:bottom w:val="single" w:sz="4" w:space="0" w:color="D9D9D9"/>
-              <w:right w:val="single" w:sz="4" w:space="0" w:color="D9D9D9"/>
-              <w:insideH w:val="single" w:sz="4" w:space="0" w:color="D9D9D9"/>
-              <w:insideV w:val="single" w:sz="4" w:space="0" w:color="D9D9D9"/>
+              <w:top w:val="single" w:sz="4" w:space="0" w:color="000000"/>
+              <w:left w:val="single" w:sz="4" w:space="0" w:color="000000"/>
+              <w:bottom w:val="single" w:sz="4" w:space="0" w:color="000000"/>
+              <w:right w:val="single" w:sz="4" w:space="0" w:color="000000"/>
+              <w:insideH w:val="single" w:sz="4" w:space="0" w:color="000000"/>
+              <w:insideV w:val="single" w:sz="4" w:space="0" w:color="000000"/>
             </w:tcBorders>
             <w:tcMar>
               <w:top w:w="80" w:type="dxa"/>
@@ -727,9 +302,9 @@
           <w:p>
             <w:r>
               <w:rPr>
-                <w:rFonts w:ascii="Arial" w:hAnsi="Arial"/>
-                <w:color w:val="222222"/>
-                <w:sz w:val="18"/>
+                <w:rFonts w:ascii="Arial" w:hAnsi="Arial" w:eastAsia="Arial"/>
+                <w:color w:val="000000"/>
+                <w:sz w:val="22"/>
               </w:rPr>
               <w:t>View / Vista</w:t>
             </w:r>
@@ -738,14 +313,14 @@
         <w:tc>
           <w:tcPr>
             <w:tcW w:type="dxa" w:w="2880"/>
-            <w:shd w:fill="F7F9FB"/>
+            <w:shd w:fill="FFFFFF"/>
             <w:tcBorders>
-              <w:top w:val="single" w:sz="4" w:space="0" w:color="D9D9D9"/>
-              <w:left w:val="single" w:sz="4" w:space="0" w:color="D9D9D9"/>
-              <w:bottom w:val="single" w:sz="4" w:space="0" w:color="D9D9D9"/>
-              <w:right w:val="single" w:sz="4" w:space="0" w:color="D9D9D9"/>
-              <w:insideH w:val="single" w:sz="4" w:space="0" w:color="D9D9D9"/>
-              <w:insideV w:val="single" w:sz="4" w:space="0" w:color="D9D9D9"/>
+              <w:top w:val="single" w:sz="4" w:space="0" w:color="000000"/>
+              <w:left w:val="single" w:sz="4" w:space="0" w:color="000000"/>
+              <w:bottom w:val="single" w:sz="4" w:space="0" w:color="000000"/>
+              <w:right w:val="single" w:sz="4" w:space="0" w:color="000000"/>
+              <w:insideH w:val="single" w:sz="4" w:space="0" w:color="000000"/>
+              <w:insideV w:val="single" w:sz="4" w:space="0" w:color="000000"/>
             </w:tcBorders>
             <w:tcMar>
               <w:top w:w="80" w:type="dxa"/>
@@ -758,9 +333,9 @@
           <w:p>
             <w:r>
               <w:rPr>
-                <w:rFonts w:ascii="Arial" w:hAnsi="Arial"/>
-                <w:color w:val="222222"/>
-                <w:sz w:val="18"/>
+                <w:rFonts w:ascii="Arial" w:hAnsi="Arial" w:eastAsia="Arial"/>
+                <w:color w:val="000000"/>
+                <w:sz w:val="22"/>
               </w:rPr>
               <w:t>React + Vite + Views/Home/Index.cshtml</w:t>
             </w:r>
@@ -769,14 +344,14 @@
         <w:tc>
           <w:tcPr>
             <w:tcW w:type="dxa" w:w="2880"/>
-            <w:shd w:fill="F7F9FB"/>
+            <w:shd w:fill="FFFFFF"/>
             <w:tcBorders>
-              <w:top w:val="single" w:sz="4" w:space="0" w:color="D9D9D9"/>
-              <w:left w:val="single" w:sz="4" w:space="0" w:color="D9D9D9"/>
-              <w:bottom w:val="single" w:sz="4" w:space="0" w:color="D9D9D9"/>
-              <w:right w:val="single" w:sz="4" w:space="0" w:color="D9D9D9"/>
-              <w:insideH w:val="single" w:sz="4" w:space="0" w:color="D9D9D9"/>
-              <w:insideV w:val="single" w:sz="4" w:space="0" w:color="D9D9D9"/>
+              <w:top w:val="single" w:sz="4" w:space="0" w:color="000000"/>
+              <w:left w:val="single" w:sz="4" w:space="0" w:color="000000"/>
+              <w:bottom w:val="single" w:sz="4" w:space="0" w:color="000000"/>
+              <w:right w:val="single" w:sz="4" w:space="0" w:color="000000"/>
+              <w:insideH w:val="single" w:sz="4" w:space="0" w:color="000000"/>
+              <w:insideV w:val="single" w:sz="4" w:space="0" w:color="000000"/>
             </w:tcBorders>
             <w:tcMar>
               <w:top w:w="80" w:type="dxa"/>
@@ -789,9 +364,9 @@
           <w:p>
             <w:r>
               <w:rPr>
-                <w:rFonts w:ascii="Arial" w:hAnsi="Arial"/>
-                <w:color w:val="222222"/>
-                <w:sz w:val="18"/>
+                <w:rFonts w:ascii="Arial" w:hAnsi="Arial" w:eastAsia="Arial"/>
+                <w:color w:val="000000"/>
+                <w:sz w:val="22"/>
               </w:rPr>
               <w:t>Presentar módulos, formularios, navegación responsive y estados visuales.</w:t>
             </w:r>
@@ -799,16 +374,20 @@
         </w:tc>
       </w:tr>
       <w:tr>
+        <w:trPr>
+          <w:cantSplit/>
+        </w:trPr>
         <w:tc>
           <w:tcPr>
             <w:tcW w:type="dxa" w:w="2880"/>
+            <w:shd w:fill="FFFFFF"/>
             <w:tcBorders>
-              <w:top w:val="single" w:sz="4" w:space="0" w:color="D9D9D9"/>
-              <w:left w:val="single" w:sz="4" w:space="0" w:color="D9D9D9"/>
-              <w:bottom w:val="single" w:sz="4" w:space="0" w:color="D9D9D9"/>
-              <w:right w:val="single" w:sz="4" w:space="0" w:color="D9D9D9"/>
-              <w:insideH w:val="single" w:sz="4" w:space="0" w:color="D9D9D9"/>
-              <w:insideV w:val="single" w:sz="4" w:space="0" w:color="D9D9D9"/>
+              <w:top w:val="single" w:sz="4" w:space="0" w:color="000000"/>
+              <w:left w:val="single" w:sz="4" w:space="0" w:color="000000"/>
+              <w:bottom w:val="single" w:sz="4" w:space="0" w:color="000000"/>
+              <w:right w:val="single" w:sz="4" w:space="0" w:color="000000"/>
+              <w:insideH w:val="single" w:sz="4" w:space="0" w:color="000000"/>
+              <w:insideV w:val="single" w:sz="4" w:space="0" w:color="000000"/>
             </w:tcBorders>
             <w:tcMar>
               <w:top w:w="80" w:type="dxa"/>
@@ -821,9 +400,9 @@
           <w:p>
             <w:r>
               <w:rPr>
-                <w:rFonts w:ascii="Arial" w:hAnsi="Arial"/>
-                <w:color w:val="222222"/>
-                <w:sz w:val="18"/>
+                <w:rFonts w:ascii="Arial" w:hAnsi="Arial" w:eastAsia="Arial"/>
+                <w:color w:val="000000"/>
+                <w:sz w:val="22"/>
               </w:rPr>
               <w:t>Controller / Controlador</w:t>
             </w:r>
@@ -832,13 +411,14 @@
         <w:tc>
           <w:tcPr>
             <w:tcW w:type="dxa" w:w="2880"/>
+            <w:shd w:fill="FFFFFF"/>
             <w:tcBorders>
-              <w:top w:val="single" w:sz="4" w:space="0" w:color="D9D9D9"/>
-              <w:left w:val="single" w:sz="4" w:space="0" w:color="D9D9D9"/>
-              <w:bottom w:val="single" w:sz="4" w:space="0" w:color="D9D9D9"/>
-              <w:right w:val="single" w:sz="4" w:space="0" w:color="D9D9D9"/>
-              <w:insideH w:val="single" w:sz="4" w:space="0" w:color="D9D9D9"/>
-              <w:insideV w:val="single" w:sz="4" w:space="0" w:color="D9D9D9"/>
+              <w:top w:val="single" w:sz="4" w:space="0" w:color="000000"/>
+              <w:left w:val="single" w:sz="4" w:space="0" w:color="000000"/>
+              <w:bottom w:val="single" w:sz="4" w:space="0" w:color="000000"/>
+              <w:right w:val="single" w:sz="4" w:space="0" w:color="000000"/>
+              <w:insideH w:val="single" w:sz="4" w:space="0" w:color="000000"/>
+              <w:insideV w:val="single" w:sz="4" w:space="0" w:color="000000"/>
             </w:tcBorders>
             <w:tcMar>
               <w:top w:w="80" w:type="dxa"/>
@@ -851,9 +431,9 @@
           <w:p>
             <w:r>
               <w:rPr>
-                <w:rFonts w:ascii="Arial" w:hAnsi="Arial"/>
-                <w:color w:val="222222"/>
-                <w:sz w:val="18"/>
+                <w:rFonts w:ascii="Arial" w:hAnsi="Arial" w:eastAsia="Arial"/>
+                <w:color w:val="000000"/>
+                <w:sz w:val="22"/>
               </w:rPr>
               <w:t>Controllers/ + BodegaService.cs</w:t>
             </w:r>
@@ -862,13 +442,14 @@
         <w:tc>
           <w:tcPr>
             <w:tcW w:type="dxa" w:w="2880"/>
+            <w:shd w:fill="FFFFFF"/>
             <w:tcBorders>
-              <w:top w:val="single" w:sz="4" w:space="0" w:color="D9D9D9"/>
-              <w:left w:val="single" w:sz="4" w:space="0" w:color="D9D9D9"/>
-              <w:bottom w:val="single" w:sz="4" w:space="0" w:color="D9D9D9"/>
-              <w:right w:val="single" w:sz="4" w:space="0" w:color="D9D9D9"/>
-              <w:insideH w:val="single" w:sz="4" w:space="0" w:color="D9D9D9"/>
-              <w:insideV w:val="single" w:sz="4" w:space="0" w:color="D9D9D9"/>
+              <w:top w:val="single" w:sz="4" w:space="0" w:color="000000"/>
+              <w:left w:val="single" w:sz="4" w:space="0" w:color="000000"/>
+              <w:bottom w:val="single" w:sz="4" w:space="0" w:color="000000"/>
+              <w:right w:val="single" w:sz="4" w:space="0" w:color="000000"/>
+              <w:insideH w:val="single" w:sz="4" w:space="0" w:color="000000"/>
+              <w:insideV w:val="single" w:sz="4" w:space="0" w:color="000000"/>
             </w:tcBorders>
             <w:tcMar>
               <w:top w:w="80" w:type="dxa"/>
@@ -881,9 +462,9 @@
           <w:p>
             <w:r>
               <w:rPr>
-                <w:rFonts w:ascii="Arial" w:hAnsi="Arial"/>
-                <w:color w:val="222222"/>
-                <w:sz w:val="18"/>
+                <w:rFonts w:ascii="Arial" w:hAnsi="Arial" w:eastAsia="Arial"/>
+                <w:color w:val="000000"/>
+                <w:sz w:val="22"/>
               </w:rPr>
               <w:t>Recibir solicitudes, validar casos de uso y devolver vistas o JSON.</w:t>
             </w:r>
@@ -891,17 +472,20 @@
         </w:tc>
       </w:tr>
       <w:tr>
+        <w:trPr>
+          <w:cantSplit/>
+        </w:trPr>
         <w:tc>
           <w:tcPr>
             <w:tcW w:type="dxa" w:w="2880"/>
-            <w:shd w:fill="F7F9FB"/>
+            <w:shd w:fill="FFFFFF"/>
             <w:tcBorders>
-              <w:top w:val="single" w:sz="4" w:space="0" w:color="D9D9D9"/>
-              <w:left w:val="single" w:sz="4" w:space="0" w:color="D9D9D9"/>
-              <w:bottom w:val="single" w:sz="4" w:space="0" w:color="D9D9D9"/>
-              <w:right w:val="single" w:sz="4" w:space="0" w:color="D9D9D9"/>
-              <w:insideH w:val="single" w:sz="4" w:space="0" w:color="D9D9D9"/>
-              <w:insideV w:val="single" w:sz="4" w:space="0" w:color="D9D9D9"/>
+              <w:top w:val="single" w:sz="4" w:space="0" w:color="000000"/>
+              <w:left w:val="single" w:sz="4" w:space="0" w:color="000000"/>
+              <w:bottom w:val="single" w:sz="4" w:space="0" w:color="000000"/>
+              <w:right w:val="single" w:sz="4" w:space="0" w:color="000000"/>
+              <w:insideH w:val="single" w:sz="4" w:space="0" w:color="000000"/>
+              <w:insideV w:val="single" w:sz="4" w:space="0" w:color="000000"/>
             </w:tcBorders>
             <w:tcMar>
               <w:top w:w="80" w:type="dxa"/>
@@ -914,9 +498,9 @@
           <w:p>
             <w:r>
               <w:rPr>
-                <w:rFonts w:ascii="Arial" w:hAnsi="Arial"/>
-                <w:color w:val="222222"/>
-                <w:sz w:val="18"/>
+                <w:rFonts w:ascii="Arial" w:hAnsi="Arial" w:eastAsia="Arial"/>
+                <w:color w:val="000000"/>
+                <w:sz w:val="22"/>
               </w:rPr>
               <w:t>Model / Modelo</w:t>
             </w:r>
@@ -925,14 +509,14 @@
         <w:tc>
           <w:tcPr>
             <w:tcW w:type="dxa" w:w="2880"/>
-            <w:shd w:fill="F7F9FB"/>
+            <w:shd w:fill="FFFFFF"/>
             <w:tcBorders>
-              <w:top w:val="single" w:sz="4" w:space="0" w:color="D9D9D9"/>
-              <w:left w:val="single" w:sz="4" w:space="0" w:color="D9D9D9"/>
-              <w:bottom w:val="single" w:sz="4" w:space="0" w:color="D9D9D9"/>
-              <w:right w:val="single" w:sz="4" w:space="0" w:color="D9D9D9"/>
-              <w:insideH w:val="single" w:sz="4" w:space="0" w:color="D9D9D9"/>
-              <w:insideV w:val="single" w:sz="4" w:space="0" w:color="D9D9D9"/>
+              <w:top w:val="single" w:sz="4" w:space="0" w:color="000000"/>
+              <w:left w:val="single" w:sz="4" w:space="0" w:color="000000"/>
+              <w:bottom w:val="single" w:sz="4" w:space="0" w:color="000000"/>
+              <w:right w:val="single" w:sz="4" w:space="0" w:color="000000"/>
+              <w:insideH w:val="single" w:sz="4" w:space="0" w:color="000000"/>
+              <w:insideV w:val="single" w:sz="4" w:space="0" w:color="000000"/>
             </w:tcBorders>
             <w:tcMar>
               <w:top w:w="80" w:type="dxa"/>
@@ -945,9 +529,9 @@
           <w:p>
             <w:r>
               <w:rPr>
-                <w:rFonts w:ascii="Arial" w:hAnsi="Arial"/>
-                <w:color w:val="222222"/>
-                <w:sz w:val="18"/>
+                <w:rFonts w:ascii="Arial" w:hAnsi="Arial" w:eastAsia="Arial"/>
+                <w:color w:val="000000"/>
+                <w:sz w:val="22"/>
               </w:rPr>
               <w:t>Models/Contracts.cs + Data/BodegaRepository.cs</w:t>
             </w:r>
@@ -956,14 +540,14 @@
         <w:tc>
           <w:tcPr>
             <w:tcW w:type="dxa" w:w="2880"/>
-            <w:shd w:fill="F7F9FB"/>
+            <w:shd w:fill="FFFFFF"/>
             <w:tcBorders>
-              <w:top w:val="single" w:sz="4" w:space="0" w:color="D9D9D9"/>
-              <w:left w:val="single" w:sz="4" w:space="0" w:color="D9D9D9"/>
-              <w:bottom w:val="single" w:sz="4" w:space="0" w:color="D9D9D9"/>
-              <w:right w:val="single" w:sz="4" w:space="0" w:color="D9D9D9"/>
-              <w:insideH w:val="single" w:sz="4" w:space="0" w:color="D9D9D9"/>
-              <w:insideV w:val="single" w:sz="4" w:space="0" w:color="D9D9D9"/>
+              <w:top w:val="single" w:sz="4" w:space="0" w:color="000000"/>
+              <w:left w:val="single" w:sz="4" w:space="0" w:color="000000"/>
+              <w:bottom w:val="single" w:sz="4" w:space="0" w:color="000000"/>
+              <w:right w:val="single" w:sz="4" w:space="0" w:color="000000"/>
+              <w:insideH w:val="single" w:sz="4" w:space="0" w:color="000000"/>
+              <w:insideV w:val="single" w:sz="4" w:space="0" w:color="000000"/>
             </w:tcBorders>
             <w:tcMar>
               <w:top w:w="80" w:type="dxa"/>
@@ -976,26 +560,30 @@
           <w:p>
             <w:r>
               <w:rPr>
-                <w:rFonts w:ascii="Arial" w:hAnsi="Arial"/>
-                <w:color w:val="222222"/>
-                <w:sz w:val="18"/>
+                <w:rFonts w:ascii="Arial" w:hAnsi="Arial" w:eastAsia="Arial"/>
+                <w:color w:val="000000"/>
+                <w:sz w:val="22"/>
               </w:rPr>
-              <w:t>Representar entidades, ejecutar consultas y persistir transacciones en SQL Server.</w:t>
+              <w:t>Representar entidades, ejecutar consultas y persistir transacciones en Supabase PostgreSQL.</w:t>
             </w:r>
           </w:p>
         </w:tc>
       </w:tr>
       <w:tr>
+        <w:trPr>
+          <w:cantSplit/>
+        </w:trPr>
         <w:tc>
           <w:tcPr>
             <w:tcW w:type="dxa" w:w="2880"/>
+            <w:shd w:fill="FFFFFF"/>
             <w:tcBorders>
-              <w:top w:val="single" w:sz="4" w:space="0" w:color="D9D9D9"/>
-              <w:left w:val="single" w:sz="4" w:space="0" w:color="D9D9D9"/>
-              <w:bottom w:val="single" w:sz="4" w:space="0" w:color="D9D9D9"/>
-              <w:right w:val="single" w:sz="4" w:space="0" w:color="D9D9D9"/>
-              <w:insideH w:val="single" w:sz="4" w:space="0" w:color="D9D9D9"/>
-              <w:insideV w:val="single" w:sz="4" w:space="0" w:color="D9D9D9"/>
+              <w:top w:val="single" w:sz="4" w:space="0" w:color="000000"/>
+              <w:left w:val="single" w:sz="4" w:space="0" w:color="000000"/>
+              <w:bottom w:val="single" w:sz="4" w:space="0" w:color="000000"/>
+              <w:right w:val="single" w:sz="4" w:space="0" w:color="000000"/>
+              <w:insideH w:val="single" w:sz="4" w:space="0" w:color="000000"/>
+              <w:insideV w:val="single" w:sz="4" w:space="0" w:color="000000"/>
             </w:tcBorders>
             <w:tcMar>
               <w:top w:w="80" w:type="dxa"/>
@@ -1008,9 +596,9 @@
           <w:p>
             <w:r>
               <w:rPr>
-                <w:rFonts w:ascii="Arial" w:hAnsi="Arial"/>
-                <w:color w:val="222222"/>
-                <w:sz w:val="18"/>
+                <w:rFonts w:ascii="Arial" w:hAnsi="Arial" w:eastAsia="Arial"/>
+                <w:color w:val="000000"/>
+                <w:sz w:val="22"/>
               </w:rPr>
               <w:t>Demo alternativa</w:t>
             </w:r>
@@ -1019,13 +607,14 @@
         <w:tc>
           <w:tcPr>
             <w:tcW w:type="dxa" w:w="2880"/>
+            <w:shd w:fill="FFFFFF"/>
             <w:tcBorders>
-              <w:top w:val="single" w:sz="4" w:space="0" w:color="D9D9D9"/>
-              <w:left w:val="single" w:sz="4" w:space="0" w:color="D9D9D9"/>
-              <w:bottom w:val="single" w:sz="4" w:space="0" w:color="D9D9D9"/>
-              <w:right w:val="single" w:sz="4" w:space="0" w:color="D9D9D9"/>
-              <w:insideH w:val="single" w:sz="4" w:space="0" w:color="D9D9D9"/>
-              <w:insideV w:val="single" w:sz="4" w:space="0" w:color="D9D9D9"/>
+              <w:top w:val="single" w:sz="4" w:space="0" w:color="000000"/>
+              <w:left w:val="single" w:sz="4" w:space="0" w:color="000000"/>
+              <w:bottom w:val="single" w:sz="4" w:space="0" w:color="000000"/>
+              <w:right w:val="single" w:sz="4" w:space="0" w:color="000000"/>
+              <w:insideH w:val="single" w:sz="4" w:space="0" w:color="000000"/>
+              <w:insideV w:val="single" w:sz="4" w:space="0" w:color="000000"/>
             </w:tcBorders>
             <w:tcMar>
               <w:top w:w="80" w:type="dxa"/>
@@ -1038,9 +627,9 @@
           <w:p>
             <w:r>
               <w:rPr>
-                <w:rFonts w:ascii="Arial" w:hAnsi="Arial"/>
-                <w:color w:val="222222"/>
-                <w:sz w:val="18"/>
+                <w:rFonts w:ascii="Arial" w:hAnsi="Arial" w:eastAsia="Arial"/>
+                <w:color w:val="000000"/>
+                <w:sz w:val="22"/>
               </w:rPr>
               <w:t>localStorage</w:t>
             </w:r>
@@ -1049,13 +638,14 @@
         <w:tc>
           <w:tcPr>
             <w:tcW w:type="dxa" w:w="2880"/>
+            <w:shd w:fill="FFFFFF"/>
             <w:tcBorders>
-              <w:top w:val="single" w:sz="4" w:space="0" w:color="D9D9D9"/>
-              <w:left w:val="single" w:sz="4" w:space="0" w:color="D9D9D9"/>
-              <w:bottom w:val="single" w:sz="4" w:space="0" w:color="D9D9D9"/>
-              <w:right w:val="single" w:sz="4" w:space="0" w:color="D9D9D9"/>
-              <w:insideH w:val="single" w:sz="4" w:space="0" w:color="D9D9D9"/>
-              <w:insideV w:val="single" w:sz="4" w:space="0" w:color="D9D9D9"/>
+              <w:top w:val="single" w:sz="4" w:space="0" w:color="000000"/>
+              <w:left w:val="single" w:sz="4" w:space="0" w:color="000000"/>
+              <w:bottom w:val="single" w:sz="4" w:space="0" w:color="000000"/>
+              <w:right w:val="single" w:sz="4" w:space="0" w:color="000000"/>
+              <w:insideH w:val="single" w:sz="4" w:space="0" w:color="000000"/>
+              <w:insideV w:val="single" w:sz="4" w:space="0" w:color="000000"/>
             </w:tcBorders>
             <w:tcMar>
               <w:top w:w="80" w:type="dxa"/>
@@ -1068,9 +658,9 @@
           <w:p>
             <w:r>
               <w:rPr>
-                <w:rFonts w:ascii="Arial" w:hAnsi="Arial"/>
-                <w:color w:val="222222"/>
-                <w:sz w:val="18"/>
+                <w:rFonts w:ascii="Arial" w:hAnsi="Arial" w:eastAsia="Arial"/>
+                <w:color w:val="000000"/>
+                <w:sz w:val="22"/>
               </w:rPr>
               <w:t>Permitir una demostración sin servidor, sin formar parte del modo MVC.</w:t>
             </w:r>
@@ -1078,17 +668,20 @@
         </w:tc>
       </w:tr>
       <w:tr>
+        <w:trPr>
+          <w:cantSplit/>
+        </w:trPr>
         <w:tc>
           <w:tcPr>
             <w:tcW w:type="dxa" w:w="2880"/>
-            <w:shd w:fill="F7F9FB"/>
+            <w:shd w:fill="FFFFFF"/>
             <w:tcBorders>
-              <w:top w:val="single" w:sz="4" w:space="0" w:color="D9D9D9"/>
-              <w:left w:val="single" w:sz="4" w:space="0" w:color="D9D9D9"/>
-              <w:bottom w:val="single" w:sz="4" w:space="0" w:color="D9D9D9"/>
-              <w:right w:val="single" w:sz="4" w:space="0" w:color="D9D9D9"/>
-              <w:insideH w:val="single" w:sz="4" w:space="0" w:color="D9D9D9"/>
-              <w:insideV w:val="single" w:sz="4" w:space="0" w:color="D9D9D9"/>
+              <w:top w:val="single" w:sz="4" w:space="0" w:color="000000"/>
+              <w:left w:val="single" w:sz="4" w:space="0" w:color="000000"/>
+              <w:bottom w:val="single" w:sz="4" w:space="0" w:color="000000"/>
+              <w:right w:val="single" w:sz="4" w:space="0" w:color="000000"/>
+              <w:insideH w:val="single" w:sz="4" w:space="0" w:color="000000"/>
+              <w:insideV w:val="single" w:sz="4" w:space="0" w:color="000000"/>
             </w:tcBorders>
             <w:tcMar>
               <w:top w:w="80" w:type="dxa"/>
@@ -1101,9 +694,9 @@
           <w:p>
             <w:r>
               <w:rPr>
-                <w:rFonts w:ascii="Arial" w:hAnsi="Arial"/>
-                <w:color w:val="222222"/>
-                <w:sz w:val="18"/>
+                <w:rFonts w:ascii="Arial" w:hAnsi="Arial" w:eastAsia="Arial"/>
+                <w:color w:val="000000"/>
+                <w:sz w:val="22"/>
               </w:rPr>
               <w:t>Integración posterior</w:t>
             </w:r>
@@ -1112,14 +705,14 @@
         <w:tc>
           <w:tcPr>
             <w:tcW w:type="dxa" w:w="2880"/>
-            <w:shd w:fill="F7F9FB"/>
+            <w:shd w:fill="FFFFFF"/>
             <w:tcBorders>
-              <w:top w:val="single" w:sz="4" w:space="0" w:color="D9D9D9"/>
-              <w:left w:val="single" w:sz="4" w:space="0" w:color="D9D9D9"/>
-              <w:bottom w:val="single" w:sz="4" w:space="0" w:color="D9D9D9"/>
-              <w:right w:val="single" w:sz="4" w:space="0" w:color="D9D9D9"/>
-              <w:insideH w:val="single" w:sz="4" w:space="0" w:color="D9D9D9"/>
-              <w:insideV w:val="single" w:sz="4" w:space="0" w:color="D9D9D9"/>
+              <w:top w:val="single" w:sz="4" w:space="0" w:color="000000"/>
+              <w:left w:val="single" w:sz="4" w:space="0" w:color="000000"/>
+              <w:bottom w:val="single" w:sz="4" w:space="0" w:color="000000"/>
+              <w:right w:val="single" w:sz="4" w:space="0" w:color="000000"/>
+              <w:insideH w:val="single" w:sz="4" w:space="0" w:color="000000"/>
+              <w:insideV w:val="single" w:sz="4" w:space="0" w:color="000000"/>
             </w:tcBorders>
             <w:tcMar>
               <w:top w:w="80" w:type="dxa"/>
@@ -1132,9 +725,9 @@
           <w:p>
             <w:r>
               <w:rPr>
-                <w:rFonts w:ascii="Arial" w:hAnsi="Arial"/>
-                <w:color w:val="222222"/>
-                <w:sz w:val="18"/>
+                <w:rFonts w:ascii="Arial" w:hAnsi="Arial" w:eastAsia="Arial"/>
+                <w:color w:val="000000"/>
+                <w:sz w:val="22"/>
               </w:rPr>
               <w:t>Watson Assistant</w:t>
             </w:r>
@@ -1143,14 +736,14 @@
         <w:tc>
           <w:tcPr>
             <w:tcW w:type="dxa" w:w="2880"/>
-            <w:shd w:fill="F7F9FB"/>
+            <w:shd w:fill="FFFFFF"/>
             <w:tcBorders>
-              <w:top w:val="single" w:sz="4" w:space="0" w:color="D9D9D9"/>
-              <w:left w:val="single" w:sz="4" w:space="0" w:color="D9D9D9"/>
-              <w:bottom w:val="single" w:sz="4" w:space="0" w:color="D9D9D9"/>
-              <w:right w:val="single" w:sz="4" w:space="0" w:color="D9D9D9"/>
-              <w:insideH w:val="single" w:sz="4" w:space="0" w:color="D9D9D9"/>
-              <w:insideV w:val="single" w:sz="4" w:space="0" w:color="D9D9D9"/>
+              <w:top w:val="single" w:sz="4" w:space="0" w:color="000000"/>
+              <w:left w:val="single" w:sz="4" w:space="0" w:color="000000"/>
+              <w:bottom w:val="single" w:sz="4" w:space="0" w:color="000000"/>
+              <w:right w:val="single" w:sz="4" w:space="0" w:color="000000"/>
+              <w:insideH w:val="single" w:sz="4" w:space="0" w:color="000000"/>
+              <w:insideV w:val="single" w:sz="4" w:space="0" w:color="000000"/>
             </w:tcBorders>
             <w:tcMar>
               <w:top w:w="80" w:type="dxa"/>
@@ -1163,9 +756,9 @@
           <w:p>
             <w:r>
               <w:rPr>
-                <w:rFonts w:ascii="Arial" w:hAnsi="Arial"/>
-                <w:color w:val="222222"/>
-                <w:sz w:val="18"/>
+                <w:rFonts w:ascii="Arial" w:hAnsi="Arial" w:eastAsia="Arial"/>
+                <w:color w:val="000000"/>
+                <w:sz w:val="22"/>
               </w:rPr>
               <w:t>Consultas conversacionales mediante un controlador seguro.</w:t>
             </w:r>
@@ -1177,8 +770,15 @@
     <w:p>
       <w:pPr>
         <w:pStyle w:val="Heading1"/>
+        <w:keepNext/>
+        <w:keepLines/>
       </w:pPr>
       <w:r>
+        <w:rPr>
+          <w:rFonts w:ascii="Arial" w:hAnsi="Arial" w:eastAsia="Arial"/>
+          <w:color w:val="000000"/>
+          <w:sz w:val="22"/>
+        </w:rPr>
         <w:t>2. Estructura del proyecto</w:t>
       </w:r>
     </w:p>
@@ -1195,19 +795,20 @@
       </w:tblGrid>
       <w:tr>
         <w:trPr>
+          <w:cantSplit/>
           <w:tblHeader w:val="true"/>
         </w:trPr>
         <w:tc>
           <w:tcPr>
             <w:tcW w:type="dxa" w:w="4320"/>
-            <w:shd w:fill="10294B"/>
+            <w:shd w:fill="000000"/>
             <w:tcBorders>
-              <w:top w:val="single" w:sz="4" w:space="0" w:color="10294B"/>
-              <w:left w:val="single" w:sz="4" w:space="0" w:color="10294B"/>
-              <w:bottom w:val="single" w:sz="4" w:space="0" w:color="10294B"/>
-              <w:right w:val="single" w:sz="4" w:space="0" w:color="10294B"/>
-              <w:insideH w:val="single" w:sz="4" w:space="0" w:color="10294B"/>
-              <w:insideV w:val="single" w:sz="4" w:space="0" w:color="10294B"/>
+              <w:top w:val="single" w:sz="4" w:space="0" w:color="000000"/>
+              <w:left w:val="single" w:sz="4" w:space="0" w:color="000000"/>
+              <w:bottom w:val="single" w:sz="4" w:space="0" w:color="000000"/>
+              <w:right w:val="single" w:sz="4" w:space="0" w:color="000000"/>
+              <w:insideH w:val="single" w:sz="4" w:space="0" w:color="000000"/>
+              <w:insideV w:val="single" w:sz="4" w:space="0" w:color="000000"/>
             </w:tcBorders>
             <w:tcMar>
               <w:top w:w="80" w:type="dxa"/>
@@ -1217,12 +818,15 @@
             </w:tcMar>
           </w:tcPr>
           <w:p>
+            <w:pPr>
+              <w:keepNext/>
+            </w:pPr>
             <w:r>
               <w:rPr>
-                <w:rFonts w:ascii="Arial" w:hAnsi="Arial"/>
+                <w:rFonts w:ascii="Arial" w:hAnsi="Arial" w:eastAsia="Arial"/>
                 <w:b/>
                 <w:color w:val="FFFFFF"/>
-                <w:sz w:val="18"/>
+                <w:sz w:val="22"/>
               </w:rPr>
               <w:t>Ruta</w:t>
             </w:r>
@@ -1231,14 +835,14 @@
         <w:tc>
           <w:tcPr>
             <w:tcW w:type="dxa" w:w="4320"/>
-            <w:shd w:fill="10294B"/>
+            <w:shd w:fill="000000"/>
             <w:tcBorders>
-              <w:top w:val="single" w:sz="4" w:space="0" w:color="10294B"/>
-              <w:left w:val="single" w:sz="4" w:space="0" w:color="10294B"/>
-              <w:bottom w:val="single" w:sz="4" w:space="0" w:color="10294B"/>
-              <w:right w:val="single" w:sz="4" w:space="0" w:color="10294B"/>
-              <w:insideH w:val="single" w:sz="4" w:space="0" w:color="10294B"/>
-              <w:insideV w:val="single" w:sz="4" w:space="0" w:color="10294B"/>
+              <w:top w:val="single" w:sz="4" w:space="0" w:color="000000"/>
+              <w:left w:val="single" w:sz="4" w:space="0" w:color="000000"/>
+              <w:bottom w:val="single" w:sz="4" w:space="0" w:color="000000"/>
+              <w:right w:val="single" w:sz="4" w:space="0" w:color="000000"/>
+              <w:insideH w:val="single" w:sz="4" w:space="0" w:color="000000"/>
+              <w:insideV w:val="single" w:sz="4" w:space="0" w:color="000000"/>
             </w:tcBorders>
             <w:tcMar>
               <w:top w:w="80" w:type="dxa"/>
@@ -1248,12 +852,15 @@
             </w:tcMar>
           </w:tcPr>
           <w:p>
+            <w:pPr>
+              <w:keepNext/>
+            </w:pPr>
             <w:r>
               <w:rPr>
-                <w:rFonts w:ascii="Arial" w:hAnsi="Arial"/>
+                <w:rFonts w:ascii="Arial" w:hAnsi="Arial" w:eastAsia="Arial"/>
                 <w:b/>
                 <w:color w:val="FFFFFF"/>
-                <w:sz w:val="18"/>
+                <w:sz w:val="22"/>
               </w:rPr>
               <w:t>Contenido</w:t>
             </w:r>
@@ -1261,17 +868,20 @@
         </w:tc>
       </w:tr>
       <w:tr>
+        <w:trPr>
+          <w:cantSplit/>
+        </w:trPr>
         <w:tc>
           <w:tcPr>
             <w:tcW w:type="dxa" w:w="4320"/>
-            <w:shd w:fill="F7F9FB"/>
+            <w:shd w:fill="FFFFFF"/>
             <w:tcBorders>
-              <w:top w:val="single" w:sz="4" w:space="0" w:color="D9D9D9"/>
-              <w:left w:val="single" w:sz="4" w:space="0" w:color="D9D9D9"/>
-              <w:bottom w:val="single" w:sz="4" w:space="0" w:color="D9D9D9"/>
-              <w:right w:val="single" w:sz="4" w:space="0" w:color="D9D9D9"/>
-              <w:insideH w:val="single" w:sz="4" w:space="0" w:color="D9D9D9"/>
-              <w:insideV w:val="single" w:sz="4" w:space="0" w:color="D9D9D9"/>
+              <w:top w:val="single" w:sz="4" w:space="0" w:color="000000"/>
+              <w:left w:val="single" w:sz="4" w:space="0" w:color="000000"/>
+              <w:bottom w:val="single" w:sz="4" w:space="0" w:color="000000"/>
+              <w:right w:val="single" w:sz="4" w:space="0" w:color="000000"/>
+              <w:insideH w:val="single" w:sz="4" w:space="0" w:color="000000"/>
+              <w:insideV w:val="single" w:sz="4" w:space="0" w:color="000000"/>
             </w:tcBorders>
             <w:tcMar>
               <w:top w:w="80" w:type="dxa"/>
@@ -1284,9 +894,9 @@
           <w:p>
             <w:r>
               <w:rPr>
-                <w:rFonts w:ascii="Arial" w:hAnsi="Arial"/>
-                <w:color w:val="222222"/>
-                <w:sz w:val="18"/>
+                <w:rFonts w:ascii="Arial" w:hAnsi="Arial" w:eastAsia="Arial"/>
+                <w:color w:val="000000"/>
+                <w:sz w:val="22"/>
               </w:rPr>
               <w:t>src/main.jsx</w:t>
             </w:r>
@@ -1295,14 +905,14 @@
         <w:tc>
           <w:tcPr>
             <w:tcW w:type="dxa" w:w="4320"/>
-            <w:shd w:fill="F7F9FB"/>
+            <w:shd w:fill="FFFFFF"/>
             <w:tcBorders>
-              <w:top w:val="single" w:sz="4" w:space="0" w:color="D9D9D9"/>
-              <w:left w:val="single" w:sz="4" w:space="0" w:color="D9D9D9"/>
-              <w:bottom w:val="single" w:sz="4" w:space="0" w:color="D9D9D9"/>
-              <w:right w:val="single" w:sz="4" w:space="0" w:color="D9D9D9"/>
-              <w:insideH w:val="single" w:sz="4" w:space="0" w:color="D9D9D9"/>
-              <w:insideV w:val="single" w:sz="4" w:space="0" w:color="D9D9D9"/>
+              <w:top w:val="single" w:sz="4" w:space="0" w:color="000000"/>
+              <w:left w:val="single" w:sz="4" w:space="0" w:color="000000"/>
+              <w:bottom w:val="single" w:sz="4" w:space="0" w:color="000000"/>
+              <w:right w:val="single" w:sz="4" w:space="0" w:color="000000"/>
+              <w:insideH w:val="single" w:sz="4" w:space="0" w:color="000000"/>
+              <w:insideV w:val="single" w:sz="4" w:space="0" w:color="000000"/>
             </w:tcBorders>
             <w:tcMar>
               <w:top w:w="80" w:type="dxa"/>
@@ -1315,9 +925,9 @@
           <w:p>
             <w:r>
               <w:rPr>
-                <w:rFonts w:ascii="Arial" w:hAnsi="Arial"/>
-                <w:color w:val="222222"/>
-                <w:sz w:val="18"/>
+                <w:rFonts w:ascii="Arial" w:hAnsi="Arial" w:eastAsia="Arial"/>
+                <w:color w:val="000000"/>
+                <w:sz w:val="22"/>
               </w:rPr>
               <w:t>View React: composición visual, interacción y navegación.</w:t>
             </w:r>
@@ -1325,16 +935,20 @@
         </w:tc>
       </w:tr>
       <w:tr>
+        <w:trPr>
+          <w:cantSplit/>
+        </w:trPr>
         <w:tc>
           <w:tcPr>
             <w:tcW w:type="dxa" w:w="4320"/>
+            <w:shd w:fill="FFFFFF"/>
             <w:tcBorders>
-              <w:top w:val="single" w:sz="4" w:space="0" w:color="D9D9D9"/>
-              <w:left w:val="single" w:sz="4" w:space="0" w:color="D9D9D9"/>
-              <w:bottom w:val="single" w:sz="4" w:space="0" w:color="D9D9D9"/>
-              <w:right w:val="single" w:sz="4" w:space="0" w:color="D9D9D9"/>
-              <w:insideH w:val="single" w:sz="4" w:space="0" w:color="D9D9D9"/>
-              <w:insideV w:val="single" w:sz="4" w:space="0" w:color="D9D9D9"/>
+              <w:top w:val="single" w:sz="4" w:space="0" w:color="000000"/>
+              <w:left w:val="single" w:sz="4" w:space="0" w:color="000000"/>
+              <w:bottom w:val="single" w:sz="4" w:space="0" w:color="000000"/>
+              <w:right w:val="single" w:sz="4" w:space="0" w:color="000000"/>
+              <w:insideH w:val="single" w:sz="4" w:space="0" w:color="000000"/>
+              <w:insideV w:val="single" w:sz="4" w:space="0" w:color="000000"/>
             </w:tcBorders>
             <w:tcMar>
               <w:top w:w="80" w:type="dxa"/>
@@ -1347,9 +961,9 @@
           <w:p>
             <w:r>
               <w:rPr>
-                <w:rFonts w:ascii="Arial" w:hAnsi="Arial"/>
-                <w:color w:val="222222"/>
-                <w:sz w:val="18"/>
+                <w:rFonts w:ascii="Arial" w:hAnsi="Arial" w:eastAsia="Arial"/>
+                <w:color w:val="000000"/>
+                <w:sz w:val="22"/>
               </w:rPr>
               <w:t>src/styles.css</w:t>
             </w:r>
@@ -1358,13 +972,14 @@
         <w:tc>
           <w:tcPr>
             <w:tcW w:type="dxa" w:w="4320"/>
+            <w:shd w:fill="FFFFFF"/>
             <w:tcBorders>
-              <w:top w:val="single" w:sz="4" w:space="0" w:color="D9D9D9"/>
-              <w:left w:val="single" w:sz="4" w:space="0" w:color="D9D9D9"/>
-              <w:bottom w:val="single" w:sz="4" w:space="0" w:color="D9D9D9"/>
-              <w:right w:val="single" w:sz="4" w:space="0" w:color="D9D9D9"/>
-              <w:insideH w:val="single" w:sz="4" w:space="0" w:color="D9D9D9"/>
-              <w:insideV w:val="single" w:sz="4" w:space="0" w:color="D9D9D9"/>
+              <w:top w:val="single" w:sz="4" w:space="0" w:color="000000"/>
+              <w:left w:val="single" w:sz="4" w:space="0" w:color="000000"/>
+              <w:bottom w:val="single" w:sz="4" w:space="0" w:color="000000"/>
+              <w:right w:val="single" w:sz="4" w:space="0" w:color="000000"/>
+              <w:insideH w:val="single" w:sz="4" w:space="0" w:color="000000"/>
+              <w:insideV w:val="single" w:sz="4" w:space="0" w:color="000000"/>
             </w:tcBorders>
             <w:tcMar>
               <w:top w:w="80" w:type="dxa"/>
@@ -1377,9 +992,9 @@
           <w:p>
             <w:r>
               <w:rPr>
-                <w:rFonts w:ascii="Arial" w:hAnsi="Arial"/>
-                <w:color w:val="222222"/>
-                <w:sz w:val="18"/>
+                <w:rFonts w:ascii="Arial" w:hAnsi="Arial" w:eastAsia="Arial"/>
+                <w:color w:val="000000"/>
+                <w:sz w:val="22"/>
               </w:rPr>
               <w:t>Sistema visual, layout, responsive y estados.</w:t>
             </w:r>
@@ -1387,17 +1002,20 @@
         </w:tc>
       </w:tr>
       <w:tr>
+        <w:trPr>
+          <w:cantSplit/>
+        </w:trPr>
         <w:tc>
           <w:tcPr>
             <w:tcW w:type="dxa" w:w="4320"/>
-            <w:shd w:fill="F7F9FB"/>
+            <w:shd w:fill="FFFFFF"/>
             <w:tcBorders>
-              <w:top w:val="single" w:sz="4" w:space="0" w:color="D9D9D9"/>
-              <w:left w:val="single" w:sz="4" w:space="0" w:color="D9D9D9"/>
-              <w:bottom w:val="single" w:sz="4" w:space="0" w:color="D9D9D9"/>
-              <w:right w:val="single" w:sz="4" w:space="0" w:color="D9D9D9"/>
-              <w:insideH w:val="single" w:sz="4" w:space="0" w:color="D9D9D9"/>
-              <w:insideV w:val="single" w:sz="4" w:space="0" w:color="D9D9D9"/>
+              <w:top w:val="single" w:sz="4" w:space="0" w:color="000000"/>
+              <w:left w:val="single" w:sz="4" w:space="0" w:color="000000"/>
+              <w:bottom w:val="single" w:sz="4" w:space="0" w:color="000000"/>
+              <w:right w:val="single" w:sz="4" w:space="0" w:color="000000"/>
+              <w:insideH w:val="single" w:sz="4" w:space="0" w:color="000000"/>
+              <w:insideV w:val="single" w:sz="4" w:space="0" w:color="000000"/>
             </w:tcBorders>
             <w:tcMar>
               <w:top w:w="80" w:type="dxa"/>
@@ -1410,9 +1028,9 @@
           <w:p>
             <w:r>
               <w:rPr>
-                <w:rFonts w:ascii="Arial" w:hAnsi="Arial"/>
-                <w:color w:val="222222"/>
-                <w:sz w:val="18"/>
+                <w:rFonts w:ascii="Arial" w:hAnsi="Arial" w:eastAsia="Arial"/>
+                <w:color w:val="000000"/>
+                <w:sz w:val="22"/>
               </w:rPr>
               <w:t>backend/BodegaNorte.Api/Controllers/</w:t>
             </w:r>
@@ -1421,14 +1039,14 @@
         <w:tc>
           <w:tcPr>
             <w:tcW w:type="dxa" w:w="4320"/>
-            <w:shd w:fill="F7F9FB"/>
+            <w:shd w:fill="FFFFFF"/>
             <w:tcBorders>
-              <w:top w:val="single" w:sz="4" w:space="0" w:color="D9D9D9"/>
-              <w:left w:val="single" w:sz="4" w:space="0" w:color="D9D9D9"/>
-              <w:bottom w:val="single" w:sz="4" w:space="0" w:color="D9D9D9"/>
-              <w:right w:val="single" w:sz="4" w:space="0" w:color="D9D9D9"/>
-              <w:insideH w:val="single" w:sz="4" w:space="0" w:color="D9D9D9"/>
-              <w:insideV w:val="single" w:sz="4" w:space="0" w:color="D9D9D9"/>
+              <w:top w:val="single" w:sz="4" w:space="0" w:color="000000"/>
+              <w:left w:val="single" w:sz="4" w:space="0" w:color="000000"/>
+              <w:bottom w:val="single" w:sz="4" w:space="0" w:color="000000"/>
+              <w:right w:val="single" w:sz="4" w:space="0" w:color="000000"/>
+              <w:insideH w:val="single" w:sz="4" w:space="0" w:color="000000"/>
+              <w:insideV w:val="single" w:sz="4" w:space="0" w:color="000000"/>
             </w:tcBorders>
             <w:tcMar>
               <w:top w:w="80" w:type="dxa"/>
@@ -1441,9 +1059,9 @@
           <w:p>
             <w:r>
               <w:rPr>
-                <w:rFonts w:ascii="Arial" w:hAnsi="Arial"/>
-                <w:color w:val="222222"/>
-                <w:sz w:val="18"/>
+                <w:rFonts w:ascii="Arial" w:hAnsi="Arial" w:eastAsia="Arial"/>
+                <w:color w:val="000000"/>
+                <w:sz w:val="22"/>
               </w:rPr>
               <w:t>Controllers MVC para Home, productos, ventas y health.</w:t>
             </w:r>
@@ -1451,16 +1069,20 @@
         </w:tc>
       </w:tr>
       <w:tr>
+        <w:trPr>
+          <w:cantSplit/>
+        </w:trPr>
         <w:tc>
           <w:tcPr>
             <w:tcW w:type="dxa" w:w="4320"/>
+            <w:shd w:fill="FFFFFF"/>
             <w:tcBorders>
-              <w:top w:val="single" w:sz="4" w:space="0" w:color="D9D9D9"/>
-              <w:left w:val="single" w:sz="4" w:space="0" w:color="D9D9D9"/>
-              <w:bottom w:val="single" w:sz="4" w:space="0" w:color="D9D9D9"/>
-              <w:right w:val="single" w:sz="4" w:space="0" w:color="D9D9D9"/>
-              <w:insideH w:val="single" w:sz="4" w:space="0" w:color="D9D9D9"/>
-              <w:insideV w:val="single" w:sz="4" w:space="0" w:color="D9D9D9"/>
+              <w:top w:val="single" w:sz="4" w:space="0" w:color="000000"/>
+              <w:left w:val="single" w:sz="4" w:space="0" w:color="000000"/>
+              <w:bottom w:val="single" w:sz="4" w:space="0" w:color="000000"/>
+              <w:right w:val="single" w:sz="4" w:space="0" w:color="000000"/>
+              <w:insideH w:val="single" w:sz="4" w:space="0" w:color="000000"/>
+              <w:insideV w:val="single" w:sz="4" w:space="0" w:color="000000"/>
             </w:tcBorders>
             <w:tcMar>
               <w:top w:w="80" w:type="dxa"/>
@@ -1473,9 +1095,9 @@
           <w:p>
             <w:r>
               <w:rPr>
-                <w:rFonts w:ascii="Arial" w:hAnsi="Arial"/>
-                <w:color w:val="222222"/>
-                <w:sz w:val="18"/>
+                <w:rFonts w:ascii="Arial" w:hAnsi="Arial" w:eastAsia="Arial"/>
+                <w:color w:val="000000"/>
+                <w:sz w:val="22"/>
               </w:rPr>
               <w:t>backend/BodegaNorte.Api/Models/</w:t>
             </w:r>
@@ -1484,13 +1106,14 @@
         <w:tc>
           <w:tcPr>
             <w:tcW w:type="dxa" w:w="4320"/>
+            <w:shd w:fill="FFFFFF"/>
             <w:tcBorders>
-              <w:top w:val="single" w:sz="4" w:space="0" w:color="D9D9D9"/>
-              <w:left w:val="single" w:sz="4" w:space="0" w:color="D9D9D9"/>
-              <w:bottom w:val="single" w:sz="4" w:space="0" w:color="D9D9D9"/>
-              <w:right w:val="single" w:sz="4" w:space="0" w:color="D9D9D9"/>
-              <w:insideH w:val="single" w:sz="4" w:space="0" w:color="D9D9D9"/>
-              <w:insideV w:val="single" w:sz="4" w:space="0" w:color="D9D9D9"/>
+              <w:top w:val="single" w:sz="4" w:space="0" w:color="000000"/>
+              <w:left w:val="single" w:sz="4" w:space="0" w:color="000000"/>
+              <w:bottom w:val="single" w:sz="4" w:space="0" w:color="000000"/>
+              <w:right w:val="single" w:sz="4" w:space="0" w:color="000000"/>
+              <w:insideH w:val="single" w:sz="4" w:space="0" w:color="000000"/>
+              <w:insideV w:val="single" w:sz="4" w:space="0" w:color="000000"/>
             </w:tcBorders>
             <w:tcMar>
               <w:top w:w="80" w:type="dxa"/>
@@ -1503,9 +1126,9 @@
           <w:p>
             <w:r>
               <w:rPr>
-                <w:rFonts w:ascii="Arial" w:hAnsi="Arial"/>
-                <w:color w:val="222222"/>
-                <w:sz w:val="18"/>
+                <w:rFonts w:ascii="Arial" w:hAnsi="Arial" w:eastAsia="Arial"/>
+                <w:color w:val="000000"/>
+                <w:sz w:val="22"/>
               </w:rPr>
               <w:t>Contratos de entrada y salida del Model.</w:t>
             </w:r>
@@ -1513,17 +1136,20 @@
         </w:tc>
       </w:tr>
       <w:tr>
+        <w:trPr>
+          <w:cantSplit/>
+        </w:trPr>
         <w:tc>
           <w:tcPr>
             <w:tcW w:type="dxa" w:w="4320"/>
-            <w:shd w:fill="F7F9FB"/>
+            <w:shd w:fill="FFFFFF"/>
             <w:tcBorders>
-              <w:top w:val="single" w:sz="4" w:space="0" w:color="D9D9D9"/>
-              <w:left w:val="single" w:sz="4" w:space="0" w:color="D9D9D9"/>
-              <w:bottom w:val="single" w:sz="4" w:space="0" w:color="D9D9D9"/>
-              <w:right w:val="single" w:sz="4" w:space="0" w:color="D9D9D9"/>
-              <w:insideH w:val="single" w:sz="4" w:space="0" w:color="D9D9D9"/>
-              <w:insideV w:val="single" w:sz="4" w:space="0" w:color="D9D9D9"/>
+              <w:top w:val="single" w:sz="4" w:space="0" w:color="000000"/>
+              <w:left w:val="single" w:sz="4" w:space="0" w:color="000000"/>
+              <w:bottom w:val="single" w:sz="4" w:space="0" w:color="000000"/>
+              <w:right w:val="single" w:sz="4" w:space="0" w:color="000000"/>
+              <w:insideH w:val="single" w:sz="4" w:space="0" w:color="000000"/>
+              <w:insideV w:val="single" w:sz="4" w:space="0" w:color="000000"/>
             </w:tcBorders>
             <w:tcMar>
               <w:top w:w="80" w:type="dxa"/>
@@ -1536,9 +1162,9 @@
           <w:p>
             <w:r>
               <w:rPr>
-                <w:rFonts w:ascii="Arial" w:hAnsi="Arial"/>
-                <w:color w:val="222222"/>
-                <w:sz w:val="18"/>
+                <w:rFonts w:ascii="Arial" w:hAnsi="Arial" w:eastAsia="Arial"/>
+                <w:color w:val="000000"/>
+                <w:sz w:val="22"/>
               </w:rPr>
               <w:t>backend/BodegaNorte.Api/Services/</w:t>
             </w:r>
@@ -1547,14 +1173,14 @@
         <w:tc>
           <w:tcPr>
             <w:tcW w:type="dxa" w:w="4320"/>
-            <w:shd w:fill="F7F9FB"/>
+            <w:shd w:fill="FFFFFF"/>
             <w:tcBorders>
-              <w:top w:val="single" w:sz="4" w:space="0" w:color="D9D9D9"/>
-              <w:left w:val="single" w:sz="4" w:space="0" w:color="D9D9D9"/>
-              <w:bottom w:val="single" w:sz="4" w:space="0" w:color="D9D9D9"/>
-              <w:right w:val="single" w:sz="4" w:space="0" w:color="D9D9D9"/>
-              <w:insideH w:val="single" w:sz="4" w:space="0" w:color="D9D9D9"/>
-              <w:insideV w:val="single" w:sz="4" w:space="0" w:color="D9D9D9"/>
+              <w:top w:val="single" w:sz="4" w:space="0" w:color="000000"/>
+              <w:left w:val="single" w:sz="4" w:space="0" w:color="000000"/>
+              <w:bottom w:val="single" w:sz="4" w:space="0" w:color="000000"/>
+              <w:right w:val="single" w:sz="4" w:space="0" w:color="000000"/>
+              <w:insideH w:val="single" w:sz="4" w:space="0" w:color="000000"/>
+              <w:insideV w:val="single" w:sz="4" w:space="0" w:color="000000"/>
             </w:tcBorders>
             <w:tcMar>
               <w:top w:w="80" w:type="dxa"/>
@@ -1567,9 +1193,9 @@
           <w:p>
             <w:r>
               <w:rPr>
-                <w:rFonts w:ascii="Arial" w:hAnsi="Arial"/>
-                <w:color w:val="222222"/>
-                <w:sz w:val="18"/>
+                <w:rFonts w:ascii="Arial" w:hAnsi="Arial" w:eastAsia="Arial"/>
+                <w:color w:val="000000"/>
+                <w:sz w:val="22"/>
               </w:rPr>
               <w:t>Reglas de negocio de Bodega Norte.</w:t>
             </w:r>
@@ -1577,16 +1203,20 @@
         </w:tc>
       </w:tr>
       <w:tr>
+        <w:trPr>
+          <w:cantSplit/>
+        </w:trPr>
         <w:tc>
           <w:tcPr>
             <w:tcW w:type="dxa" w:w="4320"/>
+            <w:shd w:fill="FFFFFF"/>
             <w:tcBorders>
-              <w:top w:val="single" w:sz="4" w:space="0" w:color="D9D9D9"/>
-              <w:left w:val="single" w:sz="4" w:space="0" w:color="D9D9D9"/>
-              <w:bottom w:val="single" w:sz="4" w:space="0" w:color="D9D9D9"/>
-              <w:right w:val="single" w:sz="4" w:space="0" w:color="D9D9D9"/>
-              <w:insideH w:val="single" w:sz="4" w:space="0" w:color="D9D9D9"/>
-              <w:insideV w:val="single" w:sz="4" w:space="0" w:color="D9D9D9"/>
+              <w:top w:val="single" w:sz="4" w:space="0" w:color="000000"/>
+              <w:left w:val="single" w:sz="4" w:space="0" w:color="000000"/>
+              <w:bottom w:val="single" w:sz="4" w:space="0" w:color="000000"/>
+              <w:right w:val="single" w:sz="4" w:space="0" w:color="000000"/>
+              <w:insideH w:val="single" w:sz="4" w:space="0" w:color="000000"/>
+              <w:insideV w:val="single" w:sz="4" w:space="0" w:color="000000"/>
             </w:tcBorders>
             <w:tcMar>
               <w:top w:w="80" w:type="dxa"/>
@@ -1599,9 +1229,9 @@
           <w:p>
             <w:r>
               <w:rPr>
-                <w:rFonts w:ascii="Arial" w:hAnsi="Arial"/>
-                <w:color w:val="222222"/>
-                <w:sz w:val="18"/>
+                <w:rFonts w:ascii="Arial" w:hAnsi="Arial" w:eastAsia="Arial"/>
+                <w:color w:val="000000"/>
+                <w:sz w:val="22"/>
               </w:rPr>
               <w:t>backend/BodegaNorte.Api/Data/</w:t>
             </w:r>
@@ -1610,13 +1240,14 @@
         <w:tc>
           <w:tcPr>
             <w:tcW w:type="dxa" w:w="4320"/>
+            <w:shd w:fill="FFFFFF"/>
             <w:tcBorders>
-              <w:top w:val="single" w:sz="4" w:space="0" w:color="D9D9D9"/>
-              <w:left w:val="single" w:sz="4" w:space="0" w:color="D9D9D9"/>
-              <w:bottom w:val="single" w:sz="4" w:space="0" w:color="D9D9D9"/>
-              <w:right w:val="single" w:sz="4" w:space="0" w:color="D9D9D9"/>
-              <w:insideH w:val="single" w:sz="4" w:space="0" w:color="D9D9D9"/>
-              <w:insideV w:val="single" w:sz="4" w:space="0" w:color="D9D9D9"/>
+              <w:top w:val="single" w:sz="4" w:space="0" w:color="000000"/>
+              <w:left w:val="single" w:sz="4" w:space="0" w:color="000000"/>
+              <w:bottom w:val="single" w:sz="4" w:space="0" w:color="000000"/>
+              <w:right w:val="single" w:sz="4" w:space="0" w:color="000000"/>
+              <w:insideH w:val="single" w:sz="4" w:space="0" w:color="000000"/>
+              <w:insideV w:val="single" w:sz="4" w:space="0" w:color="000000"/>
             </w:tcBorders>
             <w:tcMar>
               <w:top w:w="80" w:type="dxa"/>
@@ -1629,27 +1260,30 @@
           <w:p>
             <w:r>
               <w:rPr>
-                <w:rFonts w:ascii="Arial" w:hAnsi="Arial"/>
-                <w:color w:val="222222"/>
-                <w:sz w:val="18"/>
+                <w:rFonts w:ascii="Arial" w:hAnsi="Arial" w:eastAsia="Arial"/>
+                <w:color w:val="000000"/>
+                <w:sz w:val="22"/>
               </w:rPr>
-              <w:t>Repositorio y transacciones SQL Server.</w:t>
+              <w:t>Repositorio Npgsql y transacciones PostgreSQL.</w:t>
             </w:r>
           </w:p>
         </w:tc>
       </w:tr>
       <w:tr>
+        <w:trPr>
+          <w:cantSplit/>
+        </w:trPr>
         <w:tc>
           <w:tcPr>
             <w:tcW w:type="dxa" w:w="4320"/>
-            <w:shd w:fill="F7F9FB"/>
+            <w:shd w:fill="FFFFFF"/>
             <w:tcBorders>
-              <w:top w:val="single" w:sz="4" w:space="0" w:color="D9D9D9"/>
-              <w:left w:val="single" w:sz="4" w:space="0" w:color="D9D9D9"/>
-              <w:bottom w:val="single" w:sz="4" w:space="0" w:color="D9D9D9"/>
-              <w:right w:val="single" w:sz="4" w:space="0" w:color="D9D9D9"/>
-              <w:insideH w:val="single" w:sz="4" w:space="0" w:color="D9D9D9"/>
-              <w:insideV w:val="single" w:sz="4" w:space="0" w:color="D9D9D9"/>
+              <w:top w:val="single" w:sz="4" w:space="0" w:color="000000"/>
+              <w:left w:val="single" w:sz="4" w:space="0" w:color="000000"/>
+              <w:bottom w:val="single" w:sz="4" w:space="0" w:color="000000"/>
+              <w:right w:val="single" w:sz="4" w:space="0" w:color="000000"/>
+              <w:insideH w:val="single" w:sz="4" w:space="0" w:color="000000"/>
+              <w:insideV w:val="single" w:sz="4" w:space="0" w:color="000000"/>
             </w:tcBorders>
             <w:tcMar>
               <w:top w:w="80" w:type="dxa"/>
@@ -1662,9 +1296,9 @@
           <w:p>
             <w:r>
               <w:rPr>
-                <w:rFonts w:ascii="Arial" w:hAnsi="Arial"/>
-                <w:color w:val="222222"/>
-                <w:sz w:val="18"/>
+                <w:rFonts w:ascii="Arial" w:hAnsi="Arial" w:eastAsia="Arial"/>
+                <w:color w:val="000000"/>
+                <w:sz w:val="22"/>
               </w:rPr>
               <w:t>backend/BodegaNorte.Api/Views/</w:t>
             </w:r>
@@ -1673,14 +1307,14 @@
         <w:tc>
           <w:tcPr>
             <w:tcW w:type="dxa" w:w="4320"/>
-            <w:shd w:fill="F7F9FB"/>
+            <w:shd w:fill="FFFFFF"/>
             <w:tcBorders>
-              <w:top w:val="single" w:sz="4" w:space="0" w:color="D9D9D9"/>
-              <w:left w:val="single" w:sz="4" w:space="0" w:color="D9D9D9"/>
-              <w:bottom w:val="single" w:sz="4" w:space="0" w:color="D9D9D9"/>
-              <w:right w:val="single" w:sz="4" w:space="0" w:color="D9D9D9"/>
-              <w:insideH w:val="single" w:sz="4" w:space="0" w:color="D9D9D9"/>
-              <w:insideV w:val="single" w:sz="4" w:space="0" w:color="D9D9D9"/>
+              <w:top w:val="single" w:sz="4" w:space="0" w:color="000000"/>
+              <w:left w:val="single" w:sz="4" w:space="0" w:color="000000"/>
+              <w:bottom w:val="single" w:sz="4" w:space="0" w:color="000000"/>
+              <w:right w:val="single" w:sz="4" w:space="0" w:color="000000"/>
+              <w:insideH w:val="single" w:sz="4" w:space="0" w:color="000000"/>
+              <w:insideV w:val="single" w:sz="4" w:space="0" w:color="000000"/>
             </w:tcBorders>
             <w:tcMar>
               <w:top w:w="80" w:type="dxa"/>
@@ -1693,9 +1327,9 @@
           <w:p>
             <w:r>
               <w:rPr>
-                <w:rFonts w:ascii="Arial" w:hAnsi="Arial"/>
-                <w:color w:val="222222"/>
-                <w:sz w:val="18"/>
+                <w:rFonts w:ascii="Arial" w:hAnsi="Arial" w:eastAsia="Arial"/>
+                <w:color w:val="000000"/>
+                <w:sz w:val="22"/>
               </w:rPr>
               <w:t>Vista host MVC para la aplicación React.</w:t>
             </w:r>
@@ -1703,16 +1337,20 @@
         </w:tc>
       </w:tr>
       <w:tr>
+        <w:trPr>
+          <w:cantSplit/>
+        </w:trPr>
         <w:tc>
           <w:tcPr>
             <w:tcW w:type="dxa" w:w="4320"/>
+            <w:shd w:fill="FFFFFF"/>
             <w:tcBorders>
-              <w:top w:val="single" w:sz="4" w:space="0" w:color="D9D9D9"/>
-              <w:left w:val="single" w:sz="4" w:space="0" w:color="D9D9D9"/>
-              <w:bottom w:val="single" w:sz="4" w:space="0" w:color="D9D9D9"/>
-              <w:right w:val="single" w:sz="4" w:space="0" w:color="D9D9D9"/>
-              <w:insideH w:val="single" w:sz="4" w:space="0" w:color="D9D9D9"/>
-              <w:insideV w:val="single" w:sz="4" w:space="0" w:color="D9D9D9"/>
+              <w:top w:val="single" w:sz="4" w:space="0" w:color="000000"/>
+              <w:left w:val="single" w:sz="4" w:space="0" w:color="000000"/>
+              <w:bottom w:val="single" w:sz="4" w:space="0" w:color="000000"/>
+              <w:right w:val="single" w:sz="4" w:space="0" w:color="000000"/>
+              <w:insideH w:val="single" w:sz="4" w:space="0" w:color="000000"/>
+              <w:insideV w:val="single" w:sz="4" w:space="0" w:color="000000"/>
             </w:tcBorders>
             <w:tcMar>
               <w:top w:w="80" w:type="dxa"/>
@@ -1725,9 +1363,9 @@
           <w:p>
             <w:r>
               <w:rPr>
-                <w:rFonts w:ascii="Arial" w:hAnsi="Arial"/>
-                <w:color w:val="222222"/>
-                <w:sz w:val="18"/>
+                <w:rFonts w:ascii="Arial" w:hAnsi="Arial" w:eastAsia="Arial"/>
+                <w:color w:val="000000"/>
+                <w:sz w:val="22"/>
               </w:rPr>
               <w:t>database/schema.sql</w:t>
             </w:r>
@@ -1736,13 +1374,14 @@
         <w:tc>
           <w:tcPr>
             <w:tcW w:type="dxa" w:w="4320"/>
+            <w:shd w:fill="FFFFFF"/>
             <w:tcBorders>
-              <w:top w:val="single" w:sz="4" w:space="0" w:color="D9D9D9"/>
-              <w:left w:val="single" w:sz="4" w:space="0" w:color="D9D9D9"/>
-              <w:bottom w:val="single" w:sz="4" w:space="0" w:color="D9D9D9"/>
-              <w:right w:val="single" w:sz="4" w:space="0" w:color="D9D9D9"/>
-              <w:insideH w:val="single" w:sz="4" w:space="0" w:color="D9D9D9"/>
-              <w:insideV w:val="single" w:sz="4" w:space="0" w:color="D9D9D9"/>
+              <w:top w:val="single" w:sz="4" w:space="0" w:color="000000"/>
+              <w:left w:val="single" w:sz="4" w:space="0" w:color="000000"/>
+              <w:bottom w:val="single" w:sz="4" w:space="0" w:color="000000"/>
+              <w:right w:val="single" w:sz="4" w:space="0" w:color="000000"/>
+              <w:insideH w:val="single" w:sz="4" w:space="0" w:color="000000"/>
+              <w:insideV w:val="single" w:sz="4" w:space="0" w:color="000000"/>
             </w:tcBorders>
             <w:tcMar>
               <w:top w:w="80" w:type="dxa"/>
@@ -1755,27 +1394,30 @@
           <w:p>
             <w:r>
               <w:rPr>
-                <w:rFonts w:ascii="Arial" w:hAnsi="Arial"/>
-                <w:color w:val="222222"/>
-                <w:sz w:val="18"/>
+                <w:rFonts w:ascii="Arial" w:hAnsi="Arial" w:eastAsia="Arial"/>
+                <w:color w:val="000000"/>
+                <w:sz w:val="22"/>
               </w:rPr>
-              <w:t>Tablas, relaciones, índices y procedimientos previstos.</w:t>
+              <w:t>Tablas, relaciones, índices y restricciones.</w:t>
             </w:r>
           </w:p>
         </w:tc>
       </w:tr>
       <w:tr>
+        <w:trPr>
+          <w:cantSplit/>
+        </w:trPr>
         <w:tc>
           <w:tcPr>
             <w:tcW w:type="dxa" w:w="4320"/>
-            <w:shd w:fill="F7F9FB"/>
+            <w:shd w:fill="FFFFFF"/>
             <w:tcBorders>
-              <w:top w:val="single" w:sz="4" w:space="0" w:color="D9D9D9"/>
-              <w:left w:val="single" w:sz="4" w:space="0" w:color="D9D9D9"/>
-              <w:bottom w:val="single" w:sz="4" w:space="0" w:color="D9D9D9"/>
-              <w:right w:val="single" w:sz="4" w:space="0" w:color="D9D9D9"/>
-              <w:insideH w:val="single" w:sz="4" w:space="0" w:color="D9D9D9"/>
-              <w:insideV w:val="single" w:sz="4" w:space="0" w:color="D9D9D9"/>
+              <w:top w:val="single" w:sz="4" w:space="0" w:color="000000"/>
+              <w:left w:val="single" w:sz="4" w:space="0" w:color="000000"/>
+              <w:bottom w:val="single" w:sz="4" w:space="0" w:color="000000"/>
+              <w:right w:val="single" w:sz="4" w:space="0" w:color="000000"/>
+              <w:insideH w:val="single" w:sz="4" w:space="0" w:color="000000"/>
+              <w:insideV w:val="single" w:sz="4" w:space="0" w:color="000000"/>
             </w:tcBorders>
             <w:tcMar>
               <w:top w:w="80" w:type="dxa"/>
@@ -1788,9 +1430,9 @@
           <w:p>
             <w:r>
               <w:rPr>
-                <w:rFonts w:ascii="Arial" w:hAnsi="Arial"/>
-                <w:color w:val="222222"/>
-                <w:sz w:val="18"/>
+                <w:rFonts w:ascii="Arial" w:hAnsi="Arial" w:eastAsia="Arial"/>
+                <w:color w:val="000000"/>
+                <w:sz w:val="22"/>
               </w:rPr>
               <w:t>integration/</w:t>
             </w:r>
@@ -1799,14 +1441,14 @@
         <w:tc>
           <w:tcPr>
             <w:tcW w:type="dxa" w:w="4320"/>
-            <w:shd w:fill="F7F9FB"/>
+            <w:shd w:fill="FFFFFF"/>
             <w:tcBorders>
-              <w:top w:val="single" w:sz="4" w:space="0" w:color="D9D9D9"/>
-              <w:left w:val="single" w:sz="4" w:space="0" w:color="D9D9D9"/>
-              <w:bottom w:val="single" w:sz="4" w:space="0" w:color="D9D9D9"/>
-              <w:right w:val="single" w:sz="4" w:space="0" w:color="D9D9D9"/>
-              <w:insideH w:val="single" w:sz="4" w:space="0" w:color="D9D9D9"/>
-              <w:insideV w:val="single" w:sz="4" w:space="0" w:color="D9D9D9"/>
+              <w:top w:val="single" w:sz="4" w:space="0" w:color="000000"/>
+              <w:left w:val="single" w:sz="4" w:space="0" w:color="000000"/>
+              <w:bottom w:val="single" w:sz="4" w:space="0" w:color="000000"/>
+              <w:right w:val="single" w:sz="4" w:space="0" w:color="000000"/>
+              <w:insideH w:val="single" w:sz="4" w:space="0" w:color="000000"/>
+              <w:insideV w:val="single" w:sz="4" w:space="0" w:color="000000"/>
             </w:tcBorders>
             <w:tcMar>
               <w:top w:w="80" w:type="dxa"/>
@@ -1819,9 +1461,9 @@
           <w:p>
             <w:r>
               <w:rPr>
-                <w:rFonts w:ascii="Arial" w:hAnsi="Arial"/>
-                <w:color w:val="222222"/>
-                <w:sz w:val="18"/>
+                <w:rFonts w:ascii="Arial" w:hAnsi="Arial" w:eastAsia="Arial"/>
+                <w:color w:val="000000"/>
+                <w:sz w:val="22"/>
               </w:rPr>
               <w:t>Prueba de integración Java y guía asociada.</w:t>
             </w:r>
@@ -1829,16 +1471,20 @@
         </w:tc>
       </w:tr>
       <w:tr>
+        <w:trPr>
+          <w:cantSplit/>
+        </w:trPr>
         <w:tc>
           <w:tcPr>
             <w:tcW w:type="dxa" w:w="4320"/>
+            <w:shd w:fill="FFFFFF"/>
             <w:tcBorders>
-              <w:top w:val="single" w:sz="4" w:space="0" w:color="D9D9D9"/>
-              <w:left w:val="single" w:sz="4" w:space="0" w:color="D9D9D9"/>
-              <w:bottom w:val="single" w:sz="4" w:space="0" w:color="D9D9D9"/>
-              <w:right w:val="single" w:sz="4" w:space="0" w:color="D9D9D9"/>
-              <w:insideH w:val="single" w:sz="4" w:space="0" w:color="D9D9D9"/>
-              <w:insideV w:val="single" w:sz="4" w:space="0" w:color="D9D9D9"/>
+              <w:top w:val="single" w:sz="4" w:space="0" w:color="000000"/>
+              <w:left w:val="single" w:sz="4" w:space="0" w:color="000000"/>
+              <w:bottom w:val="single" w:sz="4" w:space="0" w:color="000000"/>
+              <w:right w:val="single" w:sz="4" w:space="0" w:color="000000"/>
+              <w:insideH w:val="single" w:sz="4" w:space="0" w:color="000000"/>
+              <w:insideV w:val="single" w:sz="4" w:space="0" w:color="000000"/>
             </w:tcBorders>
             <w:tcMar>
               <w:top w:w="80" w:type="dxa"/>
@@ -1851,9 +1497,9 @@
           <w:p>
             <w:r>
               <w:rPr>
-                <w:rFonts w:ascii="Arial" w:hAnsi="Arial"/>
-                <w:color w:val="222222"/>
-                <w:sz w:val="18"/>
+                <w:rFonts w:ascii="Arial" w:hAnsi="Arial" w:eastAsia="Arial"/>
+                <w:color w:val="000000"/>
+                <w:sz w:val="22"/>
               </w:rPr>
               <w:t>docs/diagramas/</w:t>
             </w:r>
@@ -1862,13 +1508,14 @@
         <w:tc>
           <w:tcPr>
             <w:tcW w:type="dxa" w:w="4320"/>
+            <w:shd w:fill="FFFFFF"/>
             <w:tcBorders>
-              <w:top w:val="single" w:sz="4" w:space="0" w:color="D9D9D9"/>
-              <w:left w:val="single" w:sz="4" w:space="0" w:color="D9D9D9"/>
-              <w:bottom w:val="single" w:sz="4" w:space="0" w:color="D9D9D9"/>
-              <w:right w:val="single" w:sz="4" w:space="0" w:color="D9D9D9"/>
-              <w:insideH w:val="single" w:sz="4" w:space="0" w:color="D9D9D9"/>
-              <w:insideV w:val="single" w:sz="4" w:space="0" w:color="D9D9D9"/>
+              <w:top w:val="single" w:sz="4" w:space="0" w:color="000000"/>
+              <w:left w:val="single" w:sz="4" w:space="0" w:color="000000"/>
+              <w:bottom w:val="single" w:sz="4" w:space="0" w:color="000000"/>
+              <w:right w:val="single" w:sz="4" w:space="0" w:color="000000"/>
+              <w:insideH w:val="single" w:sz="4" w:space="0" w:color="000000"/>
+              <w:insideV w:val="single" w:sz="4" w:space="0" w:color="000000"/>
             </w:tcBorders>
             <w:tcMar>
               <w:top w:w="80" w:type="dxa"/>
@@ -1881,9 +1528,9 @@
           <w:p>
             <w:r>
               <w:rPr>
-                <w:rFonts w:ascii="Arial" w:hAnsi="Arial"/>
-                <w:color w:val="222222"/>
-                <w:sz w:val="18"/>
+                <w:rFonts w:ascii="Arial" w:hAnsi="Arial" w:eastAsia="Arial"/>
+                <w:color w:val="000000"/>
+                <w:sz w:val="22"/>
               </w:rPr>
               <w:t>Arquitectura draw.io y modelo de datos SVG.</w:t>
             </w:r>
@@ -1891,17 +1538,20 @@
         </w:tc>
       </w:tr>
       <w:tr>
+        <w:trPr>
+          <w:cantSplit/>
+        </w:trPr>
         <w:tc>
           <w:tcPr>
             <w:tcW w:type="dxa" w:w="4320"/>
-            <w:shd w:fill="F7F9FB"/>
+            <w:shd w:fill="FFFFFF"/>
             <w:tcBorders>
-              <w:top w:val="single" w:sz="4" w:space="0" w:color="D9D9D9"/>
-              <w:left w:val="single" w:sz="4" w:space="0" w:color="D9D9D9"/>
-              <w:bottom w:val="single" w:sz="4" w:space="0" w:color="D9D9D9"/>
-              <w:right w:val="single" w:sz="4" w:space="0" w:color="D9D9D9"/>
-              <w:insideH w:val="single" w:sz="4" w:space="0" w:color="D9D9D9"/>
-              <w:insideV w:val="single" w:sz="4" w:space="0" w:color="D9D9D9"/>
+              <w:top w:val="single" w:sz="4" w:space="0" w:color="000000"/>
+              <w:left w:val="single" w:sz="4" w:space="0" w:color="000000"/>
+              <w:bottom w:val="single" w:sz="4" w:space="0" w:color="000000"/>
+              <w:right w:val="single" w:sz="4" w:space="0" w:color="000000"/>
+              <w:insideH w:val="single" w:sz="4" w:space="0" w:color="000000"/>
+              <w:insideV w:val="single" w:sz="4" w:space="0" w:color="000000"/>
             </w:tcBorders>
             <w:tcMar>
               <w:top w:w="80" w:type="dxa"/>
@@ -1914,9 +1564,9 @@
           <w:p>
             <w:r>
               <w:rPr>
-                <w:rFonts w:ascii="Arial" w:hAnsi="Arial"/>
-                <w:color w:val="222222"/>
-                <w:sz w:val="18"/>
+                <w:rFonts w:ascii="Arial" w:hAnsi="Arial" w:eastAsia="Arial"/>
+                <w:color w:val="000000"/>
+                <w:sz w:val="22"/>
               </w:rPr>
               <w:t>docs/word/</w:t>
             </w:r>
@@ -1925,14 +1575,14 @@
         <w:tc>
           <w:tcPr>
             <w:tcW w:type="dxa" w:w="4320"/>
-            <w:shd w:fill="F7F9FB"/>
+            <w:shd w:fill="FFFFFF"/>
             <w:tcBorders>
-              <w:top w:val="single" w:sz="4" w:space="0" w:color="D9D9D9"/>
-              <w:left w:val="single" w:sz="4" w:space="0" w:color="D9D9D9"/>
-              <w:bottom w:val="single" w:sz="4" w:space="0" w:color="D9D9D9"/>
-              <w:right w:val="single" w:sz="4" w:space="0" w:color="D9D9D9"/>
-              <w:insideH w:val="single" w:sz="4" w:space="0" w:color="D9D9D9"/>
-              <w:insideV w:val="single" w:sz="4" w:space="0" w:color="D9D9D9"/>
+              <w:top w:val="single" w:sz="4" w:space="0" w:color="000000"/>
+              <w:left w:val="single" w:sz="4" w:space="0" w:color="000000"/>
+              <w:bottom w:val="single" w:sz="4" w:space="0" w:color="000000"/>
+              <w:right w:val="single" w:sz="4" w:space="0" w:color="000000"/>
+              <w:insideH w:val="single" w:sz="4" w:space="0" w:color="000000"/>
+              <w:insideV w:val="single" w:sz="4" w:space="0" w:color="000000"/>
             </w:tcBorders>
             <w:tcMar>
               <w:top w:w="80" w:type="dxa"/>
@@ -1945,9 +1595,9 @@
           <w:p>
             <w:r>
               <w:rPr>
-                <w:rFonts w:ascii="Arial" w:hAnsi="Arial"/>
-                <w:color w:val="222222"/>
-                <w:sz w:val="18"/>
+                <w:rFonts w:ascii="Arial" w:hAnsi="Arial" w:eastAsia="Arial"/>
+                <w:color w:val="000000"/>
+                <w:sz w:val="22"/>
               </w:rPr>
               <w:t>Informes y manuales editables para la entrega académica.</w:t>
             </w:r>
@@ -1959,8 +1609,15 @@
     <w:p>
       <w:pPr>
         <w:pStyle w:val="Heading1"/>
+        <w:keepNext/>
+        <w:keepLines/>
       </w:pPr>
       <w:r>
+        <w:rPr>
+          <w:rFonts w:ascii="Arial" w:hAnsi="Arial" w:eastAsia="Arial"/>
+          <w:color w:val="000000"/>
+          <w:sz w:val="22"/>
+        </w:rPr>
         <w:t>3. Modelo de datos previsto</w:t>
       </w:r>
     </w:p>
@@ -1978,19 +1635,20 @@
       </w:tblGrid>
       <w:tr>
         <w:trPr>
+          <w:cantSplit/>
           <w:tblHeader w:val="true"/>
         </w:trPr>
         <w:tc>
           <w:tcPr>
             <w:tcW w:type="dxa" w:w="2880"/>
-            <w:shd w:fill="10294B"/>
+            <w:shd w:fill="000000"/>
             <w:tcBorders>
-              <w:top w:val="single" w:sz="4" w:space="0" w:color="10294B"/>
-              <w:left w:val="single" w:sz="4" w:space="0" w:color="10294B"/>
-              <w:bottom w:val="single" w:sz="4" w:space="0" w:color="10294B"/>
-              <w:right w:val="single" w:sz="4" w:space="0" w:color="10294B"/>
-              <w:insideH w:val="single" w:sz="4" w:space="0" w:color="10294B"/>
-              <w:insideV w:val="single" w:sz="4" w:space="0" w:color="10294B"/>
+              <w:top w:val="single" w:sz="4" w:space="0" w:color="000000"/>
+              <w:left w:val="single" w:sz="4" w:space="0" w:color="000000"/>
+              <w:bottom w:val="single" w:sz="4" w:space="0" w:color="000000"/>
+              <w:right w:val="single" w:sz="4" w:space="0" w:color="000000"/>
+              <w:insideH w:val="single" w:sz="4" w:space="0" w:color="000000"/>
+              <w:insideV w:val="single" w:sz="4" w:space="0" w:color="000000"/>
             </w:tcBorders>
             <w:tcMar>
               <w:top w:w="80" w:type="dxa"/>
@@ -2000,12 +1658,15 @@
             </w:tcMar>
           </w:tcPr>
           <w:p>
+            <w:pPr>
+              <w:keepNext/>
+            </w:pPr>
             <w:r>
               <w:rPr>
-                <w:rFonts w:ascii="Arial" w:hAnsi="Arial"/>
+                <w:rFonts w:ascii="Arial" w:hAnsi="Arial" w:eastAsia="Arial"/>
                 <w:b/>
                 <w:color w:val="FFFFFF"/>
-                <w:sz w:val="18"/>
+                <w:sz w:val="22"/>
               </w:rPr>
               <w:t>Entidad</w:t>
             </w:r>
@@ -2014,14 +1675,14 @@
         <w:tc>
           <w:tcPr>
             <w:tcW w:type="dxa" w:w="2880"/>
-            <w:shd w:fill="10294B"/>
+            <w:shd w:fill="000000"/>
             <w:tcBorders>
-              <w:top w:val="single" w:sz="4" w:space="0" w:color="10294B"/>
-              <w:left w:val="single" w:sz="4" w:space="0" w:color="10294B"/>
-              <w:bottom w:val="single" w:sz="4" w:space="0" w:color="10294B"/>
-              <w:right w:val="single" w:sz="4" w:space="0" w:color="10294B"/>
-              <w:insideH w:val="single" w:sz="4" w:space="0" w:color="10294B"/>
-              <w:insideV w:val="single" w:sz="4" w:space="0" w:color="10294B"/>
+              <w:top w:val="single" w:sz="4" w:space="0" w:color="000000"/>
+              <w:left w:val="single" w:sz="4" w:space="0" w:color="000000"/>
+              <w:bottom w:val="single" w:sz="4" w:space="0" w:color="000000"/>
+              <w:right w:val="single" w:sz="4" w:space="0" w:color="000000"/>
+              <w:insideH w:val="single" w:sz="4" w:space="0" w:color="000000"/>
+              <w:insideV w:val="single" w:sz="4" w:space="0" w:color="000000"/>
             </w:tcBorders>
             <w:tcMar>
               <w:top w:w="80" w:type="dxa"/>
@@ -2031,12 +1692,15 @@
             </w:tcMar>
           </w:tcPr>
           <w:p>
+            <w:pPr>
+              <w:keepNext/>
+            </w:pPr>
             <w:r>
               <w:rPr>
-                <w:rFonts w:ascii="Arial" w:hAnsi="Arial"/>
+                <w:rFonts w:ascii="Arial" w:hAnsi="Arial" w:eastAsia="Arial"/>
                 <w:b/>
                 <w:color w:val="FFFFFF"/>
-                <w:sz w:val="18"/>
+                <w:sz w:val="22"/>
               </w:rPr>
               <w:t>Campos principales</w:t>
             </w:r>
@@ -2045,14 +1709,14 @@
         <w:tc>
           <w:tcPr>
             <w:tcW w:type="dxa" w:w="2880"/>
-            <w:shd w:fill="10294B"/>
+            <w:shd w:fill="000000"/>
             <w:tcBorders>
-              <w:top w:val="single" w:sz="4" w:space="0" w:color="10294B"/>
-              <w:left w:val="single" w:sz="4" w:space="0" w:color="10294B"/>
-              <w:bottom w:val="single" w:sz="4" w:space="0" w:color="10294B"/>
-              <w:right w:val="single" w:sz="4" w:space="0" w:color="10294B"/>
-              <w:insideH w:val="single" w:sz="4" w:space="0" w:color="10294B"/>
-              <w:insideV w:val="single" w:sz="4" w:space="0" w:color="10294B"/>
+              <w:top w:val="single" w:sz="4" w:space="0" w:color="000000"/>
+              <w:left w:val="single" w:sz="4" w:space="0" w:color="000000"/>
+              <w:bottom w:val="single" w:sz="4" w:space="0" w:color="000000"/>
+              <w:right w:val="single" w:sz="4" w:space="0" w:color="000000"/>
+              <w:insideH w:val="single" w:sz="4" w:space="0" w:color="000000"/>
+              <w:insideV w:val="single" w:sz="4" w:space="0" w:color="000000"/>
             </w:tcBorders>
             <w:tcMar>
               <w:top w:w="80" w:type="dxa"/>
@@ -2062,12 +1726,15 @@
             </w:tcMar>
           </w:tcPr>
           <w:p>
+            <w:pPr>
+              <w:keepNext/>
+            </w:pPr>
             <w:r>
               <w:rPr>
-                <w:rFonts w:ascii="Arial" w:hAnsi="Arial"/>
+                <w:rFonts w:ascii="Arial" w:hAnsi="Arial" w:eastAsia="Arial"/>
                 <w:b/>
                 <w:color w:val="FFFFFF"/>
-                <w:sz w:val="18"/>
+                <w:sz w:val="22"/>
               </w:rPr>
               <w:t>Relación</w:t>
             </w:r>
@@ -2075,17 +1742,20 @@
         </w:tc>
       </w:tr>
       <w:tr>
+        <w:trPr>
+          <w:cantSplit/>
+        </w:trPr>
         <w:tc>
           <w:tcPr>
             <w:tcW w:type="dxa" w:w="2880"/>
-            <w:shd w:fill="F7F9FB"/>
+            <w:shd w:fill="FFFFFF"/>
             <w:tcBorders>
-              <w:top w:val="single" w:sz="4" w:space="0" w:color="D9D9D9"/>
-              <w:left w:val="single" w:sz="4" w:space="0" w:color="D9D9D9"/>
-              <w:bottom w:val="single" w:sz="4" w:space="0" w:color="D9D9D9"/>
-              <w:right w:val="single" w:sz="4" w:space="0" w:color="D9D9D9"/>
-              <w:insideH w:val="single" w:sz="4" w:space="0" w:color="D9D9D9"/>
-              <w:insideV w:val="single" w:sz="4" w:space="0" w:color="D9D9D9"/>
+              <w:top w:val="single" w:sz="4" w:space="0" w:color="000000"/>
+              <w:left w:val="single" w:sz="4" w:space="0" w:color="000000"/>
+              <w:bottom w:val="single" w:sz="4" w:space="0" w:color="000000"/>
+              <w:right w:val="single" w:sz="4" w:space="0" w:color="000000"/>
+              <w:insideH w:val="single" w:sz="4" w:space="0" w:color="000000"/>
+              <w:insideV w:val="single" w:sz="4" w:space="0" w:color="000000"/>
             </w:tcBorders>
             <w:tcMar>
               <w:top w:w="80" w:type="dxa"/>
@@ -2098,25 +1768,25 @@
           <w:p>
             <w:r>
               <w:rPr>
-                <w:rFonts w:ascii="Arial" w:hAnsi="Arial"/>
-                <w:color w:val="222222"/>
-                <w:sz w:val="18"/>
+                <w:rFonts w:ascii="Arial" w:hAnsi="Arial" w:eastAsia="Arial"/>
+                <w:color w:val="000000"/>
+                <w:sz w:val="22"/>
               </w:rPr>
-              <w:t>products</w:t>
+              <w:t>categories</w:t>
             </w:r>
           </w:p>
         </w:tc>
         <w:tc>
           <w:tcPr>
             <w:tcW w:type="dxa" w:w="2880"/>
-            <w:shd w:fill="F7F9FB"/>
+            <w:shd w:fill="FFFFFF"/>
             <w:tcBorders>
-              <w:top w:val="single" w:sz="4" w:space="0" w:color="D9D9D9"/>
-              <w:left w:val="single" w:sz="4" w:space="0" w:color="D9D9D9"/>
-              <w:bottom w:val="single" w:sz="4" w:space="0" w:color="D9D9D9"/>
-              <w:right w:val="single" w:sz="4" w:space="0" w:color="D9D9D9"/>
-              <w:insideH w:val="single" w:sz="4" w:space="0" w:color="D9D9D9"/>
-              <w:insideV w:val="single" w:sz="4" w:space="0" w:color="D9D9D9"/>
+              <w:top w:val="single" w:sz="4" w:space="0" w:color="000000"/>
+              <w:left w:val="single" w:sz="4" w:space="0" w:color="000000"/>
+              <w:bottom w:val="single" w:sz="4" w:space="0" w:color="000000"/>
+              <w:right w:val="single" w:sz="4" w:space="0" w:color="000000"/>
+              <w:insideH w:val="single" w:sz="4" w:space="0" w:color="000000"/>
+              <w:insideV w:val="single" w:sz="4" w:space="0" w:color="000000"/>
             </w:tcBorders>
             <w:tcMar>
               <w:top w:w="80" w:type="dxa"/>
@@ -2129,25 +1799,25 @@
           <w:p>
             <w:r>
               <w:rPr>
-                <w:rFonts w:ascii="Arial" w:hAnsi="Arial"/>
-                <w:color w:val="222222"/>
-                <w:sz w:val="18"/>
+                <w:rFonts w:ascii="Arial" w:hAnsi="Arial" w:eastAsia="Arial"/>
+                <w:color w:val="000000"/>
+                <w:sz w:val="22"/>
               </w:rPr>
-              <w:t>id, name, category, price, stock, min_stock</w:t>
+              <w:t>category_id, name, is_active</w:t>
             </w:r>
           </w:p>
         </w:tc>
         <w:tc>
           <w:tcPr>
             <w:tcW w:type="dxa" w:w="2880"/>
-            <w:shd w:fill="F7F9FB"/>
+            <w:shd w:fill="FFFFFF"/>
             <w:tcBorders>
-              <w:top w:val="single" w:sz="4" w:space="0" w:color="D9D9D9"/>
-              <w:left w:val="single" w:sz="4" w:space="0" w:color="D9D9D9"/>
-              <w:bottom w:val="single" w:sz="4" w:space="0" w:color="D9D9D9"/>
-              <w:right w:val="single" w:sz="4" w:space="0" w:color="D9D9D9"/>
-              <w:insideH w:val="single" w:sz="4" w:space="0" w:color="D9D9D9"/>
-              <w:insideV w:val="single" w:sz="4" w:space="0" w:color="D9D9D9"/>
+              <w:top w:val="single" w:sz="4" w:space="0" w:color="000000"/>
+              <w:left w:val="single" w:sz="4" w:space="0" w:color="000000"/>
+              <w:bottom w:val="single" w:sz="4" w:space="0" w:color="000000"/>
+              <w:right w:val="single" w:sz="4" w:space="0" w:color="000000"/>
+              <w:insideH w:val="single" w:sz="4" w:space="0" w:color="000000"/>
+              <w:insideV w:val="single" w:sz="4" w:space="0" w:color="000000"/>
             </w:tcBorders>
             <w:tcMar>
               <w:top w:w="80" w:type="dxa"/>
@@ -2160,26 +1830,30 @@
           <w:p>
             <w:r>
               <w:rPr>
-                <w:rFonts w:ascii="Arial" w:hAnsi="Arial"/>
-                <w:color w:val="222222"/>
-                <w:sz w:val="18"/>
+                <w:rFonts w:ascii="Arial" w:hAnsi="Arial" w:eastAsia="Arial"/>
+                <w:color w:val="000000"/>
+                <w:sz w:val="22"/>
               </w:rPr>
-              <w:t>Un producto participa en detalles de venta.</w:t>
+              <w:t>Una categoría agrupa productos.</w:t>
             </w:r>
           </w:p>
         </w:tc>
       </w:tr>
       <w:tr>
+        <w:trPr>
+          <w:cantSplit/>
+        </w:trPr>
         <w:tc>
           <w:tcPr>
             <w:tcW w:type="dxa" w:w="2880"/>
+            <w:shd w:fill="FFFFFF"/>
             <w:tcBorders>
-              <w:top w:val="single" w:sz="4" w:space="0" w:color="D9D9D9"/>
-              <w:left w:val="single" w:sz="4" w:space="0" w:color="D9D9D9"/>
-              <w:bottom w:val="single" w:sz="4" w:space="0" w:color="D9D9D9"/>
-              <w:right w:val="single" w:sz="4" w:space="0" w:color="D9D9D9"/>
-              <w:insideH w:val="single" w:sz="4" w:space="0" w:color="D9D9D9"/>
-              <w:insideV w:val="single" w:sz="4" w:space="0" w:color="D9D9D9"/>
+              <w:top w:val="single" w:sz="4" w:space="0" w:color="000000"/>
+              <w:left w:val="single" w:sz="4" w:space="0" w:color="000000"/>
+              <w:bottom w:val="single" w:sz="4" w:space="0" w:color="000000"/>
+              <w:right w:val="single" w:sz="4" w:space="0" w:color="000000"/>
+              <w:insideH w:val="single" w:sz="4" w:space="0" w:color="000000"/>
+              <w:insideV w:val="single" w:sz="4" w:space="0" w:color="000000"/>
             </w:tcBorders>
             <w:tcMar>
               <w:top w:w="80" w:type="dxa"/>
@@ -2192,24 +1866,25 @@
           <w:p>
             <w:r>
               <w:rPr>
-                <w:rFonts w:ascii="Arial" w:hAnsi="Arial"/>
-                <w:color w:val="222222"/>
-                <w:sz w:val="18"/>
+                <w:rFonts w:ascii="Arial" w:hAnsi="Arial" w:eastAsia="Arial"/>
+                <w:color w:val="000000"/>
+                <w:sz w:val="22"/>
               </w:rPr>
-              <w:t>sales</w:t>
+              <w:t>suppliers</w:t>
             </w:r>
           </w:p>
         </w:tc>
         <w:tc>
           <w:tcPr>
             <w:tcW w:type="dxa" w:w="2880"/>
+            <w:shd w:fill="FFFFFF"/>
             <w:tcBorders>
-              <w:top w:val="single" w:sz="4" w:space="0" w:color="D9D9D9"/>
-              <w:left w:val="single" w:sz="4" w:space="0" w:color="D9D9D9"/>
-              <w:bottom w:val="single" w:sz="4" w:space="0" w:color="D9D9D9"/>
-              <w:right w:val="single" w:sz="4" w:space="0" w:color="D9D9D9"/>
-              <w:insideH w:val="single" w:sz="4" w:space="0" w:color="D9D9D9"/>
-              <w:insideV w:val="single" w:sz="4" w:space="0" w:color="D9D9D9"/>
+              <w:top w:val="single" w:sz="4" w:space="0" w:color="000000"/>
+              <w:left w:val="single" w:sz="4" w:space="0" w:color="000000"/>
+              <w:bottom w:val="single" w:sz="4" w:space="0" w:color="000000"/>
+              <w:right w:val="single" w:sz="4" w:space="0" w:color="000000"/>
+              <w:insideH w:val="single" w:sz="4" w:space="0" w:color="000000"/>
+              <w:insideV w:val="single" w:sz="4" w:space="0" w:color="000000"/>
             </w:tcBorders>
             <w:tcMar>
               <w:top w:w="80" w:type="dxa"/>
@@ -2222,24 +1897,25 @@
           <w:p>
             <w:r>
               <w:rPr>
-                <w:rFonts w:ascii="Arial" w:hAnsi="Arial"/>
-                <w:color w:val="222222"/>
-                <w:sz w:val="18"/>
+                <w:rFonts w:ascii="Arial" w:hAnsi="Arial" w:eastAsia="Arial"/>
+                <w:color w:val="000000"/>
+                <w:sz w:val="22"/>
               </w:rPr>
-              <w:t>id, sold_at, payment_method, total</w:t>
+              <w:t>supplier_id, name, contact_name, phone</w:t>
             </w:r>
           </w:p>
         </w:tc>
         <w:tc>
           <w:tcPr>
             <w:tcW w:type="dxa" w:w="2880"/>
+            <w:shd w:fill="FFFFFF"/>
             <w:tcBorders>
-              <w:top w:val="single" w:sz="4" w:space="0" w:color="D9D9D9"/>
-              <w:left w:val="single" w:sz="4" w:space="0" w:color="D9D9D9"/>
-              <w:bottom w:val="single" w:sz="4" w:space="0" w:color="D9D9D9"/>
-              <w:right w:val="single" w:sz="4" w:space="0" w:color="D9D9D9"/>
-              <w:insideH w:val="single" w:sz="4" w:space="0" w:color="D9D9D9"/>
-              <w:insideV w:val="single" w:sz="4" w:space="0" w:color="D9D9D9"/>
+              <w:top w:val="single" w:sz="4" w:space="0" w:color="000000"/>
+              <w:left w:val="single" w:sz="4" w:space="0" w:color="000000"/>
+              <w:bottom w:val="single" w:sz="4" w:space="0" w:color="000000"/>
+              <w:right w:val="single" w:sz="4" w:space="0" w:color="000000"/>
+              <w:insideH w:val="single" w:sz="4" w:space="0" w:color="000000"/>
+              <w:insideV w:val="single" w:sz="4" w:space="0" w:color="000000"/>
             </w:tcBorders>
             <w:tcMar>
               <w:top w:w="80" w:type="dxa"/>
@@ -2252,27 +1928,30 @@
           <w:p>
             <w:r>
               <w:rPr>
-                <w:rFonts w:ascii="Arial" w:hAnsi="Arial"/>
-                <w:color w:val="222222"/>
-                <w:sz w:val="18"/>
+                <w:rFonts w:ascii="Arial" w:hAnsi="Arial" w:eastAsia="Arial"/>
+                <w:color w:val="000000"/>
+                <w:sz w:val="22"/>
               </w:rPr>
-              <w:t>Una venta contiene uno o más detalles.</w:t>
+              <w:t>Un proveedor se asocia a productos.</w:t>
             </w:r>
           </w:p>
         </w:tc>
       </w:tr>
       <w:tr>
+        <w:trPr>
+          <w:cantSplit/>
+        </w:trPr>
         <w:tc>
           <w:tcPr>
             <w:tcW w:type="dxa" w:w="2880"/>
-            <w:shd w:fill="F7F9FB"/>
+            <w:shd w:fill="FFFFFF"/>
             <w:tcBorders>
-              <w:top w:val="single" w:sz="4" w:space="0" w:color="D9D9D9"/>
-              <w:left w:val="single" w:sz="4" w:space="0" w:color="D9D9D9"/>
-              <w:bottom w:val="single" w:sz="4" w:space="0" w:color="D9D9D9"/>
-              <w:right w:val="single" w:sz="4" w:space="0" w:color="D9D9D9"/>
-              <w:insideH w:val="single" w:sz="4" w:space="0" w:color="D9D9D9"/>
-              <w:insideV w:val="single" w:sz="4" w:space="0" w:color="D9D9D9"/>
+              <w:top w:val="single" w:sz="4" w:space="0" w:color="000000"/>
+              <w:left w:val="single" w:sz="4" w:space="0" w:color="000000"/>
+              <w:bottom w:val="single" w:sz="4" w:space="0" w:color="000000"/>
+              <w:right w:val="single" w:sz="4" w:space="0" w:color="000000"/>
+              <w:insideH w:val="single" w:sz="4" w:space="0" w:color="000000"/>
+              <w:insideV w:val="single" w:sz="4" w:space="0" w:color="000000"/>
             </w:tcBorders>
             <w:tcMar>
               <w:top w:w="80" w:type="dxa"/>
@@ -2285,25 +1964,25 @@
           <w:p>
             <w:r>
               <w:rPr>
-                <w:rFonts w:ascii="Arial" w:hAnsi="Arial"/>
-                <w:color w:val="222222"/>
-                <w:sz w:val="18"/>
+                <w:rFonts w:ascii="Arial" w:hAnsi="Arial" w:eastAsia="Arial"/>
+                <w:color w:val="000000"/>
+                <w:sz w:val="22"/>
               </w:rPr>
-              <w:t>sale_items</w:t>
+              <w:t>products</w:t>
             </w:r>
           </w:p>
         </w:tc>
         <w:tc>
           <w:tcPr>
             <w:tcW w:type="dxa" w:w="2880"/>
-            <w:shd w:fill="F7F9FB"/>
+            <w:shd w:fill="FFFFFF"/>
             <w:tcBorders>
-              <w:top w:val="single" w:sz="4" w:space="0" w:color="D9D9D9"/>
-              <w:left w:val="single" w:sz="4" w:space="0" w:color="D9D9D9"/>
-              <w:bottom w:val="single" w:sz="4" w:space="0" w:color="D9D9D9"/>
-              <w:right w:val="single" w:sz="4" w:space="0" w:color="D9D9D9"/>
-              <w:insideH w:val="single" w:sz="4" w:space="0" w:color="D9D9D9"/>
-              <w:insideV w:val="single" w:sz="4" w:space="0" w:color="D9D9D9"/>
+              <w:top w:val="single" w:sz="4" w:space="0" w:color="000000"/>
+              <w:left w:val="single" w:sz="4" w:space="0" w:color="000000"/>
+              <w:bottom w:val="single" w:sz="4" w:space="0" w:color="000000"/>
+              <w:right w:val="single" w:sz="4" w:space="0" w:color="000000"/>
+              <w:insideH w:val="single" w:sz="4" w:space="0" w:color="000000"/>
+              <w:insideV w:val="single" w:sz="4" w:space="0" w:color="000000"/>
             </w:tcBorders>
             <w:tcMar>
               <w:top w:w="80" w:type="dxa"/>
@@ -2316,25 +1995,25 @@
           <w:p>
             <w:r>
               <w:rPr>
-                <w:rFonts w:ascii="Arial" w:hAnsi="Arial"/>
-                <w:color w:val="222222"/>
-                <w:sz w:val="18"/>
+                <w:rFonts w:ascii="Arial" w:hAnsi="Arial" w:eastAsia="Arial"/>
+                <w:color w:val="000000"/>
+                <w:sz w:val="22"/>
               </w:rPr>
-              <w:t>id, sale_id, product_id, quantity, unit_price</w:t>
+              <w:t>product_id, code, name, category_id, supplier_id, stock, min_stock, cost, sale_price</w:t>
             </w:r>
           </w:p>
         </w:tc>
         <w:tc>
           <w:tcPr>
             <w:tcW w:type="dxa" w:w="2880"/>
-            <w:shd w:fill="F7F9FB"/>
+            <w:shd w:fill="FFFFFF"/>
             <w:tcBorders>
-              <w:top w:val="single" w:sz="4" w:space="0" w:color="D9D9D9"/>
-              <w:left w:val="single" w:sz="4" w:space="0" w:color="D9D9D9"/>
-              <w:bottom w:val="single" w:sz="4" w:space="0" w:color="D9D9D9"/>
-              <w:right w:val="single" w:sz="4" w:space="0" w:color="D9D9D9"/>
-              <w:insideH w:val="single" w:sz="4" w:space="0" w:color="D9D9D9"/>
-              <w:insideV w:val="single" w:sz="4" w:space="0" w:color="D9D9D9"/>
+              <w:top w:val="single" w:sz="4" w:space="0" w:color="000000"/>
+              <w:left w:val="single" w:sz="4" w:space="0" w:color="000000"/>
+              <w:bottom w:val="single" w:sz="4" w:space="0" w:color="000000"/>
+              <w:right w:val="single" w:sz="4" w:space="0" w:color="000000"/>
+              <w:insideH w:val="single" w:sz="4" w:space="0" w:color="000000"/>
+              <w:insideV w:val="single" w:sz="4" w:space="0" w:color="000000"/>
             </w:tcBorders>
             <w:tcMar>
               <w:top w:w="80" w:type="dxa"/>
@@ -2347,26 +2026,30 @@
           <w:p>
             <w:r>
               <w:rPr>
-                <w:rFonts w:ascii="Arial" w:hAnsi="Arial"/>
-                <w:color w:val="222222"/>
-                <w:sz w:val="18"/>
+                <w:rFonts w:ascii="Arial" w:hAnsi="Arial" w:eastAsia="Arial"/>
+                <w:color w:val="000000"/>
+                <w:sz w:val="22"/>
               </w:rPr>
-              <w:t>Relaciona ventas y productos.</w:t>
+              <w:t>Un producto pertenece a categoría y puede referenciar proveedor.</w:t>
             </w:r>
           </w:p>
         </w:tc>
       </w:tr>
       <w:tr>
+        <w:trPr>
+          <w:cantSplit/>
+        </w:trPr>
         <w:tc>
           <w:tcPr>
             <w:tcW w:type="dxa" w:w="2880"/>
+            <w:shd w:fill="FFFFFF"/>
             <w:tcBorders>
-              <w:top w:val="single" w:sz="4" w:space="0" w:color="D9D9D9"/>
-              <w:left w:val="single" w:sz="4" w:space="0" w:color="D9D9D9"/>
-              <w:bottom w:val="single" w:sz="4" w:space="0" w:color="D9D9D9"/>
-              <w:right w:val="single" w:sz="4" w:space="0" w:color="D9D9D9"/>
-              <w:insideH w:val="single" w:sz="4" w:space="0" w:color="D9D9D9"/>
-              <w:insideV w:val="single" w:sz="4" w:space="0" w:color="D9D9D9"/>
+              <w:top w:val="single" w:sz="4" w:space="0" w:color="000000"/>
+              <w:left w:val="single" w:sz="4" w:space="0" w:color="000000"/>
+              <w:bottom w:val="single" w:sz="4" w:space="0" w:color="000000"/>
+              <w:right w:val="single" w:sz="4" w:space="0" w:color="000000"/>
+              <w:insideH w:val="single" w:sz="4" w:space="0" w:color="000000"/>
+              <w:insideV w:val="single" w:sz="4" w:space="0" w:color="000000"/>
             </w:tcBorders>
             <w:tcMar>
               <w:top w:w="80" w:type="dxa"/>
@@ -2379,24 +2062,25 @@
           <w:p>
             <w:r>
               <w:rPr>
-                <w:rFonts w:ascii="Arial" w:hAnsi="Arial"/>
-                <w:color w:val="222222"/>
-                <w:sz w:val="18"/>
+                <w:rFonts w:ascii="Arial" w:hAnsi="Arial" w:eastAsia="Arial"/>
+                <w:color w:val="000000"/>
+                <w:sz w:val="22"/>
               </w:rPr>
-              <w:t>stock_movements</w:t>
+              <w:t>sales</w:t>
             </w:r>
           </w:p>
         </w:tc>
         <w:tc>
           <w:tcPr>
             <w:tcW w:type="dxa" w:w="2880"/>
+            <w:shd w:fill="FFFFFF"/>
             <w:tcBorders>
-              <w:top w:val="single" w:sz="4" w:space="0" w:color="D9D9D9"/>
-              <w:left w:val="single" w:sz="4" w:space="0" w:color="D9D9D9"/>
-              <w:bottom w:val="single" w:sz="4" w:space="0" w:color="D9D9D9"/>
-              <w:right w:val="single" w:sz="4" w:space="0" w:color="D9D9D9"/>
-              <w:insideH w:val="single" w:sz="4" w:space="0" w:color="D9D9D9"/>
-              <w:insideV w:val="single" w:sz="4" w:space="0" w:color="D9D9D9"/>
+              <w:top w:val="single" w:sz="4" w:space="0" w:color="000000"/>
+              <w:left w:val="single" w:sz="4" w:space="0" w:color="000000"/>
+              <w:bottom w:val="single" w:sz="4" w:space="0" w:color="000000"/>
+              <w:right w:val="single" w:sz="4" w:space="0" w:color="000000"/>
+              <w:insideH w:val="single" w:sz="4" w:space="0" w:color="000000"/>
+              <w:insideV w:val="single" w:sz="4" w:space="0" w:color="000000"/>
             </w:tcBorders>
             <w:tcMar>
               <w:top w:w="80" w:type="dxa"/>
@@ -2409,24 +2093,25 @@
           <w:p>
             <w:r>
               <w:rPr>
-                <w:rFonts w:ascii="Arial" w:hAnsi="Arial"/>
-                <w:color w:val="222222"/>
-                <w:sz w:val="18"/>
+                <w:rFonts w:ascii="Arial" w:hAnsi="Arial" w:eastAsia="Arial"/>
+                <w:color w:val="000000"/>
+                <w:sz w:val="22"/>
               </w:rPr>
-              <w:t>id, product_id, type, quantity, reason</w:t>
+              <w:t>sale_id, sale_number, payment_method, total, sold_at</w:t>
             </w:r>
           </w:p>
         </w:tc>
         <w:tc>
           <w:tcPr>
             <w:tcW w:type="dxa" w:w="2880"/>
+            <w:shd w:fill="FFFFFF"/>
             <w:tcBorders>
-              <w:top w:val="single" w:sz="4" w:space="0" w:color="D9D9D9"/>
-              <w:left w:val="single" w:sz="4" w:space="0" w:color="D9D9D9"/>
-              <w:bottom w:val="single" w:sz="4" w:space="0" w:color="D9D9D9"/>
-              <w:right w:val="single" w:sz="4" w:space="0" w:color="D9D9D9"/>
-              <w:insideH w:val="single" w:sz="4" w:space="0" w:color="D9D9D9"/>
-              <w:insideV w:val="single" w:sz="4" w:space="0" w:color="D9D9D9"/>
+              <w:top w:val="single" w:sz="4" w:space="0" w:color="000000"/>
+              <w:left w:val="single" w:sz="4" w:space="0" w:color="000000"/>
+              <w:bottom w:val="single" w:sz="4" w:space="0" w:color="000000"/>
+              <w:right w:val="single" w:sz="4" w:space="0" w:color="000000"/>
+              <w:insideH w:val="single" w:sz="4" w:space="0" w:color="000000"/>
+              <w:insideV w:val="single" w:sz="4" w:space="0" w:color="000000"/>
             </w:tcBorders>
             <w:tcMar>
               <w:top w:w="80" w:type="dxa"/>
@@ -2439,27 +2124,30 @@
           <w:p>
             <w:r>
               <w:rPr>
-                <w:rFonts w:ascii="Arial" w:hAnsi="Arial"/>
-                <w:color w:val="222222"/>
-                <w:sz w:val="18"/>
+                <w:rFonts w:ascii="Arial" w:hAnsi="Arial" w:eastAsia="Arial"/>
+                <w:color w:val="000000"/>
+                <w:sz w:val="22"/>
               </w:rPr>
-              <w:t>Audita entradas, salidas y ajustes.</w:t>
+              <w:t>Una venta contiene líneas de detalle.</w:t>
             </w:r>
           </w:p>
         </w:tc>
       </w:tr>
       <w:tr>
+        <w:trPr>
+          <w:cantSplit/>
+        </w:trPr>
         <w:tc>
           <w:tcPr>
             <w:tcW w:type="dxa" w:w="2880"/>
-            <w:shd w:fill="F7F9FB"/>
+            <w:shd w:fill="FFFFFF"/>
             <w:tcBorders>
-              <w:top w:val="single" w:sz="4" w:space="0" w:color="D9D9D9"/>
-              <w:left w:val="single" w:sz="4" w:space="0" w:color="D9D9D9"/>
-              <w:bottom w:val="single" w:sz="4" w:space="0" w:color="D9D9D9"/>
-              <w:right w:val="single" w:sz="4" w:space="0" w:color="D9D9D9"/>
-              <w:insideH w:val="single" w:sz="4" w:space="0" w:color="D9D9D9"/>
-              <w:insideV w:val="single" w:sz="4" w:space="0" w:color="D9D9D9"/>
+              <w:top w:val="single" w:sz="4" w:space="0" w:color="000000"/>
+              <w:left w:val="single" w:sz="4" w:space="0" w:color="000000"/>
+              <w:bottom w:val="single" w:sz="4" w:space="0" w:color="000000"/>
+              <w:right w:val="single" w:sz="4" w:space="0" w:color="000000"/>
+              <w:insideH w:val="single" w:sz="4" w:space="0" w:color="000000"/>
+              <w:insideV w:val="single" w:sz="4" w:space="0" w:color="000000"/>
             </w:tcBorders>
             <w:tcMar>
               <w:top w:w="80" w:type="dxa"/>
@@ -2472,25 +2160,25 @@
           <w:p>
             <w:r>
               <w:rPr>
-                <w:rFonts w:ascii="Arial" w:hAnsi="Arial"/>
-                <w:color w:val="222222"/>
-                <w:sz w:val="18"/>
+                <w:rFonts w:ascii="Arial" w:hAnsi="Arial" w:eastAsia="Arial"/>
+                <w:color w:val="000000"/>
+                <w:sz w:val="22"/>
               </w:rPr>
-              <w:t>suppliers</w:t>
+              <w:t>sale_items</w:t>
             </w:r>
           </w:p>
         </w:tc>
         <w:tc>
           <w:tcPr>
             <w:tcW w:type="dxa" w:w="2880"/>
-            <w:shd w:fill="F7F9FB"/>
+            <w:shd w:fill="FFFFFF"/>
             <w:tcBorders>
-              <w:top w:val="single" w:sz="4" w:space="0" w:color="D9D9D9"/>
-              <w:left w:val="single" w:sz="4" w:space="0" w:color="D9D9D9"/>
-              <w:bottom w:val="single" w:sz="4" w:space="0" w:color="D9D9D9"/>
-              <w:right w:val="single" w:sz="4" w:space="0" w:color="D9D9D9"/>
-              <w:insideH w:val="single" w:sz="4" w:space="0" w:color="D9D9D9"/>
-              <w:insideV w:val="single" w:sz="4" w:space="0" w:color="D9D9D9"/>
+              <w:top w:val="single" w:sz="4" w:space="0" w:color="000000"/>
+              <w:left w:val="single" w:sz="4" w:space="0" w:color="000000"/>
+              <w:bottom w:val="single" w:sz="4" w:space="0" w:color="000000"/>
+              <w:right w:val="single" w:sz="4" w:space="0" w:color="000000"/>
+              <w:insideH w:val="single" w:sz="4" w:space="0" w:color="000000"/>
+              <w:insideV w:val="single" w:sz="4" w:space="0" w:color="000000"/>
             </w:tcBorders>
             <w:tcMar>
               <w:top w:w="80" w:type="dxa"/>
@@ -2503,25 +2191,25 @@
           <w:p>
             <w:r>
               <w:rPr>
-                <w:rFonts w:ascii="Arial" w:hAnsi="Arial"/>
-                <w:color w:val="222222"/>
-                <w:sz w:val="18"/>
+                <w:rFonts w:ascii="Arial" w:hAnsi="Arial" w:eastAsia="Arial"/>
+                <w:color w:val="000000"/>
+                <w:sz w:val="22"/>
               </w:rPr>
-              <w:t>id, name, contact</w:t>
+              <w:t>sale_item_id, sale_id, product_id, quantity, unit_price</w:t>
             </w:r>
           </w:p>
         </w:tc>
         <w:tc>
           <w:tcPr>
             <w:tcW w:type="dxa" w:w="2880"/>
-            <w:shd w:fill="F7F9FB"/>
+            <w:shd w:fill="FFFFFF"/>
             <w:tcBorders>
-              <w:top w:val="single" w:sz="4" w:space="0" w:color="D9D9D9"/>
-              <w:left w:val="single" w:sz="4" w:space="0" w:color="D9D9D9"/>
-              <w:bottom w:val="single" w:sz="4" w:space="0" w:color="D9D9D9"/>
-              <w:right w:val="single" w:sz="4" w:space="0" w:color="D9D9D9"/>
-              <w:insideH w:val="single" w:sz="4" w:space="0" w:color="D9D9D9"/>
-              <w:insideV w:val="single" w:sz="4" w:space="0" w:color="D9D9D9"/>
+              <w:top w:val="single" w:sz="4" w:space="0" w:color="000000"/>
+              <w:left w:val="single" w:sz="4" w:space="0" w:color="000000"/>
+              <w:bottom w:val="single" w:sz="4" w:space="0" w:color="000000"/>
+              <w:right w:val="single" w:sz="4" w:space="0" w:color="000000"/>
+              <w:insideH w:val="single" w:sz="4" w:space="0" w:color="000000"/>
+              <w:insideV w:val="single" w:sz="4" w:space="0" w:color="000000"/>
             </w:tcBorders>
             <w:tcMar>
               <w:top w:w="80" w:type="dxa"/>
@@ -2534,11 +2222,403 @@
           <w:p>
             <w:r>
               <w:rPr>
-                <w:rFonts w:ascii="Arial" w:hAnsi="Arial"/>
-                <w:color w:val="222222"/>
-                <w:sz w:val="18"/>
+                <w:rFonts w:ascii="Arial" w:hAnsi="Arial" w:eastAsia="Arial"/>
+                <w:color w:val="000000"/>
+                <w:sz w:val="22"/>
               </w:rPr>
-              <w:t>Base para módulo de compras futuro.</w:t>
+              <w:t>Relaciona ventas y productos.</w:t>
+            </w:r>
+          </w:p>
+        </w:tc>
+      </w:tr>
+      <w:tr>
+        <w:trPr>
+          <w:cantSplit/>
+        </w:trPr>
+        <w:tc>
+          <w:tcPr>
+            <w:tcW w:type="dxa" w:w="2880"/>
+            <w:shd w:fill="FFFFFF"/>
+            <w:tcBorders>
+              <w:top w:val="single" w:sz="4" w:space="0" w:color="000000"/>
+              <w:left w:val="single" w:sz="4" w:space="0" w:color="000000"/>
+              <w:bottom w:val="single" w:sz="4" w:space="0" w:color="000000"/>
+              <w:right w:val="single" w:sz="4" w:space="0" w:color="000000"/>
+              <w:insideH w:val="single" w:sz="4" w:space="0" w:color="000000"/>
+              <w:insideV w:val="single" w:sz="4" w:space="0" w:color="000000"/>
+            </w:tcBorders>
+            <w:tcMar>
+              <w:top w:w="80" w:type="dxa"/>
+              <w:start w:w="100" w:type="dxa"/>
+              <w:bottom w:w="80" w:type="dxa"/>
+              <w:end w:w="100" w:type="dxa"/>
+            </w:tcMar>
+            <w:vAlign w:val="center"/>
+          </w:tcPr>
+          <w:p>
+            <w:r>
+              <w:rPr>
+                <w:rFonts w:ascii="Arial" w:hAnsi="Arial" w:eastAsia="Arial"/>
+                <w:color w:val="000000"/>
+                <w:sz w:val="22"/>
+              </w:rPr>
+              <w:t>members</w:t>
+            </w:r>
+          </w:p>
+        </w:tc>
+        <w:tc>
+          <w:tcPr>
+            <w:tcW w:type="dxa" w:w="2880"/>
+            <w:shd w:fill="FFFFFF"/>
+            <w:tcBorders>
+              <w:top w:val="single" w:sz="4" w:space="0" w:color="000000"/>
+              <w:left w:val="single" w:sz="4" w:space="0" w:color="000000"/>
+              <w:bottom w:val="single" w:sz="4" w:space="0" w:color="000000"/>
+              <w:right w:val="single" w:sz="4" w:space="0" w:color="000000"/>
+              <w:insideH w:val="single" w:sz="4" w:space="0" w:color="000000"/>
+              <w:insideV w:val="single" w:sz="4" w:space="0" w:color="000000"/>
+            </w:tcBorders>
+            <w:tcMar>
+              <w:top w:w="80" w:type="dxa"/>
+              <w:start w:w="100" w:type="dxa"/>
+              <w:bottom w:w="80" w:type="dxa"/>
+              <w:end w:w="100" w:type="dxa"/>
+            </w:tcMar>
+            <w:vAlign w:val="center"/>
+          </w:tcPr>
+          <w:p>
+            <w:r>
+              <w:rPr>
+                <w:rFonts w:ascii="Arial" w:hAnsi="Arial" w:eastAsia="Arial"/>
+                <w:color w:val="000000"/>
+                <w:sz w:val="22"/>
+              </w:rPr>
+              <w:t>user_id, email, role, is_active</w:t>
+            </w:r>
+          </w:p>
+        </w:tc>
+        <w:tc>
+          <w:tcPr>
+            <w:tcW w:type="dxa" w:w="2880"/>
+            <w:shd w:fill="FFFFFF"/>
+            <w:tcBorders>
+              <w:top w:val="single" w:sz="4" w:space="0" w:color="000000"/>
+              <w:left w:val="single" w:sz="4" w:space="0" w:color="000000"/>
+              <w:bottom w:val="single" w:sz="4" w:space="0" w:color="000000"/>
+              <w:right w:val="single" w:sz="4" w:space="0" w:color="000000"/>
+              <w:insideH w:val="single" w:sz="4" w:space="0" w:color="000000"/>
+              <w:insideV w:val="single" w:sz="4" w:space="0" w:color="000000"/>
+            </w:tcBorders>
+            <w:tcMar>
+              <w:top w:w="80" w:type="dxa"/>
+              <w:start w:w="100" w:type="dxa"/>
+              <w:bottom w:w="80" w:type="dxa"/>
+              <w:end w:w="100" w:type="dxa"/>
+            </w:tcMar>
+            <w:vAlign w:val="center"/>
+          </w:tcPr>
+          <w:p>
+            <w:r>
+              <w:rPr>
+                <w:rFonts w:ascii="Arial" w:hAnsi="Arial" w:eastAsia="Arial"/>
+                <w:color w:val="000000"/>
+                <w:sz w:val="22"/>
+              </w:rPr>
+              <w:t>Cuenta de Supabase Auth habilitada para la bodega.</w:t>
+            </w:r>
+          </w:p>
+        </w:tc>
+      </w:tr>
+      <w:tr>
+        <w:trPr>
+          <w:cantSplit/>
+        </w:trPr>
+        <w:tc>
+          <w:tcPr>
+            <w:tcW w:type="dxa" w:w="2880"/>
+            <w:shd w:fill="FFFFFF"/>
+            <w:tcBorders>
+              <w:top w:val="single" w:sz="4" w:space="0" w:color="000000"/>
+              <w:left w:val="single" w:sz="4" w:space="0" w:color="000000"/>
+              <w:bottom w:val="single" w:sz="4" w:space="0" w:color="000000"/>
+              <w:right w:val="single" w:sz="4" w:space="0" w:color="000000"/>
+              <w:insideH w:val="single" w:sz="4" w:space="0" w:color="000000"/>
+              <w:insideV w:val="single" w:sz="4" w:space="0" w:color="000000"/>
+            </w:tcBorders>
+            <w:tcMar>
+              <w:top w:w="80" w:type="dxa"/>
+              <w:start w:w="100" w:type="dxa"/>
+              <w:bottom w:w="80" w:type="dxa"/>
+              <w:end w:w="100" w:type="dxa"/>
+            </w:tcMar>
+            <w:vAlign w:val="center"/>
+          </w:tcPr>
+          <w:p>
+            <w:r>
+              <w:rPr>
+                <w:rFonts w:ascii="Arial" w:hAnsi="Arial" w:eastAsia="Arial"/>
+                <w:color w:val="000000"/>
+                <w:sz w:val="22"/>
+              </w:rPr>
+              <w:t>settings</w:t>
+            </w:r>
+          </w:p>
+        </w:tc>
+        <w:tc>
+          <w:tcPr>
+            <w:tcW w:type="dxa" w:w="2880"/>
+            <w:shd w:fill="FFFFFF"/>
+            <w:tcBorders>
+              <w:top w:val="single" w:sz="4" w:space="0" w:color="000000"/>
+              <w:left w:val="single" w:sz="4" w:space="0" w:color="000000"/>
+              <w:bottom w:val="single" w:sz="4" w:space="0" w:color="000000"/>
+              <w:right w:val="single" w:sz="4" w:space="0" w:color="000000"/>
+              <w:insideH w:val="single" w:sz="4" w:space="0" w:color="000000"/>
+              <w:insideV w:val="single" w:sz="4" w:space="0" w:color="000000"/>
+            </w:tcBorders>
+            <w:tcMar>
+              <w:top w:w="80" w:type="dxa"/>
+              <w:start w:w="100" w:type="dxa"/>
+              <w:bottom w:w="80" w:type="dxa"/>
+              <w:end w:w="100" w:type="dxa"/>
+            </w:tcMar>
+            <w:vAlign w:val="center"/>
+          </w:tcPr>
+          <w:p>
+            <w:r>
+              <w:rPr>
+                <w:rFonts w:ascii="Arial" w:hAnsi="Arial" w:eastAsia="Arial"/>
+                <w:color w:val="000000"/>
+                <w:sz w:val="22"/>
+              </w:rPr>
+              <w:t>id, name, ruc, address, phone, stock_alerts</w:t>
+            </w:r>
+          </w:p>
+        </w:tc>
+        <w:tc>
+          <w:tcPr>
+            <w:tcW w:type="dxa" w:w="2880"/>
+            <w:shd w:fill="FFFFFF"/>
+            <w:tcBorders>
+              <w:top w:val="single" w:sz="4" w:space="0" w:color="000000"/>
+              <w:left w:val="single" w:sz="4" w:space="0" w:color="000000"/>
+              <w:bottom w:val="single" w:sz="4" w:space="0" w:color="000000"/>
+              <w:right w:val="single" w:sz="4" w:space="0" w:color="000000"/>
+              <w:insideH w:val="single" w:sz="4" w:space="0" w:color="000000"/>
+              <w:insideV w:val="single" w:sz="4" w:space="0" w:color="000000"/>
+            </w:tcBorders>
+            <w:tcMar>
+              <w:top w:w="80" w:type="dxa"/>
+              <w:start w:w="100" w:type="dxa"/>
+              <w:bottom w:w="80" w:type="dxa"/>
+              <w:end w:w="100" w:type="dxa"/>
+            </w:tcMar>
+            <w:vAlign w:val="center"/>
+          </w:tcPr>
+          <w:p>
+            <w:r>
+              <w:rPr>
+                <w:rFonts w:ascii="Arial" w:hAnsi="Arial" w:eastAsia="Arial"/>
+                <w:color w:val="000000"/>
+                <w:sz w:val="22"/>
+              </w:rPr>
+              <w:t>Configuración única de la bodega.</w:t>
+            </w:r>
+          </w:p>
+        </w:tc>
+      </w:tr>
+      <w:tr>
+        <w:trPr>
+          <w:cantSplit/>
+        </w:trPr>
+        <w:tc>
+          <w:tcPr>
+            <w:tcW w:type="dxa" w:w="2880"/>
+            <w:shd w:fill="FFFFFF"/>
+            <w:tcBorders>
+              <w:top w:val="single" w:sz="4" w:space="0" w:color="000000"/>
+              <w:left w:val="single" w:sz="4" w:space="0" w:color="000000"/>
+              <w:bottom w:val="single" w:sz="4" w:space="0" w:color="000000"/>
+              <w:right w:val="single" w:sz="4" w:space="0" w:color="000000"/>
+              <w:insideH w:val="single" w:sz="4" w:space="0" w:color="000000"/>
+              <w:insideV w:val="single" w:sz="4" w:space="0" w:color="000000"/>
+            </w:tcBorders>
+            <w:tcMar>
+              <w:top w:w="80" w:type="dxa"/>
+              <w:start w:w="100" w:type="dxa"/>
+              <w:bottom w:w="80" w:type="dxa"/>
+              <w:end w:w="100" w:type="dxa"/>
+            </w:tcMar>
+            <w:vAlign w:val="center"/>
+          </w:tcPr>
+          <w:p>
+            <w:r>
+              <w:rPr>
+                <w:rFonts w:ascii="Arial" w:hAnsi="Arial" w:eastAsia="Arial"/>
+                <w:color w:val="000000"/>
+                <w:sz w:val="22"/>
+              </w:rPr>
+              <w:t>stock_movements</w:t>
+            </w:r>
+          </w:p>
+        </w:tc>
+        <w:tc>
+          <w:tcPr>
+            <w:tcW w:type="dxa" w:w="2880"/>
+            <w:shd w:fill="FFFFFF"/>
+            <w:tcBorders>
+              <w:top w:val="single" w:sz="4" w:space="0" w:color="000000"/>
+              <w:left w:val="single" w:sz="4" w:space="0" w:color="000000"/>
+              <w:bottom w:val="single" w:sz="4" w:space="0" w:color="000000"/>
+              <w:right w:val="single" w:sz="4" w:space="0" w:color="000000"/>
+              <w:insideH w:val="single" w:sz="4" w:space="0" w:color="000000"/>
+              <w:insideV w:val="single" w:sz="4" w:space="0" w:color="000000"/>
+            </w:tcBorders>
+            <w:tcMar>
+              <w:top w:w="80" w:type="dxa"/>
+              <w:start w:w="100" w:type="dxa"/>
+              <w:bottom w:w="80" w:type="dxa"/>
+              <w:end w:w="100" w:type="dxa"/>
+            </w:tcMar>
+            <w:vAlign w:val="center"/>
+          </w:tcPr>
+          <w:p>
+            <w:r>
+              <w:rPr>
+                <w:rFonts w:ascii="Arial" w:hAnsi="Arial" w:eastAsia="Arial"/>
+                <w:color w:val="000000"/>
+                <w:sz w:val="22"/>
+              </w:rPr>
+              <w:t>movement_id, product_id, quantity, balance, type, reason, actor</w:t>
+            </w:r>
+          </w:p>
+        </w:tc>
+        <w:tc>
+          <w:tcPr>
+            <w:tcW w:type="dxa" w:w="2880"/>
+            <w:shd w:fill="FFFFFF"/>
+            <w:tcBorders>
+              <w:top w:val="single" w:sz="4" w:space="0" w:color="000000"/>
+              <w:left w:val="single" w:sz="4" w:space="0" w:color="000000"/>
+              <w:bottom w:val="single" w:sz="4" w:space="0" w:color="000000"/>
+              <w:right w:val="single" w:sz="4" w:space="0" w:color="000000"/>
+              <w:insideH w:val="single" w:sz="4" w:space="0" w:color="000000"/>
+              <w:insideV w:val="single" w:sz="4" w:space="0" w:color="000000"/>
+            </w:tcBorders>
+            <w:tcMar>
+              <w:top w:w="80" w:type="dxa"/>
+              <w:start w:w="100" w:type="dxa"/>
+              <w:bottom w:w="80" w:type="dxa"/>
+              <w:end w:w="100" w:type="dxa"/>
+            </w:tcMar>
+            <w:vAlign w:val="center"/>
+          </w:tcPr>
+          <w:p>
+            <w:r>
+              <w:rPr>
+                <w:rFonts w:ascii="Arial" w:hAnsi="Arial" w:eastAsia="Arial"/>
+                <w:color w:val="000000"/>
+                <w:sz w:val="22"/>
+              </w:rPr>
+              <w:t>Trazabilidad de altas, ventas, ajustes y anulaciones.</w:t>
+            </w:r>
+          </w:p>
+        </w:tc>
+      </w:tr>
+      <w:tr>
+        <w:trPr>
+          <w:cantSplit/>
+        </w:trPr>
+        <w:tc>
+          <w:tcPr>
+            <w:tcW w:type="dxa" w:w="2880"/>
+            <w:shd w:fill="FFFFFF"/>
+            <w:tcBorders>
+              <w:top w:val="single" w:sz="4" w:space="0" w:color="000000"/>
+              <w:left w:val="single" w:sz="4" w:space="0" w:color="000000"/>
+              <w:bottom w:val="single" w:sz="4" w:space="0" w:color="000000"/>
+              <w:right w:val="single" w:sz="4" w:space="0" w:color="000000"/>
+              <w:insideH w:val="single" w:sz="4" w:space="0" w:color="000000"/>
+              <w:insideV w:val="single" w:sz="4" w:space="0" w:color="000000"/>
+            </w:tcBorders>
+            <w:tcMar>
+              <w:top w:w="80" w:type="dxa"/>
+              <w:start w:w="100" w:type="dxa"/>
+              <w:bottom w:w="80" w:type="dxa"/>
+              <w:end w:w="100" w:type="dxa"/>
+            </w:tcMar>
+            <w:vAlign w:val="center"/>
+          </w:tcPr>
+          <w:p>
+            <w:r>
+              <w:rPr>
+                <w:rFonts w:ascii="Arial" w:hAnsi="Arial" w:eastAsia="Arial"/>
+                <w:color w:val="000000"/>
+                <w:sz w:val="22"/>
+              </w:rPr>
+              <w:t>audit_log</w:t>
+            </w:r>
+          </w:p>
+        </w:tc>
+        <w:tc>
+          <w:tcPr>
+            <w:tcW w:type="dxa" w:w="2880"/>
+            <w:shd w:fill="FFFFFF"/>
+            <w:tcBorders>
+              <w:top w:val="single" w:sz="4" w:space="0" w:color="000000"/>
+              <w:left w:val="single" w:sz="4" w:space="0" w:color="000000"/>
+              <w:bottom w:val="single" w:sz="4" w:space="0" w:color="000000"/>
+              <w:right w:val="single" w:sz="4" w:space="0" w:color="000000"/>
+              <w:insideH w:val="single" w:sz="4" w:space="0" w:color="000000"/>
+              <w:insideV w:val="single" w:sz="4" w:space="0" w:color="000000"/>
+            </w:tcBorders>
+            <w:tcMar>
+              <w:top w:w="80" w:type="dxa"/>
+              <w:start w:w="100" w:type="dxa"/>
+              <w:bottom w:w="80" w:type="dxa"/>
+              <w:end w:w="100" w:type="dxa"/>
+            </w:tcMar>
+            <w:vAlign w:val="center"/>
+          </w:tcPr>
+          <w:p>
+            <w:r>
+              <w:rPr>
+                <w:rFonts w:ascii="Arial" w:hAnsi="Arial" w:eastAsia="Arial"/>
+                <w:color w:val="000000"/>
+                <w:sz w:val="22"/>
+              </w:rPr>
+              <w:t>audit_id, action, entity, actor, details, created_at</w:t>
+            </w:r>
+          </w:p>
+        </w:tc>
+        <w:tc>
+          <w:tcPr>
+            <w:tcW w:type="dxa" w:w="2880"/>
+            <w:shd w:fill="FFFFFF"/>
+            <w:tcBorders>
+              <w:top w:val="single" w:sz="4" w:space="0" w:color="000000"/>
+              <w:left w:val="single" w:sz="4" w:space="0" w:color="000000"/>
+              <w:bottom w:val="single" w:sz="4" w:space="0" w:color="000000"/>
+              <w:right w:val="single" w:sz="4" w:space="0" w:color="000000"/>
+              <w:insideH w:val="single" w:sz="4" w:space="0" w:color="000000"/>
+              <w:insideV w:val="single" w:sz="4" w:space="0" w:color="000000"/>
+            </w:tcBorders>
+            <w:tcMar>
+              <w:top w:w="80" w:type="dxa"/>
+              <w:start w:w="100" w:type="dxa"/>
+              <w:bottom w:w="80" w:type="dxa"/>
+              <w:end w:w="100" w:type="dxa"/>
+            </w:tcMar>
+            <w:vAlign w:val="center"/>
+          </w:tcPr>
+          <w:p>
+            <w:r>
+              <w:rPr>
+                <w:rFonts w:ascii="Arial" w:hAnsi="Arial" w:eastAsia="Arial"/>
+                <w:color w:val="000000"/>
+                <w:sz w:val="22"/>
+              </w:rPr>
+              <w:t>Registro de operaciones administrativas y de venta.</w:t>
             </w:r>
           </w:p>
         </w:tc>
@@ -2548,8 +2628,15 @@
     <w:p>
       <w:pPr>
         <w:pStyle w:val="Heading1"/>
+        <w:keepNext/>
+        <w:keepLines/>
       </w:pPr>
       <w:r>
+        <w:rPr>
+          <w:rFonts w:ascii="Arial" w:hAnsi="Arial" w:eastAsia="Arial"/>
+          <w:color w:val="000000"/>
+          <w:sz w:val="22"/>
+        </w:rPr>
         <w:t>4. Reglas de negocio</w:t>
       </w:r>
     </w:p>
@@ -2558,6 +2645,11 @@
         <w:pStyle w:val="ListBullet"/>
       </w:pPr>
       <w:r>
+        <w:rPr>
+          <w:rFonts w:ascii="Arial" w:hAnsi="Arial" w:eastAsia="Arial"/>
+          <w:color w:val="000000"/>
+          <w:sz w:val="22"/>
+        </w:rPr>
         <w:t>Una venta no debe superar el stock disponible.</w:t>
       </w:r>
     </w:p>
@@ -2566,6 +2658,11 @@
         <w:pStyle w:val="ListBullet"/>
       </w:pPr>
       <w:r>
+        <w:rPr>
+          <w:rFonts w:ascii="Arial" w:hAnsi="Arial" w:eastAsia="Arial"/>
+          <w:color w:val="000000"/>
+          <w:sz w:val="22"/>
+        </w:rPr>
         <w:t>El total de una venta es la suma de cantidad por precio unitario.</w:t>
       </w:r>
     </w:p>
@@ -2574,6 +2671,11 @@
         <w:pStyle w:val="ListBullet"/>
       </w:pPr>
       <w:r>
+        <w:rPr>
+          <w:rFonts w:ascii="Arial" w:hAnsi="Arial" w:eastAsia="Arial"/>
+          <w:color w:val="000000"/>
+          <w:sz w:val="22"/>
+        </w:rPr>
         <w:t>Stock bajo cuando stock actual es menor o igual a stock mínimo.</w:t>
       </w:r>
     </w:p>
@@ -2582,6 +2684,11 @@
         <w:pStyle w:val="ListBullet"/>
       </w:pPr>
       <w:r>
+        <w:rPr>
+          <w:rFonts w:ascii="Arial" w:hAnsi="Arial" w:eastAsia="Arial"/>
+          <w:color w:val="000000"/>
+          <w:sz w:val="22"/>
+        </w:rPr>
         <w:t>El registro de una venta descuenta unidades y guarda el método de pago.</w:t>
       </w:r>
     </w:p>
@@ -2590,6 +2697,11 @@
         <w:pStyle w:val="ListBullet"/>
       </w:pPr>
       <w:r>
+        <w:rPr>
+          <w:rFonts w:ascii="Arial" w:hAnsi="Arial" w:eastAsia="Arial"/>
+          <w:color w:val="000000"/>
+          <w:sz w:val="22"/>
+        </w:rPr>
         <w:t>Los datos de entrada deben validarse antes de persistir.</w:t>
       </w:r>
     </w:p>
@@ -2598,83 +2710,144 @@
         <w:pStyle w:val="ListBullet"/>
       </w:pPr>
       <w:r>
+        <w:rPr>
+          <w:rFonts w:ascii="Arial" w:hAnsi="Arial" w:eastAsia="Arial"/>
+          <w:color w:val="000000"/>
+          <w:sz w:val="22"/>
+        </w:rPr>
         <w:t>Las claves de Watson deben permanecer fuera del cliente y del repositorio.</w:t>
       </w:r>
     </w:p>
     <w:p>
       <w:pPr>
         <w:pStyle w:val="Heading1"/>
+        <w:keepNext/>
+        <w:keepLines/>
       </w:pPr>
       <w:r>
+        <w:rPr>
+          <w:rFonts w:ascii="Arial" w:hAnsi="Arial" w:eastAsia="Arial"/>
+          <w:color w:val="000000"/>
+          <w:sz w:val="22"/>
+        </w:rPr>
         <w:t>5. Ejecución y evolución MVC</w:t>
       </w:r>
     </w:p>
     <w:p>
       <w:pPr>
-        <w:pStyle w:val="ListNumber"/>
+        <w:ind w:left="369" w:hanging="369"/>
       </w:pPr>
       <w:r>
-        <w:t>Crear la base según database/schema.sql y database/seed.sql.</w:t>
+        <w:rPr>
+          <w:rFonts w:ascii="Arial" w:hAnsi="Arial" w:eastAsia="Arial"/>
+          <w:color w:val="000000"/>
+          <w:sz w:val="22"/>
+        </w:rPr>
+        <w:t>1. Crear el esquema Supabase con database/schema.sql, database/upgrade_operations.sql y database/seed.sql.</w:t>
       </w:r>
     </w:p>
     <w:p>
       <w:pPr>
-        <w:pStyle w:val="ListNumber"/>
+        <w:ind w:left="369" w:hanging="369"/>
       </w:pPr>
       <w:r>
-        <w:t>Ejecutar pnpm run build:visualstudio para generar la View React en wwwroot.</w:t>
+        <w:rPr>
+          <w:rFonts w:ascii="Arial" w:hAnsi="Arial" w:eastAsia="Arial"/>
+          <w:color w:val="000000"/>
+          <w:sz w:val="22"/>
+        </w:rPr>
+        <w:t>2. Ejecutar npm run build:visualstudio para generar la View React en wwwroot.</w:t>
       </w:r>
     </w:p>
     <w:p>
       <w:pPr>
-        <w:pStyle w:val="ListNumber"/>
+        <w:ind w:left="369" w:hanging="369"/>
       </w:pPr>
       <w:r>
-        <w:t>Abrir backend/BodegaNorte.sln y ejecutar BodegaNorte.Api desde Visual Studio.</w:t>
+        <w:rPr>
+          <w:rFonts w:ascii="Arial" w:hAnsi="Arial" w:eastAsia="Arial"/>
+          <w:color w:val="000000"/>
+          <w:sz w:val="22"/>
+        </w:rPr>
+        <w:t>3. Abrir backend/BodegaNorte.sln y ejecutar BodegaNorte.Api desde Visual Studio.</w:t>
       </w:r>
     </w:p>
     <w:p>
       <w:pPr>
-        <w:pStyle w:val="ListNumber"/>
+        <w:ind w:left="369" w:hanging="369"/>
       </w:pPr>
       <w:r>
-        <w:t>Mantener las reglas de stock y el registro de venta en BodegaService/Repository dentro de una transacción.</w:t>
+        <w:rPr>
+          <w:rFonts w:ascii="Arial" w:hAnsi="Arial" w:eastAsia="Arial"/>
+          <w:color w:val="000000"/>
+          <w:sz w:val="22"/>
+        </w:rPr>
+        <w:t>4. Mantener las reglas de stock y el registro de venta en BodegaService/Repository dentro de una transacción.</w:t>
       </w:r>
     </w:p>
     <w:p>
       <w:pPr>
-        <w:pStyle w:val="ListNumber"/>
+        <w:ind w:left="369" w:hanging="369"/>
       </w:pPr>
       <w:r>
-        <w:t>Agregar autenticación, roles, auditoría y control de concurrencia en Controllers y Services.</w:t>
+        <w:rPr>
+          <w:rFonts w:ascii="Arial" w:hAnsi="Arial" w:eastAsia="Arial"/>
+          <w:color w:val="000000"/>
+          <w:sz w:val="22"/>
+        </w:rPr>
+        <w:t>5. Validar autenticación, roles, auditoría y concurrencia implementados en Controllers y Services.</w:t>
       </w:r>
     </w:p>
     <w:p>
       <w:pPr>
-        <w:pStyle w:val="ListNumber"/>
+        <w:ind w:left="369" w:hanging="369"/>
       </w:pPr>
       <w:r>
-        <w:t>Extender los Models y Controllers para nuevos módulos sin mezclar SQL con la View.</w:t>
+        <w:rPr>
+          <w:rFonts w:ascii="Arial" w:hAnsi="Arial" w:eastAsia="Arial"/>
+          <w:color w:val="000000"/>
+          <w:sz w:val="22"/>
+        </w:rPr>
+        <w:t>6. Extender los Models y Controllers para nuevos módulos sin mezclar SQL con la View.</w:t>
       </w:r>
     </w:p>
     <w:p>
       <w:pPr>
         <w:pStyle w:val="Heading1"/>
+        <w:keepNext/>
+        <w:keepLines/>
       </w:pPr>
       <w:r>
+        <w:rPr>
+          <w:rFonts w:ascii="Arial" w:hAnsi="Arial" w:eastAsia="Arial"/>
+          <w:color w:val="000000"/>
+          <w:sz w:val="22"/>
+        </w:rPr>
         <w:t>6. Integración Watson Assistant</w:t>
       </w:r>
     </w:p>
     <w:p>
       <w:r>
+        <w:rPr>
+          <w:rFonts w:ascii="Arial" w:hAnsi="Arial" w:eastAsia="Arial"/>
+          <w:color w:val="000000"/>
+          <w:sz w:val="22"/>
+        </w:rPr>
         <w:t>La integración documentada separa intents, entidades, respuestas y contrato de backend. El navegador no debe llamar directamente al servicio con una API key; el backend debe autenticar, filtrar la consulta y devolver solo información permitida para el usuario.</w:t>
       </w:r>
     </w:p>
     <w:p>
       <w:pPr>
         <w:pStyle w:val="Heading1"/>
+        <w:keepNext/>
+        <w:keepLines/>
       </w:pPr>
       <w:r>
+        <w:rPr>
+          <w:rFonts w:ascii="Arial" w:hAnsi="Arial" w:eastAsia="Arial"/>
+          <w:color w:val="000000"/>
+          <w:sz w:val="22"/>
+        </w:rPr>
         <w:t>7. Calidad y seguridad</w:t>
       </w:r>
     </w:p>
@@ -2683,7 +2856,12 @@
         <w:pStyle w:val="ListBullet"/>
       </w:pPr>
       <w:r>
-        <w:t>Ejecutar pnpm run build antes de cada entrega.</w:t>
+        <w:rPr>
+          <w:rFonts w:ascii="Arial" w:hAnsi="Arial" w:eastAsia="Arial"/>
+          <w:color w:val="000000"/>
+          <w:sz w:val="22"/>
+        </w:rPr>
+        <w:t>Ejecutar npm run build antes de cada entrega.</w:t>
       </w:r>
     </w:p>
     <w:p>
@@ -2691,6 +2869,11 @@
         <w:pStyle w:val="ListBullet"/>
       </w:pPr>
       <w:r>
+        <w:rPr>
+          <w:rFonts w:ascii="Arial" w:hAnsi="Arial" w:eastAsia="Arial"/>
+          <w:color w:val="000000"/>
+          <w:sz w:val="22"/>
+        </w:rPr>
         <w:t>Mantener pruebas del flujo de venta y actualización de stock.</w:t>
       </w:r>
     </w:p>
@@ -2699,6 +2882,11 @@
         <w:pStyle w:val="ListBullet"/>
       </w:pPr>
       <w:r>
+        <w:rPr>
+          <w:rFonts w:ascii="Arial" w:hAnsi="Arial" w:eastAsia="Arial"/>
+          <w:color w:val="000000"/>
+          <w:sz w:val="22"/>
+        </w:rPr>
         <w:t>Revisar accesibilidad de botones, formularios y navegación móvil.</w:t>
       </w:r>
     </w:p>
@@ -2707,6 +2895,11 @@
         <w:pStyle w:val="ListBullet"/>
       </w:pPr>
       <w:r>
+        <w:rPr>
+          <w:rFonts w:ascii="Arial" w:hAnsi="Arial" w:eastAsia="Arial"/>
+          <w:color w:val="000000"/>
+          <w:sz w:val="22"/>
+        </w:rPr>
         <w:t>No subir .env, tokens, credenciales ni datos reales de clientes.</w:t>
       </w:r>
     </w:p>
@@ -2715,14 +2908,26 @@
         <w:pStyle w:val="ListBullet"/>
       </w:pPr>
       <w:r>
+        <w:rPr>
+          <w:rFonts w:ascii="Arial" w:hAnsi="Arial" w:eastAsia="Arial"/>
+          <w:color w:val="000000"/>
+          <w:sz w:val="22"/>
+        </w:rPr>
         <w:t>Respaldar documentación y exportaciones fuera del navegador.</w:t>
       </w:r>
     </w:p>
     <w:p>
       <w:pPr>
         <w:pStyle w:val="Heading1"/>
+        <w:keepNext/>
+        <w:keepLines/>
       </w:pPr>
       <w:r>
+        <w:rPr>
+          <w:rFonts w:ascii="Arial" w:hAnsi="Arial" w:eastAsia="Arial"/>
+          <w:color w:val="000000"/>
+          <w:sz w:val="22"/>
+        </w:rPr>
         <w:t>8. Evidencia visual</w:t>
       </w:r>
     </w:p>
@@ -2731,6 +2936,11 @@
         <w:jc w:val="center"/>
       </w:pPr>
       <w:r>
+        <w:rPr>
+          <w:rFonts w:ascii="Arial" w:hAnsi="Arial" w:eastAsia="Arial"/>
+          <w:color w:val="000000"/>
+          <w:sz w:val="22"/>
+        </w:rPr>
         <w:drawing>
           <wp:inline xmlns:a="http://schemas.openxmlformats.org/drawingml/2006/main" xmlns:pic="http://schemas.openxmlformats.org/drawingml/2006/picture">
             <wp:extent cx="5943600" cy="4127500"/>
@@ -2742,7 +2952,7 @@
               <a:graphicData uri="http://schemas.openxmlformats.org/drawingml/2006/picture">
                 <pic:pic>
                   <pic:nvPicPr>
-                    <pic:cNvPr id="0" name="EVID_visual_escritorio.png"/>
+                    <pic:cNvPr id="0" name="tmpsrv51xc_.png"/>
                     <pic:cNvPicPr/>
                   </pic:nvPicPr>
                   <pic:blipFill>
@@ -2771,11 +2981,47 @@
       </w:pPr>
       <w:r>
         <w:rPr>
+          <w:rFonts w:ascii="Arial" w:hAnsi="Arial" w:eastAsia="Arial"/>
           <w:i/>
-          <w:color w:val="6B7280"/>
-          <w:sz w:val="18"/>
+          <w:color w:val="000000"/>
+          <w:sz w:val="22"/>
         </w:rPr>
-        <w:t>Vista validada del dashboard y módulos principales</w:t>
+        <w:t>Referencia visual anterior del dashboard</w:t>
+      </w:r>
+    </w:p>
+    <w:p>
+      <w:pPr>
+        <w:pStyle w:val="Heading1"/>
+        <w:keepNext/>
+        <w:keepLines/>
+      </w:pPr>
+      <w:r>
+        <w:rPr>
+          <w:rFonts w:ascii="Arial" w:hAnsi="Arial" w:eastAsia="Arial"/>
+          <w:color w:val="000000"/>
+          <w:sz w:val="22"/>
+        </w:rPr>
+        <w:t>Actualización operativa al 04-10-2026</w:t>
+      </w:r>
+    </w:p>
+    <w:p>
+      <w:r>
+        <w:rPr>
+          <w:rFonts w:ascii="Arial" w:hAnsi="Arial" w:eastAsia="Arial"/>
+          <w:color w:val="000000"/>
+          <w:sz w:val="22"/>
+        </w:rPr>
+        <w:t>Se implementaron Supabase Auth y permisos administrador/cajero, ajustes con motivo y control de versión, venta con identificador de reintento, anulaciones con devolución única de stock, historial y constancia interna, proveedores y configuración persistentes, auditoría y respaldo JSON. Los reportes usan fecha de Lima y detalles de venta; no se inventan costos históricos.</w:t>
+      </w:r>
+    </w:p>
+    <w:p>
+      <w:r>
+        <w:rPr>
+          <w:rFonts w:ascii="Arial" w:hAnsi="Arial" w:eastAsia="Arial"/>
+          <w:color w:val="000000"/>
+          <w:sz w:val="22"/>
+        </w:rPr>
+        <w:t>Validación técnica: 18 pruebas locales aprobadas; frontend y .NET compilan, con cero errores y advertencias en .NET; Java compila. La revisión de navegador se realizó en modo demo. La conexión privada del backend, integración HTTP PostgreSQL, despliegue Render y aceptación del Grupo 10 están pendientes. La evidencia detallada está en docs/evidencias/validacion_tecnica_2026-10-04.md.</w:t>
       </w:r>
     </w:p>
     <w:sectPr>
@@ -2799,13 +3045,18 @@
     </w:pPr>
     <w:r>
       <w:rPr>
-        <w:rFonts w:ascii="Arial" w:hAnsi="Arial"/>
-        <w:color w:val="6B7280"/>
-        <w:sz w:val="16"/>
-      </w:rPr>
-      <w:t xml:space="preserve">EFSR14908  ·  Documento editable  ·  Página </w:t>
+        <w:rFonts w:ascii="Arial" w:hAnsi="Arial" w:eastAsia="Arial"/>
+        <w:color w:val="000000"/>
+        <w:sz w:val="22"/>
+      </w:rPr>
+      <w:t xml:space="preserve">EFSR14908 | Página </w:t>
     </w:r>
     <w:r>
+      <w:rPr>
+        <w:rFonts w:ascii="Arial" w:hAnsi="Arial" w:eastAsia="Arial"/>
+        <w:color w:val="000000"/>
+        <w:sz w:val="22"/>
+      </w:rPr>
       <w:fldChar w:fldCharType="begin"/>
       <w:instrText xml:space="preserve"> PAGE </w:instrText>
       <w:fldChar w:fldCharType="end"/>
@@ -2823,11 +3074,11 @@
     </w:pPr>
     <w:r>
       <w:rPr>
-        <w:rFonts w:ascii="Arial" w:hAnsi="Arial"/>
-        <w:color w:val="6B7280"/>
-        <w:sz w:val="16"/>
-      </w:rPr>
-      <w:t>BODEGA NORTE  |  EFSR14908</w:t>
+        <w:rFonts w:ascii="Arial" w:hAnsi="Arial" w:eastAsia="Arial"/>
+        <w:color w:val="000000"/>
+        <w:sz w:val="22"/>
+      </w:rPr>
+      <w:t>BODEGA NORTE | EFSR14908</w:t>
     </w:r>
   </w:p>
 </w:hdr>
@@ -3197,11 +3448,13 @@
     <w:qFormat/>
     <w:rsid w:val="00FC693F"/>
     <w:pPr>
+      <w:keepLines/>
+      <w:widowControl/>
       <w:spacing w:after="120" w:line="240" w:lineRule="auto"/>
     </w:pPr>
     <w:rPr>
       <w:rFonts w:ascii="Arial" w:hAnsi="Arial" w:eastAsia="Arial"/>
-      <w:color w:val="222222"/>
+      <w:color w:val="000000"/>
       <w:sz w:val="22"/>
     </w:rPr>
   </w:style>
@@ -3260,15 +3513,15 @@
     <w:pPr>
       <w:keepNext/>
       <w:keepLines/>
-      <w:spacing w:before="200" w:after="100"/>
+      <w:spacing w:before="160" w:after="80" w:line="240" w:lineRule="auto"/>
       <w:outlineLvl w:val="0"/>
     </w:pPr>
     <w:rPr>
       <w:rFonts w:asciiTheme="majorHAnsi" w:eastAsiaTheme="majorEastAsia" w:hAnsiTheme="majorHAnsi" w:cstheme="majorBidi" w:ascii="Arial" w:hAnsi="Arial" w:eastAsia="Arial"/>
       <w:b/>
       <w:bCs/>
-      <w:color w:val="10294B"/>
-      <w:sz w:val="32"/>
+      <w:color w:val="000000"/>
+      <w:sz w:val="22"/>
       <w:szCs w:val="28"/>
     </w:rPr>
   </w:style>
@@ -3284,15 +3537,15 @@
     <w:pPr>
       <w:keepNext/>
       <w:keepLines/>
-      <w:spacing w:before="200" w:after="100"/>
+      <w:spacing w:before="160" w:after="80" w:line="240" w:lineRule="auto"/>
       <w:outlineLvl w:val="1"/>
     </w:pPr>
     <w:rPr>
       <w:rFonts w:asciiTheme="majorHAnsi" w:eastAsiaTheme="majorEastAsia" w:hAnsiTheme="majorHAnsi" w:cstheme="majorBidi" w:ascii="Arial" w:hAnsi="Arial" w:eastAsia="Arial"/>
       <w:b/>
       <w:bCs/>
-      <w:color w:val="1F4E79"/>
-      <w:sz w:val="26"/>
+      <w:color w:val="000000"/>
+      <w:sz w:val="22"/>
       <w:szCs w:val="26"/>
     </w:rPr>
   </w:style>
@@ -3308,14 +3561,14 @@
     <w:pPr>
       <w:keepNext/>
       <w:keepLines/>
-      <w:spacing w:before="200" w:after="100"/>
+      <w:spacing w:before="160" w:after="80" w:line="240" w:lineRule="auto"/>
       <w:outlineLvl w:val="2"/>
     </w:pPr>
     <w:rPr>
       <w:rFonts w:asciiTheme="majorHAnsi" w:eastAsiaTheme="majorEastAsia" w:hAnsiTheme="majorHAnsi" w:cstheme="majorBidi" w:ascii="Arial" w:hAnsi="Arial" w:eastAsia="Arial"/>
       <w:b/>
       <w:bCs/>
-      <w:color w:val="1F4E79"/>
+      <w:color w:val="000000"/>
       <w:sz w:val="22"/>
     </w:rPr>
   </w:style>
@@ -3547,19 +3800,16 @@
     <w:qFormat/>
     <w:rsid w:val="00FC693F"/>
     <w:pPr>
-      <w:pBdr>
-        <w:bottom w:val="single" w:sz="8" w:space="4" w:color="4F81BD" w:themeColor="accent1"/>
-      </w:pBdr>
-      <w:spacing w:after="100" w:line="240" w:lineRule="auto" w:before="200"/>
+      <w:spacing w:after="80" w:line="240" w:lineRule="auto" w:before="160"/>
       <w:contextualSpacing/>
     </w:pPr>
     <w:rPr>
       <w:rFonts w:asciiTheme="majorHAnsi" w:eastAsiaTheme="majorEastAsia" w:hAnsiTheme="majorHAnsi" w:cstheme="majorBidi" w:ascii="Arial" w:hAnsi="Arial" w:eastAsia="Arial"/>
       <w:b/>
-      <w:color w:val="10294B"/>
+      <w:color w:val="000000"/>
       <w:spacing w:val="5"/>
       <w:kern w:val="28"/>
-      <w:sz w:val="40"/>
+      <w:sz w:val="22"/>
       <w:szCs w:val="52"/>
     </w:rPr>
   </w:style>
@@ -3733,8 +3983,14 @@
       <w:numPr>
         <w:numId w:val="1"/>
       </w:numPr>
+      <w:spacing w:line="240" w:lineRule="auto"/>
       <w:contextualSpacing/>
     </w:pPr>
+    <w:rPr>
+      <w:rFonts w:ascii="Arial" w:hAnsi="Arial" w:eastAsia="Arial"/>
+      <w:color w:val="000000"/>
+      <w:sz w:val="22"/>
+    </w:rPr>
   </w:style>
   <w:style w:type="paragraph" w:styleId="ListBullet2">
     <w:name w:val="List Bullet 2"/>
@@ -3746,8 +4002,14 @@
       <w:numPr>
         <w:numId w:val="2"/>
       </w:numPr>
+      <w:spacing w:line="240" w:lineRule="auto"/>
       <w:contextualSpacing/>
     </w:pPr>
+    <w:rPr>
+      <w:rFonts w:ascii="Arial" w:hAnsi="Arial" w:eastAsia="Arial"/>
+      <w:color w:val="000000"/>
+      <w:sz w:val="22"/>
+    </w:rPr>
   </w:style>
   <w:style w:type="paragraph" w:styleId="ListBullet3">
     <w:name w:val="List Bullet 3"/>
@@ -3772,8 +4034,14 @@
       <w:numPr>
         <w:numId w:val="5"/>
       </w:numPr>
+      <w:spacing w:line="240" w:lineRule="auto"/>
       <w:contextualSpacing/>
     </w:pPr>
+    <w:rPr>
+      <w:rFonts w:ascii="Arial" w:hAnsi="Arial" w:eastAsia="Arial"/>
+      <w:color w:val="000000"/>
+      <w:sz w:val="22"/>
+    </w:rPr>
   </w:style>
   <w:style w:type="paragraph" w:styleId="ListNumber2">
     <w:name w:val="List Number 2"/>
@@ -3785,8 +4053,14 @@
       <w:numPr>
         <w:numId w:val="6"/>
       </w:numPr>
+      <w:spacing w:line="240" w:lineRule="auto"/>
       <w:contextualSpacing/>
     </w:pPr>
+    <w:rPr>
+      <w:rFonts w:ascii="Arial" w:hAnsi="Arial" w:eastAsia="Arial"/>
+      <w:color w:val="000000"/>
+      <w:sz w:val="22"/>
+    </w:rPr>
   </w:style>
   <w:style w:type="paragraph" w:styleId="ListNumber3">
     <w:name w:val="List Number 3"/>

--- a/docs/word/07_Manual_Tecnico.docx
+++ b/docs/word/07_Manual_Tecnico.docx
@@ -2952,7 +2952,7 @@
               <a:graphicData uri="http://schemas.openxmlformats.org/drawingml/2006/picture">
                 <pic:pic>
                   <pic:nvPicPr>
-                    <pic:cNvPr id="0" name="tmpsrv51xc_.png"/>
+                    <pic:cNvPr id="0" name="tmp6787k26s.png"/>
                     <pic:cNvPicPr/>
                   </pic:nvPicPr>
                   <pic:blipFill>
@@ -3021,7 +3021,7 @@
           <w:color w:val="000000"/>
           <w:sz w:val="22"/>
         </w:rPr>
-        <w:t>Validación técnica: 18 pruebas locales aprobadas; frontend y .NET compilan, con cero errores y advertencias en .NET; Java compila. La revisión de navegador se realizó en modo demo. La conexión privada del backend, integración HTTP PostgreSQL, despliegue Render y aceptación del Grupo 10 están pendientes. La evidencia detallada está en docs/evidencias/validacion_tecnica_2026-10-04.md.</w:t>
+        <w:t>Validación técnica: 18 pruebas locales aprobadas y compilaciones correctas. Render está publicado y conectado a Supabase con TLS y certificado validado; /api/health/ready responde HTTP 200 y las rutas privadas rechazan acceso anónimo. GitHub Pages usa la API remota. Falta confirmar la cuenta inicial, probar operaciones autenticadas y registrar aceptación del Grupo 10. Evidencia: docs/evidencias/validacion_tecnica_2026-10-04.md.</w:t>
       </w:r>
     </w:p>
     <w:sectPr>

--- a/docs/word/07_Manual_Tecnico.docx
+++ b/docs/word/07_Manual_Tecnico.docx
@@ -30,7 +30,7 @@
           <w:color w:val="000000"/>
           <w:sz w:val="22"/>
         </w:rPr>
-        <w:t>Manual técnico</w:t>
+        <w:t>Manual técnico Bodega Norte</w:t>
       </w:r>
     </w:p>
     <w:p>
@@ -70,7 +70,7 @@
           <w:color w:val="000000"/>
           <w:sz w:val="22"/>
         </w:rPr>
-        <w:t>Ciclo cuarto | Periodo 2026 | Semestre no consignado en los documentos recibidos</w:t>
+        <w:t>Ciclo cuarto | Periodo 2026 | Semestre por confirmar</w:t>
       </w:r>
     </w:p>
     <w:p>
@@ -97,7 +97,7 @@
           <w:color w:val="000000"/>
           <w:sz w:val="22"/>
         </w:rPr>
-        <w:t>Coordinador: Gonzalo Yoel Choque Becerra</w:t>
+        <w:t>Coordinador: Gonsalo Yoel Choque Becerra</w:t>
       </w:r>
     </w:p>
     <w:p>
@@ -117,7 +117,7 @@
           <w:color w:val="000000"/>
           <w:sz w:val="22"/>
         </w:rPr>
-        <w:t>Fecha de elaboración: 4 de octubre de 2026</w:t>
+        <w:t>Fecha de elaboración: 12 de octubre de 2026</w:t>
       </w:r>
     </w:p>
     <w:p>
@@ -142,7 +142,7 @@
           <w:color w:val="000000"/>
           <w:sz w:val="22"/>
         </w:rPr>
-        <w:t>1. Arquitectura actual</w:t>
+        <w:t>Arquitectura</w:t>
       </w:r>
     </w:p>
     <w:p>
@@ -152,621 +152,67 @@
           <w:color w:val="000000"/>
           <w:sz w:val="22"/>
         </w:rPr>
-        <w:t>El sistema se entrega con una arquitectura MVC estricta de tres capas. La View React se aloja en Views/Home/Index.cshtml; los Controllers reciben las solicitudes; el Model reúne contratos, reglas de negocio y persistencia en Supabase PostgreSQL mediante Npgsql. El modo demo usa localStorage únicamente como alternativa sin servidor.</w:t>
+        <w:t>La vista React usa Supabase Auth para obtener una sesión. La API MVC valida el usuario en Supabase, exige correo confirmado y consulta members para obtener el rol. BodegaService aplica reglas y BodegaRepository usa Npgsql. El esquema privado bodega_norte contiene nueve tablas sin acceso directo para anon o authenticated.</w:t>
       </w:r>
     </w:p>
-    <w:tbl>
-      <w:tblPr>
-        <w:tblStyle w:val="TableGrid"/>
-        <w:tblW w:type="auto" w:w="0"/>
+    <w:p>
+      <w:pPr>
         <w:jc w:val="center"/>
-        <w:tblLook w:firstColumn="1" w:firstRow="1" w:lastColumn="0" w:lastRow="0" w:noHBand="0" w:noVBand="1" w:val="04A0"/>
-      </w:tblPr>
-      <w:tblGrid>
-        <w:gridCol w:w="2880"/>
-        <w:gridCol w:w="2880"/>
-        <w:gridCol w:w="2880"/>
-      </w:tblGrid>
-      <w:tr>
-        <w:trPr>
-          <w:cantSplit/>
-          <w:tblHeader w:val="true"/>
-        </w:trPr>
-        <w:tc>
-          <w:tcPr>
-            <w:tcW w:type="dxa" w:w="2880"/>
-            <w:shd w:fill="000000"/>
-            <w:tcBorders>
-              <w:top w:val="single" w:sz="4" w:space="0" w:color="000000"/>
-              <w:left w:val="single" w:sz="4" w:space="0" w:color="000000"/>
-              <w:bottom w:val="single" w:sz="4" w:space="0" w:color="000000"/>
-              <w:right w:val="single" w:sz="4" w:space="0" w:color="000000"/>
-              <w:insideH w:val="single" w:sz="4" w:space="0" w:color="000000"/>
-              <w:insideV w:val="single" w:sz="4" w:space="0" w:color="000000"/>
-            </w:tcBorders>
-            <w:tcMar>
-              <w:top w:w="80" w:type="dxa"/>
-              <w:start w:w="100" w:type="dxa"/>
-              <w:bottom w:w="80" w:type="dxa"/>
-              <w:end w:w="100" w:type="dxa"/>
-            </w:tcMar>
-          </w:tcPr>
-          <w:p>
-            <w:pPr>
-              <w:keepNext/>
-            </w:pPr>
-            <w:r>
-              <w:rPr>
-                <w:rFonts w:ascii="Arial" w:hAnsi="Arial" w:eastAsia="Arial"/>
-                <w:b/>
-                <w:color w:val="FFFFFF"/>
-                <w:sz w:val="22"/>
-              </w:rPr>
-              <w:t>Capa MVC</w:t>
-            </w:r>
-          </w:p>
-        </w:tc>
-        <w:tc>
-          <w:tcPr>
-            <w:tcW w:type="dxa" w:w="2880"/>
-            <w:shd w:fill="000000"/>
-            <w:tcBorders>
-              <w:top w:val="single" w:sz="4" w:space="0" w:color="000000"/>
-              <w:left w:val="single" w:sz="4" w:space="0" w:color="000000"/>
-              <w:bottom w:val="single" w:sz="4" w:space="0" w:color="000000"/>
-              <w:right w:val="single" w:sz="4" w:space="0" w:color="000000"/>
-              <w:insideH w:val="single" w:sz="4" w:space="0" w:color="000000"/>
-              <w:insideV w:val="single" w:sz="4" w:space="0" w:color="000000"/>
-            </w:tcBorders>
-            <w:tcMar>
-              <w:top w:w="80" w:type="dxa"/>
-              <w:start w:w="100" w:type="dxa"/>
-              <w:bottom w:w="80" w:type="dxa"/>
-              <w:end w:w="100" w:type="dxa"/>
-            </w:tcMar>
-          </w:tcPr>
-          <w:p>
-            <w:pPr>
-              <w:keepNext/>
-            </w:pPr>
-            <w:r>
-              <w:rPr>
-                <w:rFonts w:ascii="Arial" w:hAnsi="Arial" w:eastAsia="Arial"/>
-                <w:b/>
-                <w:color w:val="FFFFFF"/>
-                <w:sz w:val="22"/>
-              </w:rPr>
-              <w:t>Implementación</w:t>
-            </w:r>
-          </w:p>
-        </w:tc>
-        <w:tc>
-          <w:tcPr>
-            <w:tcW w:type="dxa" w:w="2880"/>
-            <w:shd w:fill="000000"/>
-            <w:tcBorders>
-              <w:top w:val="single" w:sz="4" w:space="0" w:color="000000"/>
-              <w:left w:val="single" w:sz="4" w:space="0" w:color="000000"/>
-              <w:bottom w:val="single" w:sz="4" w:space="0" w:color="000000"/>
-              <w:right w:val="single" w:sz="4" w:space="0" w:color="000000"/>
-              <w:insideH w:val="single" w:sz="4" w:space="0" w:color="000000"/>
-              <w:insideV w:val="single" w:sz="4" w:space="0" w:color="000000"/>
-            </w:tcBorders>
-            <w:tcMar>
-              <w:top w:w="80" w:type="dxa"/>
-              <w:start w:w="100" w:type="dxa"/>
-              <w:bottom w:w="80" w:type="dxa"/>
-              <w:end w:w="100" w:type="dxa"/>
-            </w:tcMar>
-          </w:tcPr>
-          <w:p>
-            <w:pPr>
-              <w:keepNext/>
-            </w:pPr>
-            <w:r>
-              <w:rPr>
-                <w:rFonts w:ascii="Arial" w:hAnsi="Arial" w:eastAsia="Arial"/>
-                <w:b/>
-                <w:color w:val="FFFFFF"/>
-                <w:sz w:val="22"/>
-              </w:rPr>
-              <w:t>Responsabilidad</w:t>
-            </w:r>
-          </w:p>
-        </w:tc>
-      </w:tr>
-      <w:tr>
-        <w:trPr>
-          <w:cantSplit/>
-        </w:trPr>
-        <w:tc>
-          <w:tcPr>
-            <w:tcW w:type="dxa" w:w="2880"/>
-            <w:shd w:fill="FFFFFF"/>
-            <w:tcBorders>
-              <w:top w:val="single" w:sz="4" w:space="0" w:color="000000"/>
-              <w:left w:val="single" w:sz="4" w:space="0" w:color="000000"/>
-              <w:bottom w:val="single" w:sz="4" w:space="0" w:color="000000"/>
-              <w:right w:val="single" w:sz="4" w:space="0" w:color="000000"/>
-              <w:insideH w:val="single" w:sz="4" w:space="0" w:color="000000"/>
-              <w:insideV w:val="single" w:sz="4" w:space="0" w:color="000000"/>
-            </w:tcBorders>
-            <w:tcMar>
-              <w:top w:w="80" w:type="dxa"/>
-              <w:start w:w="100" w:type="dxa"/>
-              <w:bottom w:w="80" w:type="dxa"/>
-              <w:end w:w="100" w:type="dxa"/>
-            </w:tcMar>
-            <w:vAlign w:val="center"/>
-          </w:tcPr>
-          <w:p>
-            <w:r>
-              <w:rPr>
-                <w:rFonts w:ascii="Arial" w:hAnsi="Arial" w:eastAsia="Arial"/>
-                <w:color w:val="000000"/>
-                <w:sz w:val="22"/>
-              </w:rPr>
-              <w:t>View / Vista</w:t>
-            </w:r>
-          </w:p>
-        </w:tc>
-        <w:tc>
-          <w:tcPr>
-            <w:tcW w:type="dxa" w:w="2880"/>
-            <w:shd w:fill="FFFFFF"/>
-            <w:tcBorders>
-              <w:top w:val="single" w:sz="4" w:space="0" w:color="000000"/>
-              <w:left w:val="single" w:sz="4" w:space="0" w:color="000000"/>
-              <w:bottom w:val="single" w:sz="4" w:space="0" w:color="000000"/>
-              <w:right w:val="single" w:sz="4" w:space="0" w:color="000000"/>
-              <w:insideH w:val="single" w:sz="4" w:space="0" w:color="000000"/>
-              <w:insideV w:val="single" w:sz="4" w:space="0" w:color="000000"/>
-            </w:tcBorders>
-            <w:tcMar>
-              <w:top w:w="80" w:type="dxa"/>
-              <w:start w:w="100" w:type="dxa"/>
-              <w:bottom w:w="80" w:type="dxa"/>
-              <w:end w:w="100" w:type="dxa"/>
-            </w:tcMar>
-            <w:vAlign w:val="center"/>
-          </w:tcPr>
-          <w:p>
-            <w:r>
-              <w:rPr>
-                <w:rFonts w:ascii="Arial" w:hAnsi="Arial" w:eastAsia="Arial"/>
-                <w:color w:val="000000"/>
-                <w:sz w:val="22"/>
-              </w:rPr>
-              <w:t>React + Vite + Views/Home/Index.cshtml</w:t>
-            </w:r>
-          </w:p>
-        </w:tc>
-        <w:tc>
-          <w:tcPr>
-            <w:tcW w:type="dxa" w:w="2880"/>
-            <w:shd w:fill="FFFFFF"/>
-            <w:tcBorders>
-              <w:top w:val="single" w:sz="4" w:space="0" w:color="000000"/>
-              <w:left w:val="single" w:sz="4" w:space="0" w:color="000000"/>
-              <w:bottom w:val="single" w:sz="4" w:space="0" w:color="000000"/>
-              <w:right w:val="single" w:sz="4" w:space="0" w:color="000000"/>
-              <w:insideH w:val="single" w:sz="4" w:space="0" w:color="000000"/>
-              <w:insideV w:val="single" w:sz="4" w:space="0" w:color="000000"/>
-            </w:tcBorders>
-            <w:tcMar>
-              <w:top w:w="80" w:type="dxa"/>
-              <w:start w:w="100" w:type="dxa"/>
-              <w:bottom w:w="80" w:type="dxa"/>
-              <w:end w:w="100" w:type="dxa"/>
-            </w:tcMar>
-            <w:vAlign w:val="center"/>
-          </w:tcPr>
-          <w:p>
-            <w:r>
-              <w:rPr>
-                <w:rFonts w:ascii="Arial" w:hAnsi="Arial" w:eastAsia="Arial"/>
-                <w:color w:val="000000"/>
-                <w:sz w:val="22"/>
-              </w:rPr>
-              <w:t>Presentar módulos, formularios, navegación responsive y estados visuales.</w:t>
-            </w:r>
-          </w:p>
-        </w:tc>
-      </w:tr>
-      <w:tr>
-        <w:trPr>
-          <w:cantSplit/>
-        </w:trPr>
-        <w:tc>
-          <w:tcPr>
-            <w:tcW w:type="dxa" w:w="2880"/>
-            <w:shd w:fill="FFFFFF"/>
-            <w:tcBorders>
-              <w:top w:val="single" w:sz="4" w:space="0" w:color="000000"/>
-              <w:left w:val="single" w:sz="4" w:space="0" w:color="000000"/>
-              <w:bottom w:val="single" w:sz="4" w:space="0" w:color="000000"/>
-              <w:right w:val="single" w:sz="4" w:space="0" w:color="000000"/>
-              <w:insideH w:val="single" w:sz="4" w:space="0" w:color="000000"/>
-              <w:insideV w:val="single" w:sz="4" w:space="0" w:color="000000"/>
-            </w:tcBorders>
-            <w:tcMar>
-              <w:top w:w="80" w:type="dxa"/>
-              <w:start w:w="100" w:type="dxa"/>
-              <w:bottom w:w="80" w:type="dxa"/>
-              <w:end w:w="100" w:type="dxa"/>
-            </w:tcMar>
-            <w:vAlign w:val="center"/>
-          </w:tcPr>
-          <w:p>
-            <w:r>
-              <w:rPr>
-                <w:rFonts w:ascii="Arial" w:hAnsi="Arial" w:eastAsia="Arial"/>
-                <w:color w:val="000000"/>
-                <w:sz w:val="22"/>
-              </w:rPr>
-              <w:t>Controller / Controlador</w:t>
-            </w:r>
-          </w:p>
-        </w:tc>
-        <w:tc>
-          <w:tcPr>
-            <w:tcW w:type="dxa" w:w="2880"/>
-            <w:shd w:fill="FFFFFF"/>
-            <w:tcBorders>
-              <w:top w:val="single" w:sz="4" w:space="0" w:color="000000"/>
-              <w:left w:val="single" w:sz="4" w:space="0" w:color="000000"/>
-              <w:bottom w:val="single" w:sz="4" w:space="0" w:color="000000"/>
-              <w:right w:val="single" w:sz="4" w:space="0" w:color="000000"/>
-              <w:insideH w:val="single" w:sz="4" w:space="0" w:color="000000"/>
-              <w:insideV w:val="single" w:sz="4" w:space="0" w:color="000000"/>
-            </w:tcBorders>
-            <w:tcMar>
-              <w:top w:w="80" w:type="dxa"/>
-              <w:start w:w="100" w:type="dxa"/>
-              <w:bottom w:w="80" w:type="dxa"/>
-              <w:end w:w="100" w:type="dxa"/>
-            </w:tcMar>
-            <w:vAlign w:val="center"/>
-          </w:tcPr>
-          <w:p>
-            <w:r>
-              <w:rPr>
-                <w:rFonts w:ascii="Arial" w:hAnsi="Arial" w:eastAsia="Arial"/>
-                <w:color w:val="000000"/>
-                <w:sz w:val="22"/>
-              </w:rPr>
-              <w:t>Controllers/ + BodegaService.cs</w:t>
-            </w:r>
-          </w:p>
-        </w:tc>
-        <w:tc>
-          <w:tcPr>
-            <w:tcW w:type="dxa" w:w="2880"/>
-            <w:shd w:fill="FFFFFF"/>
-            <w:tcBorders>
-              <w:top w:val="single" w:sz="4" w:space="0" w:color="000000"/>
-              <w:left w:val="single" w:sz="4" w:space="0" w:color="000000"/>
-              <w:bottom w:val="single" w:sz="4" w:space="0" w:color="000000"/>
-              <w:right w:val="single" w:sz="4" w:space="0" w:color="000000"/>
-              <w:insideH w:val="single" w:sz="4" w:space="0" w:color="000000"/>
-              <w:insideV w:val="single" w:sz="4" w:space="0" w:color="000000"/>
-            </w:tcBorders>
-            <w:tcMar>
-              <w:top w:w="80" w:type="dxa"/>
-              <w:start w:w="100" w:type="dxa"/>
-              <w:bottom w:w="80" w:type="dxa"/>
-              <w:end w:w="100" w:type="dxa"/>
-            </w:tcMar>
-            <w:vAlign w:val="center"/>
-          </w:tcPr>
-          <w:p>
-            <w:r>
-              <w:rPr>
-                <w:rFonts w:ascii="Arial" w:hAnsi="Arial" w:eastAsia="Arial"/>
-                <w:color w:val="000000"/>
-                <w:sz w:val="22"/>
-              </w:rPr>
-              <w:t>Recibir solicitudes, validar casos de uso y devolver vistas o JSON.</w:t>
-            </w:r>
-          </w:p>
-        </w:tc>
-      </w:tr>
-      <w:tr>
-        <w:trPr>
-          <w:cantSplit/>
-        </w:trPr>
-        <w:tc>
-          <w:tcPr>
-            <w:tcW w:type="dxa" w:w="2880"/>
-            <w:shd w:fill="FFFFFF"/>
-            <w:tcBorders>
-              <w:top w:val="single" w:sz="4" w:space="0" w:color="000000"/>
-              <w:left w:val="single" w:sz="4" w:space="0" w:color="000000"/>
-              <w:bottom w:val="single" w:sz="4" w:space="0" w:color="000000"/>
-              <w:right w:val="single" w:sz="4" w:space="0" w:color="000000"/>
-              <w:insideH w:val="single" w:sz="4" w:space="0" w:color="000000"/>
-              <w:insideV w:val="single" w:sz="4" w:space="0" w:color="000000"/>
-            </w:tcBorders>
-            <w:tcMar>
-              <w:top w:w="80" w:type="dxa"/>
-              <w:start w:w="100" w:type="dxa"/>
-              <w:bottom w:w="80" w:type="dxa"/>
-              <w:end w:w="100" w:type="dxa"/>
-            </w:tcMar>
-            <w:vAlign w:val="center"/>
-          </w:tcPr>
-          <w:p>
-            <w:r>
-              <w:rPr>
-                <w:rFonts w:ascii="Arial" w:hAnsi="Arial" w:eastAsia="Arial"/>
-                <w:color w:val="000000"/>
-                <w:sz w:val="22"/>
-              </w:rPr>
-              <w:t>Model / Modelo</w:t>
-            </w:r>
-          </w:p>
-        </w:tc>
-        <w:tc>
-          <w:tcPr>
-            <w:tcW w:type="dxa" w:w="2880"/>
-            <w:shd w:fill="FFFFFF"/>
-            <w:tcBorders>
-              <w:top w:val="single" w:sz="4" w:space="0" w:color="000000"/>
-              <w:left w:val="single" w:sz="4" w:space="0" w:color="000000"/>
-              <w:bottom w:val="single" w:sz="4" w:space="0" w:color="000000"/>
-              <w:right w:val="single" w:sz="4" w:space="0" w:color="000000"/>
-              <w:insideH w:val="single" w:sz="4" w:space="0" w:color="000000"/>
-              <w:insideV w:val="single" w:sz="4" w:space="0" w:color="000000"/>
-            </w:tcBorders>
-            <w:tcMar>
-              <w:top w:w="80" w:type="dxa"/>
-              <w:start w:w="100" w:type="dxa"/>
-              <w:bottom w:w="80" w:type="dxa"/>
-              <w:end w:w="100" w:type="dxa"/>
-            </w:tcMar>
-            <w:vAlign w:val="center"/>
-          </w:tcPr>
-          <w:p>
-            <w:r>
-              <w:rPr>
-                <w:rFonts w:ascii="Arial" w:hAnsi="Arial" w:eastAsia="Arial"/>
-                <w:color w:val="000000"/>
-                <w:sz w:val="22"/>
-              </w:rPr>
-              <w:t>Models/Contracts.cs + Data/BodegaRepository.cs</w:t>
-            </w:r>
-          </w:p>
-        </w:tc>
-        <w:tc>
-          <w:tcPr>
-            <w:tcW w:type="dxa" w:w="2880"/>
-            <w:shd w:fill="FFFFFF"/>
-            <w:tcBorders>
-              <w:top w:val="single" w:sz="4" w:space="0" w:color="000000"/>
-              <w:left w:val="single" w:sz="4" w:space="0" w:color="000000"/>
-              <w:bottom w:val="single" w:sz="4" w:space="0" w:color="000000"/>
-              <w:right w:val="single" w:sz="4" w:space="0" w:color="000000"/>
-              <w:insideH w:val="single" w:sz="4" w:space="0" w:color="000000"/>
-              <w:insideV w:val="single" w:sz="4" w:space="0" w:color="000000"/>
-            </w:tcBorders>
-            <w:tcMar>
-              <w:top w:w="80" w:type="dxa"/>
-              <w:start w:w="100" w:type="dxa"/>
-              <w:bottom w:w="80" w:type="dxa"/>
-              <w:end w:w="100" w:type="dxa"/>
-            </w:tcMar>
-            <w:vAlign w:val="center"/>
-          </w:tcPr>
-          <w:p>
-            <w:r>
-              <w:rPr>
-                <w:rFonts w:ascii="Arial" w:hAnsi="Arial" w:eastAsia="Arial"/>
-                <w:color w:val="000000"/>
-                <w:sz w:val="22"/>
-              </w:rPr>
-              <w:t>Representar entidades, ejecutar consultas y persistir transacciones en Supabase PostgreSQL.</w:t>
-            </w:r>
-          </w:p>
-        </w:tc>
-      </w:tr>
-      <w:tr>
-        <w:trPr>
-          <w:cantSplit/>
-        </w:trPr>
-        <w:tc>
-          <w:tcPr>
-            <w:tcW w:type="dxa" w:w="2880"/>
-            <w:shd w:fill="FFFFFF"/>
-            <w:tcBorders>
-              <w:top w:val="single" w:sz="4" w:space="0" w:color="000000"/>
-              <w:left w:val="single" w:sz="4" w:space="0" w:color="000000"/>
-              <w:bottom w:val="single" w:sz="4" w:space="0" w:color="000000"/>
-              <w:right w:val="single" w:sz="4" w:space="0" w:color="000000"/>
-              <w:insideH w:val="single" w:sz="4" w:space="0" w:color="000000"/>
-              <w:insideV w:val="single" w:sz="4" w:space="0" w:color="000000"/>
-            </w:tcBorders>
-            <w:tcMar>
-              <w:top w:w="80" w:type="dxa"/>
-              <w:start w:w="100" w:type="dxa"/>
-              <w:bottom w:w="80" w:type="dxa"/>
-              <w:end w:w="100" w:type="dxa"/>
-            </w:tcMar>
-            <w:vAlign w:val="center"/>
-          </w:tcPr>
-          <w:p>
-            <w:r>
-              <w:rPr>
-                <w:rFonts w:ascii="Arial" w:hAnsi="Arial" w:eastAsia="Arial"/>
-                <w:color w:val="000000"/>
-                <w:sz w:val="22"/>
-              </w:rPr>
-              <w:t>Demo alternativa</w:t>
-            </w:r>
-          </w:p>
-        </w:tc>
-        <w:tc>
-          <w:tcPr>
-            <w:tcW w:type="dxa" w:w="2880"/>
-            <w:shd w:fill="FFFFFF"/>
-            <w:tcBorders>
-              <w:top w:val="single" w:sz="4" w:space="0" w:color="000000"/>
-              <w:left w:val="single" w:sz="4" w:space="0" w:color="000000"/>
-              <w:bottom w:val="single" w:sz="4" w:space="0" w:color="000000"/>
-              <w:right w:val="single" w:sz="4" w:space="0" w:color="000000"/>
-              <w:insideH w:val="single" w:sz="4" w:space="0" w:color="000000"/>
-              <w:insideV w:val="single" w:sz="4" w:space="0" w:color="000000"/>
-            </w:tcBorders>
-            <w:tcMar>
-              <w:top w:w="80" w:type="dxa"/>
-              <w:start w:w="100" w:type="dxa"/>
-              <w:bottom w:w="80" w:type="dxa"/>
-              <w:end w:w="100" w:type="dxa"/>
-            </w:tcMar>
-            <w:vAlign w:val="center"/>
-          </w:tcPr>
-          <w:p>
-            <w:r>
-              <w:rPr>
-                <w:rFonts w:ascii="Arial" w:hAnsi="Arial" w:eastAsia="Arial"/>
-                <w:color w:val="000000"/>
-                <w:sz w:val="22"/>
-              </w:rPr>
-              <w:t>localStorage</w:t>
-            </w:r>
-          </w:p>
-        </w:tc>
-        <w:tc>
-          <w:tcPr>
-            <w:tcW w:type="dxa" w:w="2880"/>
-            <w:shd w:fill="FFFFFF"/>
-            <w:tcBorders>
-              <w:top w:val="single" w:sz="4" w:space="0" w:color="000000"/>
-              <w:left w:val="single" w:sz="4" w:space="0" w:color="000000"/>
-              <w:bottom w:val="single" w:sz="4" w:space="0" w:color="000000"/>
-              <w:right w:val="single" w:sz="4" w:space="0" w:color="000000"/>
-              <w:insideH w:val="single" w:sz="4" w:space="0" w:color="000000"/>
-              <w:insideV w:val="single" w:sz="4" w:space="0" w:color="000000"/>
-            </w:tcBorders>
-            <w:tcMar>
-              <w:top w:w="80" w:type="dxa"/>
-              <w:start w:w="100" w:type="dxa"/>
-              <w:bottom w:w="80" w:type="dxa"/>
-              <w:end w:w="100" w:type="dxa"/>
-            </w:tcMar>
-            <w:vAlign w:val="center"/>
-          </w:tcPr>
-          <w:p>
-            <w:r>
-              <w:rPr>
-                <w:rFonts w:ascii="Arial" w:hAnsi="Arial" w:eastAsia="Arial"/>
-                <w:color w:val="000000"/>
-                <w:sz w:val="22"/>
-              </w:rPr>
-              <w:t>Permitir una demostración sin servidor, sin formar parte del modo MVC.</w:t>
-            </w:r>
-          </w:p>
-        </w:tc>
-      </w:tr>
-      <w:tr>
-        <w:trPr>
-          <w:cantSplit/>
-        </w:trPr>
-        <w:tc>
-          <w:tcPr>
-            <w:tcW w:type="dxa" w:w="2880"/>
-            <w:shd w:fill="FFFFFF"/>
-            <w:tcBorders>
-              <w:top w:val="single" w:sz="4" w:space="0" w:color="000000"/>
-              <w:left w:val="single" w:sz="4" w:space="0" w:color="000000"/>
-              <w:bottom w:val="single" w:sz="4" w:space="0" w:color="000000"/>
-              <w:right w:val="single" w:sz="4" w:space="0" w:color="000000"/>
-              <w:insideH w:val="single" w:sz="4" w:space="0" w:color="000000"/>
-              <w:insideV w:val="single" w:sz="4" w:space="0" w:color="000000"/>
-            </w:tcBorders>
-            <w:tcMar>
-              <w:top w:w="80" w:type="dxa"/>
-              <w:start w:w="100" w:type="dxa"/>
-              <w:bottom w:w="80" w:type="dxa"/>
-              <w:end w:w="100" w:type="dxa"/>
-            </w:tcMar>
-            <w:vAlign w:val="center"/>
-          </w:tcPr>
-          <w:p>
-            <w:r>
-              <w:rPr>
-                <w:rFonts w:ascii="Arial" w:hAnsi="Arial" w:eastAsia="Arial"/>
-                <w:color w:val="000000"/>
-                <w:sz w:val="22"/>
-              </w:rPr>
-              <w:t>Integración posterior</w:t>
-            </w:r>
-          </w:p>
-        </w:tc>
-        <w:tc>
-          <w:tcPr>
-            <w:tcW w:type="dxa" w:w="2880"/>
-            <w:shd w:fill="FFFFFF"/>
-            <w:tcBorders>
-              <w:top w:val="single" w:sz="4" w:space="0" w:color="000000"/>
-              <w:left w:val="single" w:sz="4" w:space="0" w:color="000000"/>
-              <w:bottom w:val="single" w:sz="4" w:space="0" w:color="000000"/>
-              <w:right w:val="single" w:sz="4" w:space="0" w:color="000000"/>
-              <w:insideH w:val="single" w:sz="4" w:space="0" w:color="000000"/>
-              <w:insideV w:val="single" w:sz="4" w:space="0" w:color="000000"/>
-            </w:tcBorders>
-            <w:tcMar>
-              <w:top w:w="80" w:type="dxa"/>
-              <w:start w:w="100" w:type="dxa"/>
-              <w:bottom w:w="80" w:type="dxa"/>
-              <w:end w:w="100" w:type="dxa"/>
-            </w:tcMar>
-            <w:vAlign w:val="center"/>
-          </w:tcPr>
-          <w:p>
-            <w:r>
-              <w:rPr>
-                <w:rFonts w:ascii="Arial" w:hAnsi="Arial" w:eastAsia="Arial"/>
-                <w:color w:val="000000"/>
-                <w:sz w:val="22"/>
-              </w:rPr>
-              <w:t>Watson Assistant</w:t>
-            </w:r>
-          </w:p>
-        </w:tc>
-        <w:tc>
-          <w:tcPr>
-            <w:tcW w:type="dxa" w:w="2880"/>
-            <w:shd w:fill="FFFFFF"/>
-            <w:tcBorders>
-              <w:top w:val="single" w:sz="4" w:space="0" w:color="000000"/>
-              <w:left w:val="single" w:sz="4" w:space="0" w:color="000000"/>
-              <w:bottom w:val="single" w:sz="4" w:space="0" w:color="000000"/>
-              <w:right w:val="single" w:sz="4" w:space="0" w:color="000000"/>
-              <w:insideH w:val="single" w:sz="4" w:space="0" w:color="000000"/>
-              <w:insideV w:val="single" w:sz="4" w:space="0" w:color="000000"/>
-            </w:tcBorders>
-            <w:tcMar>
-              <w:top w:w="80" w:type="dxa"/>
-              <w:start w:w="100" w:type="dxa"/>
-              <w:bottom w:w="80" w:type="dxa"/>
-              <w:end w:w="100" w:type="dxa"/>
-            </w:tcMar>
-            <w:vAlign w:val="center"/>
-          </w:tcPr>
-          <w:p>
-            <w:r>
-              <w:rPr>
-                <w:rFonts w:ascii="Arial" w:hAnsi="Arial" w:eastAsia="Arial"/>
-                <w:color w:val="000000"/>
-                <w:sz w:val="22"/>
-              </w:rPr>
-              <w:t>Consultas conversacionales mediante un controlador seguro.</w:t>
-            </w:r>
-          </w:p>
-        </w:tc>
-      </w:tr>
-    </w:tbl>
-    <w:p/>
+      </w:pPr>
+      <w:r>
+        <w:rPr>
+          <w:rFonts w:ascii="Arial" w:hAnsi="Arial" w:eastAsia="Arial"/>
+          <w:color w:val="000000"/>
+          <w:sz w:val="22"/>
+        </w:rPr>
+        <w:drawing>
+          <wp:inline xmlns:a="http://schemas.openxmlformats.org/drawingml/2006/main" xmlns:pic="http://schemas.openxmlformats.org/drawingml/2006/picture">
+            <wp:extent cx="5577840" cy="3207258"/>
+            <wp:docPr id="1" name="Picture 1"/>
+            <wp:cNvGraphicFramePr>
+              <a:graphicFrameLocks noChangeAspect="1"/>
+            </wp:cNvGraphicFramePr>
+            <a:graphic>
+              <a:graphicData uri="http://schemas.openxmlformats.org/drawingml/2006/picture">
+                <pic:pic>
+                  <pic:nvPicPr>
+                    <pic:cNvPr id="0" name="tmp5lelglip.png"/>
+                    <pic:cNvPicPr/>
+                  </pic:nvPicPr>
+                  <pic:blipFill>
+                    <a:blip r:embed="rId9"/>
+                    <a:stretch>
+                      <a:fillRect/>
+                    </a:stretch>
+                  </pic:blipFill>
+                  <pic:spPr>
+                    <a:xfrm>
+                      <a:off x="0" y="0"/>
+                      <a:ext cx="5577840" cy="3207258"/>
+                    </a:xfrm>
+                    <a:prstGeom prst="rect"/>
+                  </pic:spPr>
+                </pic:pic>
+              </a:graphicData>
+            </a:graphic>
+          </wp:inline>
+        </w:drawing>
+      </w:r>
+    </w:p>
+    <w:p>
+      <w:pPr>
+        <w:jc w:val="center"/>
+      </w:pPr>
+      <w:r>
+        <w:rPr>
+          <w:rFonts w:ascii="Arial" w:hAnsi="Arial" w:eastAsia="Arial"/>
+          <w:i/>
+          <w:color w:val="000000"/>
+          <w:sz w:val="22"/>
+        </w:rPr>
+        <w:t>Arquitectura MVC y Supabase</w:t>
+      </w:r>
+    </w:p>
     <w:p>
       <w:pPr>
         <w:pStyle w:val="Heading1"/>
@@ -779,7 +225,7 @@
           <w:color w:val="000000"/>
           <w:sz w:val="22"/>
         </w:rPr>
-        <w:t>2. Estructura del proyecto</w:t>
+        <w:t>Datos</w:t>
       </w:r>
     </w:p>
     <w:tbl>
@@ -828,7 +274,7 @@
                 <w:color w:val="FFFFFF"/>
                 <w:sz w:val="22"/>
               </w:rPr>
-              <w:t>Ruta</w:t>
+              <w:t>Tabla</w:t>
             </w:r>
           </w:p>
         </w:tc>
@@ -862,7 +308,7 @@
                 <w:color w:val="FFFFFF"/>
                 <w:sz w:val="22"/>
               </w:rPr>
-              <w:t>Contenido</w:t>
+              <w:t>Responsabilidad</w:t>
             </w:r>
           </w:p>
         </w:tc>
@@ -873,881 +319,7 @@
         </w:trPr>
         <w:tc>
           <w:tcPr>
-            <w:tcW w:type="dxa" w:w="4320"/>
-            <w:shd w:fill="FFFFFF"/>
-            <w:tcBorders>
-              <w:top w:val="single" w:sz="4" w:space="0" w:color="000000"/>
-              <w:left w:val="single" w:sz="4" w:space="0" w:color="000000"/>
-              <w:bottom w:val="single" w:sz="4" w:space="0" w:color="000000"/>
-              <w:right w:val="single" w:sz="4" w:space="0" w:color="000000"/>
-              <w:insideH w:val="single" w:sz="4" w:space="0" w:color="000000"/>
-              <w:insideV w:val="single" w:sz="4" w:space="0" w:color="000000"/>
-            </w:tcBorders>
-            <w:tcMar>
-              <w:top w:w="80" w:type="dxa"/>
-              <w:start w:w="100" w:type="dxa"/>
-              <w:bottom w:w="80" w:type="dxa"/>
-              <w:end w:w="100" w:type="dxa"/>
-            </w:tcMar>
-            <w:vAlign w:val="center"/>
-          </w:tcPr>
-          <w:p>
-            <w:r>
-              <w:rPr>
-                <w:rFonts w:ascii="Arial" w:hAnsi="Arial" w:eastAsia="Arial"/>
-                <w:color w:val="000000"/>
-                <w:sz w:val="22"/>
-              </w:rPr>
-              <w:t>src/main.jsx</w:t>
-            </w:r>
-          </w:p>
-        </w:tc>
-        <w:tc>
-          <w:tcPr>
-            <w:tcW w:type="dxa" w:w="4320"/>
-            <w:shd w:fill="FFFFFF"/>
-            <w:tcBorders>
-              <w:top w:val="single" w:sz="4" w:space="0" w:color="000000"/>
-              <w:left w:val="single" w:sz="4" w:space="0" w:color="000000"/>
-              <w:bottom w:val="single" w:sz="4" w:space="0" w:color="000000"/>
-              <w:right w:val="single" w:sz="4" w:space="0" w:color="000000"/>
-              <w:insideH w:val="single" w:sz="4" w:space="0" w:color="000000"/>
-              <w:insideV w:val="single" w:sz="4" w:space="0" w:color="000000"/>
-            </w:tcBorders>
-            <w:tcMar>
-              <w:top w:w="80" w:type="dxa"/>
-              <w:start w:w="100" w:type="dxa"/>
-              <w:bottom w:w="80" w:type="dxa"/>
-              <w:end w:w="100" w:type="dxa"/>
-            </w:tcMar>
-            <w:vAlign w:val="center"/>
-          </w:tcPr>
-          <w:p>
-            <w:r>
-              <w:rPr>
-                <w:rFonts w:ascii="Arial" w:hAnsi="Arial" w:eastAsia="Arial"/>
-                <w:color w:val="000000"/>
-                <w:sz w:val="22"/>
-              </w:rPr>
-              <w:t>View React: composición visual, interacción y navegación.</w:t>
-            </w:r>
-          </w:p>
-        </w:tc>
-      </w:tr>
-      <w:tr>
-        <w:trPr>
-          <w:cantSplit/>
-        </w:trPr>
-        <w:tc>
-          <w:tcPr>
-            <w:tcW w:type="dxa" w:w="4320"/>
-            <w:shd w:fill="FFFFFF"/>
-            <w:tcBorders>
-              <w:top w:val="single" w:sz="4" w:space="0" w:color="000000"/>
-              <w:left w:val="single" w:sz="4" w:space="0" w:color="000000"/>
-              <w:bottom w:val="single" w:sz="4" w:space="0" w:color="000000"/>
-              <w:right w:val="single" w:sz="4" w:space="0" w:color="000000"/>
-              <w:insideH w:val="single" w:sz="4" w:space="0" w:color="000000"/>
-              <w:insideV w:val="single" w:sz="4" w:space="0" w:color="000000"/>
-            </w:tcBorders>
-            <w:tcMar>
-              <w:top w:w="80" w:type="dxa"/>
-              <w:start w:w="100" w:type="dxa"/>
-              <w:bottom w:w="80" w:type="dxa"/>
-              <w:end w:w="100" w:type="dxa"/>
-            </w:tcMar>
-            <w:vAlign w:val="center"/>
-          </w:tcPr>
-          <w:p>
-            <w:r>
-              <w:rPr>
-                <w:rFonts w:ascii="Arial" w:hAnsi="Arial" w:eastAsia="Arial"/>
-                <w:color w:val="000000"/>
-                <w:sz w:val="22"/>
-              </w:rPr>
-              <w:t>src/styles.css</w:t>
-            </w:r>
-          </w:p>
-        </w:tc>
-        <w:tc>
-          <w:tcPr>
-            <w:tcW w:type="dxa" w:w="4320"/>
-            <w:shd w:fill="FFFFFF"/>
-            <w:tcBorders>
-              <w:top w:val="single" w:sz="4" w:space="0" w:color="000000"/>
-              <w:left w:val="single" w:sz="4" w:space="0" w:color="000000"/>
-              <w:bottom w:val="single" w:sz="4" w:space="0" w:color="000000"/>
-              <w:right w:val="single" w:sz="4" w:space="0" w:color="000000"/>
-              <w:insideH w:val="single" w:sz="4" w:space="0" w:color="000000"/>
-              <w:insideV w:val="single" w:sz="4" w:space="0" w:color="000000"/>
-            </w:tcBorders>
-            <w:tcMar>
-              <w:top w:w="80" w:type="dxa"/>
-              <w:start w:w="100" w:type="dxa"/>
-              <w:bottom w:w="80" w:type="dxa"/>
-              <w:end w:w="100" w:type="dxa"/>
-            </w:tcMar>
-            <w:vAlign w:val="center"/>
-          </w:tcPr>
-          <w:p>
-            <w:r>
-              <w:rPr>
-                <w:rFonts w:ascii="Arial" w:hAnsi="Arial" w:eastAsia="Arial"/>
-                <w:color w:val="000000"/>
-                <w:sz w:val="22"/>
-              </w:rPr>
-              <w:t>Sistema visual, layout, responsive y estados.</w:t>
-            </w:r>
-          </w:p>
-        </w:tc>
-      </w:tr>
-      <w:tr>
-        <w:trPr>
-          <w:cantSplit/>
-        </w:trPr>
-        <w:tc>
-          <w:tcPr>
-            <w:tcW w:type="dxa" w:w="4320"/>
-            <w:shd w:fill="FFFFFF"/>
-            <w:tcBorders>
-              <w:top w:val="single" w:sz="4" w:space="0" w:color="000000"/>
-              <w:left w:val="single" w:sz="4" w:space="0" w:color="000000"/>
-              <w:bottom w:val="single" w:sz="4" w:space="0" w:color="000000"/>
-              <w:right w:val="single" w:sz="4" w:space="0" w:color="000000"/>
-              <w:insideH w:val="single" w:sz="4" w:space="0" w:color="000000"/>
-              <w:insideV w:val="single" w:sz="4" w:space="0" w:color="000000"/>
-            </w:tcBorders>
-            <w:tcMar>
-              <w:top w:w="80" w:type="dxa"/>
-              <w:start w:w="100" w:type="dxa"/>
-              <w:bottom w:w="80" w:type="dxa"/>
-              <w:end w:w="100" w:type="dxa"/>
-            </w:tcMar>
-            <w:vAlign w:val="center"/>
-          </w:tcPr>
-          <w:p>
-            <w:r>
-              <w:rPr>
-                <w:rFonts w:ascii="Arial" w:hAnsi="Arial" w:eastAsia="Arial"/>
-                <w:color w:val="000000"/>
-                <w:sz w:val="22"/>
-              </w:rPr>
-              <w:t>backend/BodegaNorte.Api/Controllers/</w:t>
-            </w:r>
-          </w:p>
-        </w:tc>
-        <w:tc>
-          <w:tcPr>
-            <w:tcW w:type="dxa" w:w="4320"/>
-            <w:shd w:fill="FFFFFF"/>
-            <w:tcBorders>
-              <w:top w:val="single" w:sz="4" w:space="0" w:color="000000"/>
-              <w:left w:val="single" w:sz="4" w:space="0" w:color="000000"/>
-              <w:bottom w:val="single" w:sz="4" w:space="0" w:color="000000"/>
-              <w:right w:val="single" w:sz="4" w:space="0" w:color="000000"/>
-              <w:insideH w:val="single" w:sz="4" w:space="0" w:color="000000"/>
-              <w:insideV w:val="single" w:sz="4" w:space="0" w:color="000000"/>
-            </w:tcBorders>
-            <w:tcMar>
-              <w:top w:w="80" w:type="dxa"/>
-              <w:start w:w="100" w:type="dxa"/>
-              <w:bottom w:w="80" w:type="dxa"/>
-              <w:end w:w="100" w:type="dxa"/>
-            </w:tcMar>
-            <w:vAlign w:val="center"/>
-          </w:tcPr>
-          <w:p>
-            <w:r>
-              <w:rPr>
-                <w:rFonts w:ascii="Arial" w:hAnsi="Arial" w:eastAsia="Arial"/>
-                <w:color w:val="000000"/>
-                <w:sz w:val="22"/>
-              </w:rPr>
-              <w:t>Controllers MVC para Home, productos, ventas y health.</w:t>
-            </w:r>
-          </w:p>
-        </w:tc>
-      </w:tr>
-      <w:tr>
-        <w:trPr>
-          <w:cantSplit/>
-        </w:trPr>
-        <w:tc>
-          <w:tcPr>
-            <w:tcW w:type="dxa" w:w="4320"/>
-            <w:shd w:fill="FFFFFF"/>
-            <w:tcBorders>
-              <w:top w:val="single" w:sz="4" w:space="0" w:color="000000"/>
-              <w:left w:val="single" w:sz="4" w:space="0" w:color="000000"/>
-              <w:bottom w:val="single" w:sz="4" w:space="0" w:color="000000"/>
-              <w:right w:val="single" w:sz="4" w:space="0" w:color="000000"/>
-              <w:insideH w:val="single" w:sz="4" w:space="0" w:color="000000"/>
-              <w:insideV w:val="single" w:sz="4" w:space="0" w:color="000000"/>
-            </w:tcBorders>
-            <w:tcMar>
-              <w:top w:w="80" w:type="dxa"/>
-              <w:start w:w="100" w:type="dxa"/>
-              <w:bottom w:w="80" w:type="dxa"/>
-              <w:end w:w="100" w:type="dxa"/>
-            </w:tcMar>
-            <w:vAlign w:val="center"/>
-          </w:tcPr>
-          <w:p>
-            <w:r>
-              <w:rPr>
-                <w:rFonts w:ascii="Arial" w:hAnsi="Arial" w:eastAsia="Arial"/>
-                <w:color w:val="000000"/>
-                <w:sz w:val="22"/>
-              </w:rPr>
-              <w:t>backend/BodegaNorte.Api/Models/</w:t>
-            </w:r>
-          </w:p>
-        </w:tc>
-        <w:tc>
-          <w:tcPr>
-            <w:tcW w:type="dxa" w:w="4320"/>
-            <w:shd w:fill="FFFFFF"/>
-            <w:tcBorders>
-              <w:top w:val="single" w:sz="4" w:space="0" w:color="000000"/>
-              <w:left w:val="single" w:sz="4" w:space="0" w:color="000000"/>
-              <w:bottom w:val="single" w:sz="4" w:space="0" w:color="000000"/>
-              <w:right w:val="single" w:sz="4" w:space="0" w:color="000000"/>
-              <w:insideH w:val="single" w:sz="4" w:space="0" w:color="000000"/>
-              <w:insideV w:val="single" w:sz="4" w:space="0" w:color="000000"/>
-            </w:tcBorders>
-            <w:tcMar>
-              <w:top w:w="80" w:type="dxa"/>
-              <w:start w:w="100" w:type="dxa"/>
-              <w:bottom w:w="80" w:type="dxa"/>
-              <w:end w:w="100" w:type="dxa"/>
-            </w:tcMar>
-            <w:vAlign w:val="center"/>
-          </w:tcPr>
-          <w:p>
-            <w:r>
-              <w:rPr>
-                <w:rFonts w:ascii="Arial" w:hAnsi="Arial" w:eastAsia="Arial"/>
-                <w:color w:val="000000"/>
-                <w:sz w:val="22"/>
-              </w:rPr>
-              <w:t>Contratos de entrada y salida del Model.</w:t>
-            </w:r>
-          </w:p>
-        </w:tc>
-      </w:tr>
-      <w:tr>
-        <w:trPr>
-          <w:cantSplit/>
-        </w:trPr>
-        <w:tc>
-          <w:tcPr>
-            <w:tcW w:type="dxa" w:w="4320"/>
-            <w:shd w:fill="FFFFFF"/>
-            <w:tcBorders>
-              <w:top w:val="single" w:sz="4" w:space="0" w:color="000000"/>
-              <w:left w:val="single" w:sz="4" w:space="0" w:color="000000"/>
-              <w:bottom w:val="single" w:sz="4" w:space="0" w:color="000000"/>
-              <w:right w:val="single" w:sz="4" w:space="0" w:color="000000"/>
-              <w:insideH w:val="single" w:sz="4" w:space="0" w:color="000000"/>
-              <w:insideV w:val="single" w:sz="4" w:space="0" w:color="000000"/>
-            </w:tcBorders>
-            <w:tcMar>
-              <w:top w:w="80" w:type="dxa"/>
-              <w:start w:w="100" w:type="dxa"/>
-              <w:bottom w:w="80" w:type="dxa"/>
-              <w:end w:w="100" w:type="dxa"/>
-            </w:tcMar>
-            <w:vAlign w:val="center"/>
-          </w:tcPr>
-          <w:p>
-            <w:r>
-              <w:rPr>
-                <w:rFonts w:ascii="Arial" w:hAnsi="Arial" w:eastAsia="Arial"/>
-                <w:color w:val="000000"/>
-                <w:sz w:val="22"/>
-              </w:rPr>
-              <w:t>backend/BodegaNorte.Api/Services/</w:t>
-            </w:r>
-          </w:p>
-        </w:tc>
-        <w:tc>
-          <w:tcPr>
-            <w:tcW w:type="dxa" w:w="4320"/>
-            <w:shd w:fill="FFFFFF"/>
-            <w:tcBorders>
-              <w:top w:val="single" w:sz="4" w:space="0" w:color="000000"/>
-              <w:left w:val="single" w:sz="4" w:space="0" w:color="000000"/>
-              <w:bottom w:val="single" w:sz="4" w:space="0" w:color="000000"/>
-              <w:right w:val="single" w:sz="4" w:space="0" w:color="000000"/>
-              <w:insideH w:val="single" w:sz="4" w:space="0" w:color="000000"/>
-              <w:insideV w:val="single" w:sz="4" w:space="0" w:color="000000"/>
-            </w:tcBorders>
-            <w:tcMar>
-              <w:top w:w="80" w:type="dxa"/>
-              <w:start w:w="100" w:type="dxa"/>
-              <w:bottom w:w="80" w:type="dxa"/>
-              <w:end w:w="100" w:type="dxa"/>
-            </w:tcMar>
-            <w:vAlign w:val="center"/>
-          </w:tcPr>
-          <w:p>
-            <w:r>
-              <w:rPr>
-                <w:rFonts w:ascii="Arial" w:hAnsi="Arial" w:eastAsia="Arial"/>
-                <w:color w:val="000000"/>
-                <w:sz w:val="22"/>
-              </w:rPr>
-              <w:t>Reglas de negocio de Bodega Norte.</w:t>
-            </w:r>
-          </w:p>
-        </w:tc>
-      </w:tr>
-      <w:tr>
-        <w:trPr>
-          <w:cantSplit/>
-        </w:trPr>
-        <w:tc>
-          <w:tcPr>
-            <w:tcW w:type="dxa" w:w="4320"/>
-            <w:shd w:fill="FFFFFF"/>
-            <w:tcBorders>
-              <w:top w:val="single" w:sz="4" w:space="0" w:color="000000"/>
-              <w:left w:val="single" w:sz="4" w:space="0" w:color="000000"/>
-              <w:bottom w:val="single" w:sz="4" w:space="0" w:color="000000"/>
-              <w:right w:val="single" w:sz="4" w:space="0" w:color="000000"/>
-              <w:insideH w:val="single" w:sz="4" w:space="0" w:color="000000"/>
-              <w:insideV w:val="single" w:sz="4" w:space="0" w:color="000000"/>
-            </w:tcBorders>
-            <w:tcMar>
-              <w:top w:w="80" w:type="dxa"/>
-              <w:start w:w="100" w:type="dxa"/>
-              <w:bottom w:w="80" w:type="dxa"/>
-              <w:end w:w="100" w:type="dxa"/>
-            </w:tcMar>
-            <w:vAlign w:val="center"/>
-          </w:tcPr>
-          <w:p>
-            <w:r>
-              <w:rPr>
-                <w:rFonts w:ascii="Arial" w:hAnsi="Arial" w:eastAsia="Arial"/>
-                <w:color w:val="000000"/>
-                <w:sz w:val="22"/>
-              </w:rPr>
-              <w:t>backend/BodegaNorte.Api/Data/</w:t>
-            </w:r>
-          </w:p>
-        </w:tc>
-        <w:tc>
-          <w:tcPr>
-            <w:tcW w:type="dxa" w:w="4320"/>
-            <w:shd w:fill="FFFFFF"/>
-            <w:tcBorders>
-              <w:top w:val="single" w:sz="4" w:space="0" w:color="000000"/>
-              <w:left w:val="single" w:sz="4" w:space="0" w:color="000000"/>
-              <w:bottom w:val="single" w:sz="4" w:space="0" w:color="000000"/>
-              <w:right w:val="single" w:sz="4" w:space="0" w:color="000000"/>
-              <w:insideH w:val="single" w:sz="4" w:space="0" w:color="000000"/>
-              <w:insideV w:val="single" w:sz="4" w:space="0" w:color="000000"/>
-            </w:tcBorders>
-            <w:tcMar>
-              <w:top w:w="80" w:type="dxa"/>
-              <w:start w:w="100" w:type="dxa"/>
-              <w:bottom w:w="80" w:type="dxa"/>
-              <w:end w:w="100" w:type="dxa"/>
-            </w:tcMar>
-            <w:vAlign w:val="center"/>
-          </w:tcPr>
-          <w:p>
-            <w:r>
-              <w:rPr>
-                <w:rFonts w:ascii="Arial" w:hAnsi="Arial" w:eastAsia="Arial"/>
-                <w:color w:val="000000"/>
-                <w:sz w:val="22"/>
-              </w:rPr>
-              <w:t>Repositorio Npgsql y transacciones PostgreSQL.</w:t>
-            </w:r>
-          </w:p>
-        </w:tc>
-      </w:tr>
-      <w:tr>
-        <w:trPr>
-          <w:cantSplit/>
-        </w:trPr>
-        <w:tc>
-          <w:tcPr>
-            <w:tcW w:type="dxa" w:w="4320"/>
-            <w:shd w:fill="FFFFFF"/>
-            <w:tcBorders>
-              <w:top w:val="single" w:sz="4" w:space="0" w:color="000000"/>
-              <w:left w:val="single" w:sz="4" w:space="0" w:color="000000"/>
-              <w:bottom w:val="single" w:sz="4" w:space="0" w:color="000000"/>
-              <w:right w:val="single" w:sz="4" w:space="0" w:color="000000"/>
-              <w:insideH w:val="single" w:sz="4" w:space="0" w:color="000000"/>
-              <w:insideV w:val="single" w:sz="4" w:space="0" w:color="000000"/>
-            </w:tcBorders>
-            <w:tcMar>
-              <w:top w:w="80" w:type="dxa"/>
-              <w:start w:w="100" w:type="dxa"/>
-              <w:bottom w:w="80" w:type="dxa"/>
-              <w:end w:w="100" w:type="dxa"/>
-            </w:tcMar>
-            <w:vAlign w:val="center"/>
-          </w:tcPr>
-          <w:p>
-            <w:r>
-              <w:rPr>
-                <w:rFonts w:ascii="Arial" w:hAnsi="Arial" w:eastAsia="Arial"/>
-                <w:color w:val="000000"/>
-                <w:sz w:val="22"/>
-              </w:rPr>
-              <w:t>backend/BodegaNorte.Api/Views/</w:t>
-            </w:r>
-          </w:p>
-        </w:tc>
-        <w:tc>
-          <w:tcPr>
-            <w:tcW w:type="dxa" w:w="4320"/>
-            <w:shd w:fill="FFFFFF"/>
-            <w:tcBorders>
-              <w:top w:val="single" w:sz="4" w:space="0" w:color="000000"/>
-              <w:left w:val="single" w:sz="4" w:space="0" w:color="000000"/>
-              <w:bottom w:val="single" w:sz="4" w:space="0" w:color="000000"/>
-              <w:right w:val="single" w:sz="4" w:space="0" w:color="000000"/>
-              <w:insideH w:val="single" w:sz="4" w:space="0" w:color="000000"/>
-              <w:insideV w:val="single" w:sz="4" w:space="0" w:color="000000"/>
-            </w:tcBorders>
-            <w:tcMar>
-              <w:top w:w="80" w:type="dxa"/>
-              <w:start w:w="100" w:type="dxa"/>
-              <w:bottom w:w="80" w:type="dxa"/>
-              <w:end w:w="100" w:type="dxa"/>
-            </w:tcMar>
-            <w:vAlign w:val="center"/>
-          </w:tcPr>
-          <w:p>
-            <w:r>
-              <w:rPr>
-                <w:rFonts w:ascii="Arial" w:hAnsi="Arial" w:eastAsia="Arial"/>
-                <w:color w:val="000000"/>
-                <w:sz w:val="22"/>
-              </w:rPr>
-              <w:t>Vista host MVC para la aplicación React.</w:t>
-            </w:r>
-          </w:p>
-        </w:tc>
-      </w:tr>
-      <w:tr>
-        <w:trPr>
-          <w:cantSplit/>
-        </w:trPr>
-        <w:tc>
-          <w:tcPr>
-            <w:tcW w:type="dxa" w:w="4320"/>
-            <w:shd w:fill="FFFFFF"/>
-            <w:tcBorders>
-              <w:top w:val="single" w:sz="4" w:space="0" w:color="000000"/>
-              <w:left w:val="single" w:sz="4" w:space="0" w:color="000000"/>
-              <w:bottom w:val="single" w:sz="4" w:space="0" w:color="000000"/>
-              <w:right w:val="single" w:sz="4" w:space="0" w:color="000000"/>
-              <w:insideH w:val="single" w:sz="4" w:space="0" w:color="000000"/>
-              <w:insideV w:val="single" w:sz="4" w:space="0" w:color="000000"/>
-            </w:tcBorders>
-            <w:tcMar>
-              <w:top w:w="80" w:type="dxa"/>
-              <w:start w:w="100" w:type="dxa"/>
-              <w:bottom w:w="80" w:type="dxa"/>
-              <w:end w:w="100" w:type="dxa"/>
-            </w:tcMar>
-            <w:vAlign w:val="center"/>
-          </w:tcPr>
-          <w:p>
-            <w:r>
-              <w:rPr>
-                <w:rFonts w:ascii="Arial" w:hAnsi="Arial" w:eastAsia="Arial"/>
-                <w:color w:val="000000"/>
-                <w:sz w:val="22"/>
-              </w:rPr>
-              <w:t>database/schema.sql</w:t>
-            </w:r>
-          </w:p>
-        </w:tc>
-        <w:tc>
-          <w:tcPr>
-            <w:tcW w:type="dxa" w:w="4320"/>
-            <w:shd w:fill="FFFFFF"/>
-            <w:tcBorders>
-              <w:top w:val="single" w:sz="4" w:space="0" w:color="000000"/>
-              <w:left w:val="single" w:sz="4" w:space="0" w:color="000000"/>
-              <w:bottom w:val="single" w:sz="4" w:space="0" w:color="000000"/>
-              <w:right w:val="single" w:sz="4" w:space="0" w:color="000000"/>
-              <w:insideH w:val="single" w:sz="4" w:space="0" w:color="000000"/>
-              <w:insideV w:val="single" w:sz="4" w:space="0" w:color="000000"/>
-            </w:tcBorders>
-            <w:tcMar>
-              <w:top w:w="80" w:type="dxa"/>
-              <w:start w:w="100" w:type="dxa"/>
-              <w:bottom w:w="80" w:type="dxa"/>
-              <w:end w:w="100" w:type="dxa"/>
-            </w:tcMar>
-            <w:vAlign w:val="center"/>
-          </w:tcPr>
-          <w:p>
-            <w:r>
-              <w:rPr>
-                <w:rFonts w:ascii="Arial" w:hAnsi="Arial" w:eastAsia="Arial"/>
-                <w:color w:val="000000"/>
-                <w:sz w:val="22"/>
-              </w:rPr>
-              <w:t>Tablas, relaciones, índices y restricciones.</w:t>
-            </w:r>
-          </w:p>
-        </w:tc>
-      </w:tr>
-      <w:tr>
-        <w:trPr>
-          <w:cantSplit/>
-        </w:trPr>
-        <w:tc>
-          <w:tcPr>
-            <w:tcW w:type="dxa" w:w="4320"/>
-            <w:shd w:fill="FFFFFF"/>
-            <w:tcBorders>
-              <w:top w:val="single" w:sz="4" w:space="0" w:color="000000"/>
-              <w:left w:val="single" w:sz="4" w:space="0" w:color="000000"/>
-              <w:bottom w:val="single" w:sz="4" w:space="0" w:color="000000"/>
-              <w:right w:val="single" w:sz="4" w:space="0" w:color="000000"/>
-              <w:insideH w:val="single" w:sz="4" w:space="0" w:color="000000"/>
-              <w:insideV w:val="single" w:sz="4" w:space="0" w:color="000000"/>
-            </w:tcBorders>
-            <w:tcMar>
-              <w:top w:w="80" w:type="dxa"/>
-              <w:start w:w="100" w:type="dxa"/>
-              <w:bottom w:w="80" w:type="dxa"/>
-              <w:end w:w="100" w:type="dxa"/>
-            </w:tcMar>
-            <w:vAlign w:val="center"/>
-          </w:tcPr>
-          <w:p>
-            <w:r>
-              <w:rPr>
-                <w:rFonts w:ascii="Arial" w:hAnsi="Arial" w:eastAsia="Arial"/>
-                <w:color w:val="000000"/>
-                <w:sz w:val="22"/>
-              </w:rPr>
-              <w:t>integration/</w:t>
-            </w:r>
-          </w:p>
-        </w:tc>
-        <w:tc>
-          <w:tcPr>
-            <w:tcW w:type="dxa" w:w="4320"/>
-            <w:shd w:fill="FFFFFF"/>
-            <w:tcBorders>
-              <w:top w:val="single" w:sz="4" w:space="0" w:color="000000"/>
-              <w:left w:val="single" w:sz="4" w:space="0" w:color="000000"/>
-              <w:bottom w:val="single" w:sz="4" w:space="0" w:color="000000"/>
-              <w:right w:val="single" w:sz="4" w:space="0" w:color="000000"/>
-              <w:insideH w:val="single" w:sz="4" w:space="0" w:color="000000"/>
-              <w:insideV w:val="single" w:sz="4" w:space="0" w:color="000000"/>
-            </w:tcBorders>
-            <w:tcMar>
-              <w:top w:w="80" w:type="dxa"/>
-              <w:start w:w="100" w:type="dxa"/>
-              <w:bottom w:w="80" w:type="dxa"/>
-              <w:end w:w="100" w:type="dxa"/>
-            </w:tcMar>
-            <w:vAlign w:val="center"/>
-          </w:tcPr>
-          <w:p>
-            <w:r>
-              <w:rPr>
-                <w:rFonts w:ascii="Arial" w:hAnsi="Arial" w:eastAsia="Arial"/>
-                <w:color w:val="000000"/>
-                <w:sz w:val="22"/>
-              </w:rPr>
-              <w:t>Prueba de integración Java y guía asociada.</w:t>
-            </w:r>
-          </w:p>
-        </w:tc>
-      </w:tr>
-      <w:tr>
-        <w:trPr>
-          <w:cantSplit/>
-        </w:trPr>
-        <w:tc>
-          <w:tcPr>
-            <w:tcW w:type="dxa" w:w="4320"/>
-            <w:shd w:fill="FFFFFF"/>
-            <w:tcBorders>
-              <w:top w:val="single" w:sz="4" w:space="0" w:color="000000"/>
-              <w:left w:val="single" w:sz="4" w:space="0" w:color="000000"/>
-              <w:bottom w:val="single" w:sz="4" w:space="0" w:color="000000"/>
-              <w:right w:val="single" w:sz="4" w:space="0" w:color="000000"/>
-              <w:insideH w:val="single" w:sz="4" w:space="0" w:color="000000"/>
-              <w:insideV w:val="single" w:sz="4" w:space="0" w:color="000000"/>
-            </w:tcBorders>
-            <w:tcMar>
-              <w:top w:w="80" w:type="dxa"/>
-              <w:start w:w="100" w:type="dxa"/>
-              <w:bottom w:w="80" w:type="dxa"/>
-              <w:end w:w="100" w:type="dxa"/>
-            </w:tcMar>
-            <w:vAlign w:val="center"/>
-          </w:tcPr>
-          <w:p>
-            <w:r>
-              <w:rPr>
-                <w:rFonts w:ascii="Arial" w:hAnsi="Arial" w:eastAsia="Arial"/>
-                <w:color w:val="000000"/>
-                <w:sz w:val="22"/>
-              </w:rPr>
-              <w:t>docs/diagramas/</w:t>
-            </w:r>
-          </w:p>
-        </w:tc>
-        <w:tc>
-          <w:tcPr>
-            <w:tcW w:type="dxa" w:w="4320"/>
-            <w:shd w:fill="FFFFFF"/>
-            <w:tcBorders>
-              <w:top w:val="single" w:sz="4" w:space="0" w:color="000000"/>
-              <w:left w:val="single" w:sz="4" w:space="0" w:color="000000"/>
-              <w:bottom w:val="single" w:sz="4" w:space="0" w:color="000000"/>
-              <w:right w:val="single" w:sz="4" w:space="0" w:color="000000"/>
-              <w:insideH w:val="single" w:sz="4" w:space="0" w:color="000000"/>
-              <w:insideV w:val="single" w:sz="4" w:space="0" w:color="000000"/>
-            </w:tcBorders>
-            <w:tcMar>
-              <w:top w:w="80" w:type="dxa"/>
-              <w:start w:w="100" w:type="dxa"/>
-              <w:bottom w:w="80" w:type="dxa"/>
-              <w:end w:w="100" w:type="dxa"/>
-            </w:tcMar>
-            <w:vAlign w:val="center"/>
-          </w:tcPr>
-          <w:p>
-            <w:r>
-              <w:rPr>
-                <w:rFonts w:ascii="Arial" w:hAnsi="Arial" w:eastAsia="Arial"/>
-                <w:color w:val="000000"/>
-                <w:sz w:val="22"/>
-              </w:rPr>
-              <w:t>Arquitectura draw.io y modelo de datos SVG.</w:t>
-            </w:r>
-          </w:p>
-        </w:tc>
-      </w:tr>
-      <w:tr>
-        <w:trPr>
-          <w:cantSplit/>
-        </w:trPr>
-        <w:tc>
-          <w:tcPr>
-            <w:tcW w:type="dxa" w:w="4320"/>
-            <w:shd w:fill="FFFFFF"/>
-            <w:tcBorders>
-              <w:top w:val="single" w:sz="4" w:space="0" w:color="000000"/>
-              <w:left w:val="single" w:sz="4" w:space="0" w:color="000000"/>
-              <w:bottom w:val="single" w:sz="4" w:space="0" w:color="000000"/>
-              <w:right w:val="single" w:sz="4" w:space="0" w:color="000000"/>
-              <w:insideH w:val="single" w:sz="4" w:space="0" w:color="000000"/>
-              <w:insideV w:val="single" w:sz="4" w:space="0" w:color="000000"/>
-            </w:tcBorders>
-            <w:tcMar>
-              <w:top w:w="80" w:type="dxa"/>
-              <w:start w:w="100" w:type="dxa"/>
-              <w:bottom w:w="80" w:type="dxa"/>
-              <w:end w:w="100" w:type="dxa"/>
-            </w:tcMar>
-            <w:vAlign w:val="center"/>
-          </w:tcPr>
-          <w:p>
-            <w:r>
-              <w:rPr>
-                <w:rFonts w:ascii="Arial" w:hAnsi="Arial" w:eastAsia="Arial"/>
-                <w:color w:val="000000"/>
-                <w:sz w:val="22"/>
-              </w:rPr>
-              <w:t>docs/word/</w:t>
-            </w:r>
-          </w:p>
-        </w:tc>
-        <w:tc>
-          <w:tcPr>
-            <w:tcW w:type="dxa" w:w="4320"/>
-            <w:shd w:fill="FFFFFF"/>
-            <w:tcBorders>
-              <w:top w:val="single" w:sz="4" w:space="0" w:color="000000"/>
-              <w:left w:val="single" w:sz="4" w:space="0" w:color="000000"/>
-              <w:bottom w:val="single" w:sz="4" w:space="0" w:color="000000"/>
-              <w:right w:val="single" w:sz="4" w:space="0" w:color="000000"/>
-              <w:insideH w:val="single" w:sz="4" w:space="0" w:color="000000"/>
-              <w:insideV w:val="single" w:sz="4" w:space="0" w:color="000000"/>
-            </w:tcBorders>
-            <w:tcMar>
-              <w:top w:w="80" w:type="dxa"/>
-              <w:start w:w="100" w:type="dxa"/>
-              <w:bottom w:w="80" w:type="dxa"/>
-              <w:end w:w="100" w:type="dxa"/>
-            </w:tcMar>
-            <w:vAlign w:val="center"/>
-          </w:tcPr>
-          <w:p>
-            <w:r>
-              <w:rPr>
-                <w:rFonts w:ascii="Arial" w:hAnsi="Arial" w:eastAsia="Arial"/>
-                <w:color w:val="000000"/>
-                <w:sz w:val="22"/>
-              </w:rPr>
-              <w:t>Informes y manuales editables para la entrega académica.</w:t>
-            </w:r>
-          </w:p>
-        </w:tc>
-      </w:tr>
-    </w:tbl>
-    <w:p/>
-    <w:p>
-      <w:pPr>
-        <w:pStyle w:val="Heading1"/>
-        <w:keepNext/>
-        <w:keepLines/>
-      </w:pPr>
-      <w:r>
-        <w:rPr>
-          <w:rFonts w:ascii="Arial" w:hAnsi="Arial" w:eastAsia="Arial"/>
-          <w:color w:val="000000"/>
-          <w:sz w:val="22"/>
-        </w:rPr>
-        <w:t>3. Modelo de datos previsto</w:t>
-      </w:r>
-    </w:p>
-    <w:tbl>
-      <w:tblPr>
-        <w:tblStyle w:val="TableGrid"/>
-        <w:tblW w:type="auto" w:w="0"/>
-        <w:jc w:val="center"/>
-        <w:tblLook w:firstColumn="1" w:firstRow="1" w:lastColumn="0" w:lastRow="0" w:noHBand="0" w:noVBand="1" w:val="04A0"/>
-      </w:tblPr>
-      <w:tblGrid>
-        <w:gridCol w:w="2880"/>
-        <w:gridCol w:w="2880"/>
-        <w:gridCol w:w="2880"/>
-      </w:tblGrid>
-      <w:tr>
-        <w:trPr>
-          <w:cantSplit/>
-          <w:tblHeader w:val="true"/>
-        </w:trPr>
-        <w:tc>
-          <w:tcPr>
-            <w:tcW w:type="dxa" w:w="2880"/>
-            <w:shd w:fill="000000"/>
-            <w:tcBorders>
-              <w:top w:val="single" w:sz="4" w:space="0" w:color="000000"/>
-              <w:left w:val="single" w:sz="4" w:space="0" w:color="000000"/>
-              <w:bottom w:val="single" w:sz="4" w:space="0" w:color="000000"/>
-              <w:right w:val="single" w:sz="4" w:space="0" w:color="000000"/>
-              <w:insideH w:val="single" w:sz="4" w:space="0" w:color="000000"/>
-              <w:insideV w:val="single" w:sz="4" w:space="0" w:color="000000"/>
-            </w:tcBorders>
-            <w:tcMar>
-              <w:top w:w="80" w:type="dxa"/>
-              <w:start w:w="100" w:type="dxa"/>
-              <w:bottom w:w="80" w:type="dxa"/>
-              <w:end w:w="100" w:type="dxa"/>
-            </w:tcMar>
-          </w:tcPr>
-          <w:p>
-            <w:pPr>
-              <w:keepNext/>
-            </w:pPr>
-            <w:r>
-              <w:rPr>
-                <w:rFonts w:ascii="Arial" w:hAnsi="Arial" w:eastAsia="Arial"/>
-                <w:b/>
-                <w:color w:val="FFFFFF"/>
-                <w:sz w:val="22"/>
-              </w:rPr>
-              <w:t>Entidad</w:t>
-            </w:r>
-          </w:p>
-        </w:tc>
-        <w:tc>
-          <w:tcPr>
-            <w:tcW w:type="dxa" w:w="2880"/>
-            <w:shd w:fill="000000"/>
-            <w:tcBorders>
-              <w:top w:val="single" w:sz="4" w:space="0" w:color="000000"/>
-              <w:left w:val="single" w:sz="4" w:space="0" w:color="000000"/>
-              <w:bottom w:val="single" w:sz="4" w:space="0" w:color="000000"/>
-              <w:right w:val="single" w:sz="4" w:space="0" w:color="000000"/>
-              <w:insideH w:val="single" w:sz="4" w:space="0" w:color="000000"/>
-              <w:insideV w:val="single" w:sz="4" w:space="0" w:color="000000"/>
-            </w:tcBorders>
-            <w:tcMar>
-              <w:top w:w="80" w:type="dxa"/>
-              <w:start w:w="100" w:type="dxa"/>
-              <w:bottom w:w="80" w:type="dxa"/>
-              <w:end w:w="100" w:type="dxa"/>
-            </w:tcMar>
-          </w:tcPr>
-          <w:p>
-            <w:pPr>
-              <w:keepNext/>
-            </w:pPr>
-            <w:r>
-              <w:rPr>
-                <w:rFonts w:ascii="Arial" w:hAnsi="Arial" w:eastAsia="Arial"/>
-                <w:b/>
-                <w:color w:val="FFFFFF"/>
-                <w:sz w:val="22"/>
-              </w:rPr>
-              <w:t>Campos principales</w:t>
-            </w:r>
-          </w:p>
-        </w:tc>
-        <w:tc>
-          <w:tcPr>
-            <w:tcW w:type="dxa" w:w="2880"/>
-            <w:shd w:fill="000000"/>
-            <w:tcBorders>
-              <w:top w:val="single" w:sz="4" w:space="0" w:color="000000"/>
-              <w:left w:val="single" w:sz="4" w:space="0" w:color="000000"/>
-              <w:bottom w:val="single" w:sz="4" w:space="0" w:color="000000"/>
-              <w:right w:val="single" w:sz="4" w:space="0" w:color="000000"/>
-              <w:insideH w:val="single" w:sz="4" w:space="0" w:color="000000"/>
-              <w:insideV w:val="single" w:sz="4" w:space="0" w:color="000000"/>
-            </w:tcBorders>
-            <w:tcMar>
-              <w:top w:w="80" w:type="dxa"/>
-              <w:start w:w="100" w:type="dxa"/>
-              <w:bottom w:w="80" w:type="dxa"/>
-              <w:end w:w="100" w:type="dxa"/>
-            </w:tcMar>
-          </w:tcPr>
-          <w:p>
-            <w:pPr>
-              <w:keepNext/>
-            </w:pPr>
-            <w:r>
-              <w:rPr>
-                <w:rFonts w:ascii="Arial" w:hAnsi="Arial" w:eastAsia="Arial"/>
-                <w:b/>
-                <w:color w:val="FFFFFF"/>
-                <w:sz w:val="22"/>
-              </w:rPr>
-              <w:t>Relación</w:t>
-            </w:r>
-          </w:p>
-        </w:tc>
-      </w:tr>
-      <w:tr>
-        <w:trPr>
-          <w:cantSplit/>
-        </w:trPr>
-        <w:tc>
-          <w:tcPr>
-            <w:tcW w:type="dxa" w:w="2880"/>
+            <w:tcW w:type="dxa" w:w="2268"/>
             <w:shd w:fill="FFFFFF"/>
             <w:tcBorders>
               <w:top w:val="single" w:sz="4" w:space="0" w:color="000000"/>
@@ -1778,7 +350,7 @@
         </w:tc>
         <w:tc>
           <w:tcPr>
-            <w:tcW w:type="dxa" w:w="2880"/>
+            <w:tcW w:type="dxa" w:w="6803"/>
             <w:shd w:fill="FFFFFF"/>
             <w:tcBorders>
               <w:top w:val="single" w:sz="4" w:space="0" w:color="000000"/>
@@ -1803,38 +375,7 @@
                 <w:color w:val="000000"/>
                 <w:sz w:val="22"/>
               </w:rPr>
-              <w:t>category_id, name, is_active</w:t>
-            </w:r>
-          </w:p>
-        </w:tc>
-        <w:tc>
-          <w:tcPr>
-            <w:tcW w:type="dxa" w:w="2880"/>
-            <w:shd w:fill="FFFFFF"/>
-            <w:tcBorders>
-              <w:top w:val="single" w:sz="4" w:space="0" w:color="000000"/>
-              <w:left w:val="single" w:sz="4" w:space="0" w:color="000000"/>
-              <w:bottom w:val="single" w:sz="4" w:space="0" w:color="000000"/>
-              <w:right w:val="single" w:sz="4" w:space="0" w:color="000000"/>
-              <w:insideH w:val="single" w:sz="4" w:space="0" w:color="000000"/>
-              <w:insideV w:val="single" w:sz="4" w:space="0" w:color="000000"/>
-            </w:tcBorders>
-            <w:tcMar>
-              <w:top w:w="80" w:type="dxa"/>
-              <w:start w:w="100" w:type="dxa"/>
-              <w:bottom w:w="80" w:type="dxa"/>
-              <w:end w:w="100" w:type="dxa"/>
-            </w:tcMar>
-            <w:vAlign w:val="center"/>
-          </w:tcPr>
-          <w:p>
-            <w:r>
-              <w:rPr>
-                <w:rFonts w:ascii="Arial" w:hAnsi="Arial" w:eastAsia="Arial"/>
-                <w:color w:val="000000"/>
-                <w:sz w:val="22"/>
-              </w:rPr>
-              <w:t>Una categoría agrupa productos.</w:t>
+              <w:t>Clasificación de productos.</w:t>
             </w:r>
           </w:p>
         </w:tc>
@@ -1845,7 +386,7 @@
         </w:trPr>
         <w:tc>
           <w:tcPr>
-            <w:tcW w:type="dxa" w:w="2880"/>
+            <w:tcW w:type="dxa" w:w="2268"/>
             <w:shd w:fill="FFFFFF"/>
             <w:tcBorders>
               <w:top w:val="single" w:sz="4" w:space="0" w:color="000000"/>
@@ -1876,7 +417,7 @@
         </w:tc>
         <w:tc>
           <w:tcPr>
-            <w:tcW w:type="dxa" w:w="2880"/>
+            <w:tcW w:type="dxa" w:w="6803"/>
             <w:shd w:fill="FFFFFF"/>
             <w:tcBorders>
               <w:top w:val="single" w:sz="4" w:space="0" w:color="000000"/>
@@ -1901,38 +442,7 @@
                 <w:color w:val="000000"/>
                 <w:sz w:val="22"/>
               </w:rPr>
-              <w:t>supplier_id, name, contact_name, phone</w:t>
-            </w:r>
-          </w:p>
-        </w:tc>
-        <w:tc>
-          <w:tcPr>
-            <w:tcW w:type="dxa" w:w="2880"/>
-            <w:shd w:fill="FFFFFF"/>
-            <w:tcBorders>
-              <w:top w:val="single" w:sz="4" w:space="0" w:color="000000"/>
-              <w:left w:val="single" w:sz="4" w:space="0" w:color="000000"/>
-              <w:bottom w:val="single" w:sz="4" w:space="0" w:color="000000"/>
-              <w:right w:val="single" w:sz="4" w:space="0" w:color="000000"/>
-              <w:insideH w:val="single" w:sz="4" w:space="0" w:color="000000"/>
-              <w:insideV w:val="single" w:sz="4" w:space="0" w:color="000000"/>
-            </w:tcBorders>
-            <w:tcMar>
-              <w:top w:w="80" w:type="dxa"/>
-              <w:start w:w="100" w:type="dxa"/>
-              <w:bottom w:w="80" w:type="dxa"/>
-              <w:end w:w="100" w:type="dxa"/>
-            </w:tcMar>
-            <w:vAlign w:val="center"/>
-          </w:tcPr>
-          <w:p>
-            <w:r>
-              <w:rPr>
-                <w:rFonts w:ascii="Arial" w:hAnsi="Arial" w:eastAsia="Arial"/>
-                <w:color w:val="000000"/>
-                <w:sz w:val="22"/>
-              </w:rPr>
-              <w:t>Un proveedor se asocia a productos.</w:t>
+              <w:t>Contactos de proveedores.</w:t>
             </w:r>
           </w:p>
         </w:tc>
@@ -1943,7 +453,7 @@
         </w:trPr>
         <w:tc>
           <w:tcPr>
-            <w:tcW w:type="dxa" w:w="2880"/>
+            <w:tcW w:type="dxa" w:w="2268"/>
             <w:shd w:fill="FFFFFF"/>
             <w:tcBorders>
               <w:top w:val="single" w:sz="4" w:space="0" w:color="000000"/>
@@ -1974,7 +484,7 @@
         </w:tc>
         <w:tc>
           <w:tcPr>
-            <w:tcW w:type="dxa" w:w="2880"/>
+            <w:tcW w:type="dxa" w:w="6803"/>
             <w:shd w:fill="FFFFFF"/>
             <w:tcBorders>
               <w:top w:val="single" w:sz="4" w:space="0" w:color="000000"/>
@@ -1999,38 +509,7 @@
                 <w:color w:val="000000"/>
                 <w:sz w:val="22"/>
               </w:rPr>
-              <w:t>product_id, code, name, category_id, supplier_id, stock, min_stock, cost, sale_price</w:t>
-            </w:r>
-          </w:p>
-        </w:tc>
-        <w:tc>
-          <w:tcPr>
-            <w:tcW w:type="dxa" w:w="2880"/>
-            <w:shd w:fill="FFFFFF"/>
-            <w:tcBorders>
-              <w:top w:val="single" w:sz="4" w:space="0" w:color="000000"/>
-              <w:left w:val="single" w:sz="4" w:space="0" w:color="000000"/>
-              <w:bottom w:val="single" w:sz="4" w:space="0" w:color="000000"/>
-              <w:right w:val="single" w:sz="4" w:space="0" w:color="000000"/>
-              <w:insideH w:val="single" w:sz="4" w:space="0" w:color="000000"/>
-              <w:insideV w:val="single" w:sz="4" w:space="0" w:color="000000"/>
-            </w:tcBorders>
-            <w:tcMar>
-              <w:top w:w="80" w:type="dxa"/>
-              <w:start w:w="100" w:type="dxa"/>
-              <w:bottom w:w="80" w:type="dxa"/>
-              <w:end w:w="100" w:type="dxa"/>
-            </w:tcMar>
-            <w:vAlign w:val="center"/>
-          </w:tcPr>
-          <w:p>
-            <w:r>
-              <w:rPr>
-                <w:rFonts w:ascii="Arial" w:hAnsi="Arial" w:eastAsia="Arial"/>
-                <w:color w:val="000000"/>
-                <w:sz w:val="22"/>
-              </w:rPr>
-              <w:t>Un producto pertenece a categoría y puede referenciar proveedor.</w:t>
+              <w:t>Stock, mínimo, costo, precio y versión.</w:t>
             </w:r>
           </w:p>
         </w:tc>
@@ -2041,7 +520,7 @@
         </w:trPr>
         <w:tc>
           <w:tcPr>
-            <w:tcW w:type="dxa" w:w="2880"/>
+            <w:tcW w:type="dxa" w:w="2268"/>
             <w:shd w:fill="FFFFFF"/>
             <w:tcBorders>
               <w:top w:val="single" w:sz="4" w:space="0" w:color="000000"/>
@@ -2072,7 +551,7 @@
         </w:tc>
         <w:tc>
           <w:tcPr>
-            <w:tcW w:type="dxa" w:w="2880"/>
+            <w:tcW w:type="dxa" w:w="6803"/>
             <w:shd w:fill="FFFFFF"/>
             <w:tcBorders>
               <w:top w:val="single" w:sz="4" w:space="0" w:color="000000"/>
@@ -2097,38 +576,7 @@
                 <w:color w:val="000000"/>
                 <w:sz w:val="22"/>
               </w:rPr>
-              <w:t>sale_id, sale_number, payment_method, total, sold_at</w:t>
-            </w:r>
-          </w:p>
-        </w:tc>
-        <w:tc>
-          <w:tcPr>
-            <w:tcW w:type="dxa" w:w="2880"/>
-            <w:shd w:fill="FFFFFF"/>
-            <w:tcBorders>
-              <w:top w:val="single" w:sz="4" w:space="0" w:color="000000"/>
-              <w:left w:val="single" w:sz="4" w:space="0" w:color="000000"/>
-              <w:bottom w:val="single" w:sz="4" w:space="0" w:color="000000"/>
-              <w:right w:val="single" w:sz="4" w:space="0" w:color="000000"/>
-              <w:insideH w:val="single" w:sz="4" w:space="0" w:color="000000"/>
-              <w:insideV w:val="single" w:sz="4" w:space="0" w:color="000000"/>
-            </w:tcBorders>
-            <w:tcMar>
-              <w:top w:w="80" w:type="dxa"/>
-              <w:start w:w="100" w:type="dxa"/>
-              <w:bottom w:w="80" w:type="dxa"/>
-              <w:end w:w="100" w:type="dxa"/>
-            </w:tcMar>
-            <w:vAlign w:val="center"/>
-          </w:tcPr>
-          <w:p>
-            <w:r>
-              <w:rPr>
-                <w:rFonts w:ascii="Arial" w:hAnsi="Arial" w:eastAsia="Arial"/>
-                <w:color w:val="000000"/>
-                <w:sz w:val="22"/>
-              </w:rPr>
-              <w:t>Una venta contiene líneas de detalle.</w:t>
+              <w:t>Venta, estado, pago e identificador de reintento.</w:t>
             </w:r>
           </w:p>
         </w:tc>
@@ -2139,7 +587,7 @@
         </w:trPr>
         <w:tc>
           <w:tcPr>
-            <w:tcW w:type="dxa" w:w="2880"/>
+            <w:tcW w:type="dxa" w:w="2268"/>
             <w:shd w:fill="FFFFFF"/>
             <w:tcBorders>
               <w:top w:val="single" w:sz="4" w:space="0" w:color="000000"/>
@@ -2170,7 +618,7 @@
         </w:tc>
         <w:tc>
           <w:tcPr>
-            <w:tcW w:type="dxa" w:w="2880"/>
+            <w:tcW w:type="dxa" w:w="6803"/>
             <w:shd w:fill="FFFFFF"/>
             <w:tcBorders>
               <w:top w:val="single" w:sz="4" w:space="0" w:color="000000"/>
@@ -2195,38 +643,7 @@
                 <w:color w:val="000000"/>
                 <w:sz w:val="22"/>
               </w:rPr>
-              <w:t>sale_item_id, sale_id, product_id, quantity, unit_price</w:t>
-            </w:r>
-          </w:p>
-        </w:tc>
-        <w:tc>
-          <w:tcPr>
-            <w:tcW w:type="dxa" w:w="2880"/>
-            <w:shd w:fill="FFFFFF"/>
-            <w:tcBorders>
-              <w:top w:val="single" w:sz="4" w:space="0" w:color="000000"/>
-              <w:left w:val="single" w:sz="4" w:space="0" w:color="000000"/>
-              <w:bottom w:val="single" w:sz="4" w:space="0" w:color="000000"/>
-              <w:right w:val="single" w:sz="4" w:space="0" w:color="000000"/>
-              <w:insideH w:val="single" w:sz="4" w:space="0" w:color="000000"/>
-              <w:insideV w:val="single" w:sz="4" w:space="0" w:color="000000"/>
-            </w:tcBorders>
-            <w:tcMar>
-              <w:top w:w="80" w:type="dxa"/>
-              <w:start w:w="100" w:type="dxa"/>
-              <w:bottom w:w="80" w:type="dxa"/>
-              <w:end w:w="100" w:type="dxa"/>
-            </w:tcMar>
-            <w:vAlign w:val="center"/>
-          </w:tcPr>
-          <w:p>
-            <w:r>
-              <w:rPr>
-                <w:rFonts w:ascii="Arial" w:hAnsi="Arial" w:eastAsia="Arial"/>
-                <w:color w:val="000000"/>
-                <w:sz w:val="22"/>
-              </w:rPr>
-              <w:t>Relaciona ventas y productos.</w:t>
+              <w:t>Productos y precios de la venta.</w:t>
             </w:r>
           </w:p>
         </w:tc>
@@ -2237,7 +654,7 @@
         </w:trPr>
         <w:tc>
           <w:tcPr>
-            <w:tcW w:type="dxa" w:w="2880"/>
+            <w:tcW w:type="dxa" w:w="2268"/>
             <w:shd w:fill="FFFFFF"/>
             <w:tcBorders>
               <w:top w:val="single" w:sz="4" w:space="0" w:color="000000"/>
@@ -2268,7 +685,7 @@
         </w:tc>
         <w:tc>
           <w:tcPr>
-            <w:tcW w:type="dxa" w:w="2880"/>
+            <w:tcW w:type="dxa" w:w="6803"/>
             <w:shd w:fill="FFFFFF"/>
             <w:tcBorders>
               <w:top w:val="single" w:sz="4" w:space="0" w:color="000000"/>
@@ -2293,38 +710,7 @@
                 <w:color w:val="000000"/>
                 <w:sz w:val="22"/>
               </w:rPr>
-              <w:t>user_id, email, role, is_active</w:t>
-            </w:r>
-          </w:p>
-        </w:tc>
-        <w:tc>
-          <w:tcPr>
-            <w:tcW w:type="dxa" w:w="2880"/>
-            <w:shd w:fill="FFFFFF"/>
-            <w:tcBorders>
-              <w:top w:val="single" w:sz="4" w:space="0" w:color="000000"/>
-              <w:left w:val="single" w:sz="4" w:space="0" w:color="000000"/>
-              <w:bottom w:val="single" w:sz="4" w:space="0" w:color="000000"/>
-              <w:right w:val="single" w:sz="4" w:space="0" w:color="000000"/>
-              <w:insideH w:val="single" w:sz="4" w:space="0" w:color="000000"/>
-              <w:insideV w:val="single" w:sz="4" w:space="0" w:color="000000"/>
-            </w:tcBorders>
-            <w:tcMar>
-              <w:top w:w="80" w:type="dxa"/>
-              <w:start w:w="100" w:type="dxa"/>
-              <w:bottom w:w="80" w:type="dxa"/>
-              <w:end w:w="100" w:type="dxa"/>
-            </w:tcMar>
-            <w:vAlign w:val="center"/>
-          </w:tcPr>
-          <w:p>
-            <w:r>
-              <w:rPr>
-                <w:rFonts w:ascii="Arial" w:hAnsi="Arial" w:eastAsia="Arial"/>
-                <w:color w:val="000000"/>
-                <w:sz w:val="22"/>
-              </w:rPr>
-              <w:t>Cuenta de Supabase Auth habilitada para la bodega.</w:t>
+              <w:t>Rol y acceso de identidades Supabase Auth.</w:t>
             </w:r>
           </w:p>
         </w:tc>
@@ -2335,7 +721,7 @@
         </w:trPr>
         <w:tc>
           <w:tcPr>
-            <w:tcW w:type="dxa" w:w="2880"/>
+            <w:tcW w:type="dxa" w:w="2268"/>
             <w:shd w:fill="FFFFFF"/>
             <w:tcBorders>
               <w:top w:val="single" w:sz="4" w:space="0" w:color="000000"/>
@@ -2366,7 +752,7 @@
         </w:tc>
         <w:tc>
           <w:tcPr>
-            <w:tcW w:type="dxa" w:w="2880"/>
+            <w:tcW w:type="dxa" w:w="6803"/>
             <w:shd w:fill="FFFFFF"/>
             <w:tcBorders>
               <w:top w:val="single" w:sz="4" w:space="0" w:color="000000"/>
@@ -2391,38 +777,7 @@
                 <w:color w:val="000000"/>
                 <w:sz w:val="22"/>
               </w:rPr>
-              <w:t>id, name, ruc, address, phone, stock_alerts</w:t>
-            </w:r>
-          </w:p>
-        </w:tc>
-        <w:tc>
-          <w:tcPr>
-            <w:tcW w:type="dxa" w:w="2880"/>
-            <w:shd w:fill="FFFFFF"/>
-            <w:tcBorders>
-              <w:top w:val="single" w:sz="4" w:space="0" w:color="000000"/>
-              <w:left w:val="single" w:sz="4" w:space="0" w:color="000000"/>
-              <w:bottom w:val="single" w:sz="4" w:space="0" w:color="000000"/>
-              <w:right w:val="single" w:sz="4" w:space="0" w:color="000000"/>
-              <w:insideH w:val="single" w:sz="4" w:space="0" w:color="000000"/>
-              <w:insideV w:val="single" w:sz="4" w:space="0" w:color="000000"/>
-            </w:tcBorders>
-            <w:tcMar>
-              <w:top w:w="80" w:type="dxa"/>
-              <w:start w:w="100" w:type="dxa"/>
-              <w:bottom w:w="80" w:type="dxa"/>
-              <w:end w:w="100" w:type="dxa"/>
-            </w:tcMar>
-            <w:vAlign w:val="center"/>
-          </w:tcPr>
-          <w:p>
-            <w:r>
-              <w:rPr>
-                <w:rFonts w:ascii="Arial" w:hAnsi="Arial" w:eastAsia="Arial"/>
-                <w:color w:val="000000"/>
-                <w:sz w:val="22"/>
-              </w:rPr>
-              <w:t>Configuración única de la bodega.</w:t>
+              <w:t>Datos de la bodega y alertas.</w:t>
             </w:r>
           </w:p>
         </w:tc>
@@ -2433,7 +788,7 @@
         </w:trPr>
         <w:tc>
           <w:tcPr>
-            <w:tcW w:type="dxa" w:w="2880"/>
+            <w:tcW w:type="dxa" w:w="2268"/>
             <w:shd w:fill="FFFFFF"/>
             <w:tcBorders>
               <w:top w:val="single" w:sz="4" w:space="0" w:color="000000"/>
@@ -2464,7 +819,7 @@
         </w:tc>
         <w:tc>
           <w:tcPr>
-            <w:tcW w:type="dxa" w:w="2880"/>
+            <w:tcW w:type="dxa" w:w="6803"/>
             <w:shd w:fill="FFFFFF"/>
             <w:tcBorders>
               <w:top w:val="single" w:sz="4" w:space="0" w:color="000000"/>
@@ -2489,38 +844,7 @@
                 <w:color w:val="000000"/>
                 <w:sz w:val="22"/>
               </w:rPr>
-              <w:t>movement_id, product_id, quantity, balance, type, reason, actor</w:t>
-            </w:r>
-          </w:p>
-        </w:tc>
-        <w:tc>
-          <w:tcPr>
-            <w:tcW w:type="dxa" w:w="2880"/>
-            <w:shd w:fill="FFFFFF"/>
-            <w:tcBorders>
-              <w:top w:val="single" w:sz="4" w:space="0" w:color="000000"/>
-              <w:left w:val="single" w:sz="4" w:space="0" w:color="000000"/>
-              <w:bottom w:val="single" w:sz="4" w:space="0" w:color="000000"/>
-              <w:right w:val="single" w:sz="4" w:space="0" w:color="000000"/>
-              <w:insideH w:val="single" w:sz="4" w:space="0" w:color="000000"/>
-              <w:insideV w:val="single" w:sz="4" w:space="0" w:color="000000"/>
-            </w:tcBorders>
-            <w:tcMar>
-              <w:top w:w="80" w:type="dxa"/>
-              <w:start w:w="100" w:type="dxa"/>
-              <w:bottom w:w="80" w:type="dxa"/>
-              <w:end w:w="100" w:type="dxa"/>
-            </w:tcMar>
-            <w:vAlign w:val="center"/>
-          </w:tcPr>
-          <w:p>
-            <w:r>
-              <w:rPr>
-                <w:rFonts w:ascii="Arial" w:hAnsi="Arial" w:eastAsia="Arial"/>
-                <w:color w:val="000000"/>
-                <w:sz w:val="22"/>
-              </w:rPr>
-              <w:t>Trazabilidad de altas, ventas, ajustes y anulaciones.</w:t>
+              <w:t>Cambios de stock con motivo y saldo.</w:t>
             </w:r>
           </w:p>
         </w:tc>
@@ -2531,7 +855,7 @@
         </w:trPr>
         <w:tc>
           <w:tcPr>
-            <w:tcW w:type="dxa" w:w="2880"/>
+            <w:tcW w:type="dxa" w:w="2268"/>
             <w:shd w:fill="FFFFFF"/>
             <w:tcBorders>
               <w:top w:val="single" w:sz="4" w:space="0" w:color="000000"/>
@@ -2562,7 +886,7 @@
         </w:tc>
         <w:tc>
           <w:tcPr>
-            <w:tcW w:type="dxa" w:w="2880"/>
+            <w:tcW w:type="dxa" w:w="6803"/>
             <w:shd w:fill="FFFFFF"/>
             <w:tcBorders>
               <w:top w:val="single" w:sz="4" w:space="0" w:color="000000"/>
@@ -2587,38 +911,7 @@
                 <w:color w:val="000000"/>
                 <w:sz w:val="22"/>
               </w:rPr>
-              <w:t>audit_id, action, entity, actor, details, created_at</w:t>
-            </w:r>
-          </w:p>
-        </w:tc>
-        <w:tc>
-          <w:tcPr>
-            <w:tcW w:type="dxa" w:w="2880"/>
-            <w:shd w:fill="FFFFFF"/>
-            <w:tcBorders>
-              <w:top w:val="single" w:sz="4" w:space="0" w:color="000000"/>
-              <w:left w:val="single" w:sz="4" w:space="0" w:color="000000"/>
-              <w:bottom w:val="single" w:sz="4" w:space="0" w:color="000000"/>
-              <w:right w:val="single" w:sz="4" w:space="0" w:color="000000"/>
-              <w:insideH w:val="single" w:sz="4" w:space="0" w:color="000000"/>
-              <w:insideV w:val="single" w:sz="4" w:space="0" w:color="000000"/>
-            </w:tcBorders>
-            <w:tcMar>
-              <w:top w:w="80" w:type="dxa"/>
-              <w:start w:w="100" w:type="dxa"/>
-              <w:bottom w:w="80" w:type="dxa"/>
-              <w:end w:w="100" w:type="dxa"/>
-            </w:tcMar>
-            <w:vAlign w:val="center"/>
-          </w:tcPr>
-          <w:p>
-            <w:r>
-              <w:rPr>
-                <w:rFonts w:ascii="Arial" w:hAnsi="Arial" w:eastAsia="Arial"/>
-                <w:color w:val="000000"/>
-                <w:sz w:val="22"/>
-              </w:rPr>
-              <w:t>Registro de operaciones administrativas y de venta.</w:t>
+              <w:t>Trazabilidad de operaciones administrativas.</w:t>
             </w:r>
           </w:p>
         </w:tc>
@@ -2637,7 +930,7 @@
           <w:color w:val="000000"/>
           <w:sz w:val="22"/>
         </w:rPr>
-        <w:t>4. Reglas de negocio</w:t>
+        <w:t>Reglas y contratos</w:t>
       </w:r>
     </w:p>
     <w:p>
@@ -2650,7 +943,7 @@
           <w:color w:val="000000"/>
           <w:sz w:val="22"/>
         </w:rPr>
-        <w:t>Una venta no debe superar el stock disponible.</w:t>
+        <w:t>La venta usa requestId y bloqueos para confirmar una sola vez el mismo cobro; reutilizar la clave con otro contenido se rechaza.</w:t>
       </w:r>
     </w:p>
     <w:p>
@@ -2663,7 +956,7 @@
           <w:color w:val="000000"/>
           <w:sz w:val="22"/>
         </w:rPr>
-        <w:t>El total de una venta es la suma de cantidad por precio unitario.</w:t>
+        <w:t>El servidor valida disponibilidad, cantidades y precio. Las operaciones se confirman o revierten en transacciones ReadCommitted con bloqueos de filas.</w:t>
       </w:r>
     </w:p>
     <w:p>
@@ -2676,7 +969,7 @@
           <w:color w:val="000000"/>
           <w:sz w:val="22"/>
         </w:rPr>
-        <w:t>Stock bajo cuando stock actual es menor o igual a stock mínimo.</w:t>
+        <w:t>Las actualizaciones de existencias comprueban expectedVersion. Las anulaciones son idempotentes y mantienen el límite numérico del stock.</w:t>
       </w:r>
     </w:p>
     <w:p>
@@ -2689,7 +982,7 @@
           <w:color w:val="000000"/>
           <w:sz w:val="22"/>
         </w:rPr>
-        <w:t>El registro de una venta descuenta unidades y guarda el método de pago.</w:t>
+        <w:t>El rol proviene de members; user_metadata no habilita privilegios. Un cajero no accede a rutas administrativas.</w:t>
       </w:r>
     </w:p>
     <w:p>
@@ -2702,7 +995,7 @@
           <w:color w:val="000000"/>
           <w:sz w:val="22"/>
         </w:rPr>
-        <w:t>Los datos de entrada deben validarse antes de persistir.</w:t>
+        <w:t>El respaldo PostgreSQL es formato postgresql-v2; la demo usa demo-v2. No se importan formatos cruzados.</w:t>
       </w:r>
     </w:p>
     <w:p>
@@ -2715,7 +1008,20 @@
           <w:color w:val="000000"/>
           <w:sz w:val="22"/>
         </w:rPr>
-        <w:t>Las claves de Watson deben permanecer fuera del cliente y del repositorio.</w:t>
+        <w:t>Los reportes usan America/Lima y excluyen anulaciones; no inventan costos de ventas históricas.</w:t>
+      </w:r>
+    </w:p>
+    <w:p>
+      <w:pPr>
+        <w:pStyle w:val="ListBullet"/>
+      </w:pPr>
+      <w:r>
+        <w:rPr>
+          <w:rFonts w:ascii="Arial" w:hAnsi="Arial" w:eastAsia="Arial"/>
+          <w:color w:val="000000"/>
+          <w:sz w:val="22"/>
+        </w:rPr>
+        <w:t>POST /api/assistant/message exige Staff, máximo 500 caracteres y 20 consultas por minuto por usuario. GET /api/assistant/status informa configuración sin exponer la clave.</w:t>
       </w:r>
     </w:p>
     <w:p>
@@ -2730,100 +1036,7 @@
           <w:color w:val="000000"/>
           <w:sz w:val="22"/>
         </w:rPr>
-        <w:t>5. Ejecución y evolución MVC</w:t>
-      </w:r>
-    </w:p>
-    <w:p>
-      <w:pPr>
-        <w:ind w:left="369" w:hanging="369"/>
-      </w:pPr>
-      <w:r>
-        <w:rPr>
-          <w:rFonts w:ascii="Arial" w:hAnsi="Arial" w:eastAsia="Arial"/>
-          <w:color w:val="000000"/>
-          <w:sz w:val="22"/>
-        </w:rPr>
-        <w:t>1. Crear el esquema Supabase con database/schema.sql, database/upgrade_operations.sql y database/seed.sql.</w:t>
-      </w:r>
-    </w:p>
-    <w:p>
-      <w:pPr>
-        <w:ind w:left="369" w:hanging="369"/>
-      </w:pPr>
-      <w:r>
-        <w:rPr>
-          <w:rFonts w:ascii="Arial" w:hAnsi="Arial" w:eastAsia="Arial"/>
-          <w:color w:val="000000"/>
-          <w:sz w:val="22"/>
-        </w:rPr>
-        <w:t>2. Ejecutar npm run build:visualstudio para generar la View React en wwwroot.</w:t>
-      </w:r>
-    </w:p>
-    <w:p>
-      <w:pPr>
-        <w:ind w:left="369" w:hanging="369"/>
-      </w:pPr>
-      <w:r>
-        <w:rPr>
-          <w:rFonts w:ascii="Arial" w:hAnsi="Arial" w:eastAsia="Arial"/>
-          <w:color w:val="000000"/>
-          <w:sz w:val="22"/>
-        </w:rPr>
-        <w:t>3. Abrir backend/BodegaNorte.sln y ejecutar BodegaNorte.Api desde Visual Studio.</w:t>
-      </w:r>
-    </w:p>
-    <w:p>
-      <w:pPr>
-        <w:ind w:left="369" w:hanging="369"/>
-      </w:pPr>
-      <w:r>
-        <w:rPr>
-          <w:rFonts w:ascii="Arial" w:hAnsi="Arial" w:eastAsia="Arial"/>
-          <w:color w:val="000000"/>
-          <w:sz w:val="22"/>
-        </w:rPr>
-        <w:t>4. Mantener las reglas de stock y el registro de venta en BodegaService/Repository dentro de una transacción.</w:t>
-      </w:r>
-    </w:p>
-    <w:p>
-      <w:pPr>
-        <w:ind w:left="369" w:hanging="369"/>
-      </w:pPr>
-      <w:r>
-        <w:rPr>
-          <w:rFonts w:ascii="Arial" w:hAnsi="Arial" w:eastAsia="Arial"/>
-          <w:color w:val="000000"/>
-          <w:sz w:val="22"/>
-        </w:rPr>
-        <w:t>5. Validar autenticación, roles, auditoría y concurrencia implementados en Controllers y Services.</w:t>
-      </w:r>
-    </w:p>
-    <w:p>
-      <w:pPr>
-        <w:ind w:left="369" w:hanging="369"/>
-      </w:pPr>
-      <w:r>
-        <w:rPr>
-          <w:rFonts w:ascii="Arial" w:hAnsi="Arial" w:eastAsia="Arial"/>
-          <w:color w:val="000000"/>
-          <w:sz w:val="22"/>
-        </w:rPr>
-        <w:t>6. Extender los Models y Controllers para nuevos módulos sin mezclar SQL con la View.</w:t>
-      </w:r>
-    </w:p>
-    <w:p>
-      <w:pPr>
-        <w:pStyle w:val="Heading1"/>
-        <w:keepNext/>
-        <w:keepLines/>
-      </w:pPr>
-      <w:r>
-        <w:rPr>
-          <w:rFonts w:ascii="Arial" w:hAnsi="Arial" w:eastAsia="Arial"/>
-          <w:color w:val="000000"/>
-          <w:sz w:val="22"/>
-        </w:rPr>
-        <w:t>6. Integración Watson Assistant</w:t>
+        <w:t>Recuperación y operación</w:t>
       </w:r>
     </w:p>
     <w:p>
@@ -2833,175 +1046,7 @@
           <w:color w:val="000000"/>
           <w:sz w:val="22"/>
         </w:rPr>
-        <w:t>La integración documentada separa intents, entidades, respuestas y contrato de backend. El navegador no debe llamar directamente al servicio con una API key; el backend debe autenticar, filtrar la consulta y devolver solo información permitida para el usuario.</w:t>
-      </w:r>
-    </w:p>
-    <w:p>
-      <w:pPr>
-        <w:pStyle w:val="Heading1"/>
-        <w:keepNext/>
-        <w:keepLines/>
-      </w:pPr>
-      <w:r>
-        <w:rPr>
-          <w:rFonts w:ascii="Arial" w:hAnsi="Arial" w:eastAsia="Arial"/>
-          <w:color w:val="000000"/>
-          <w:sz w:val="22"/>
-        </w:rPr>
-        <w:t>7. Calidad y seguridad</w:t>
-      </w:r>
-    </w:p>
-    <w:p>
-      <w:pPr>
-        <w:pStyle w:val="ListBullet"/>
-      </w:pPr>
-      <w:r>
-        <w:rPr>
-          <w:rFonts w:ascii="Arial" w:hAnsi="Arial" w:eastAsia="Arial"/>
-          <w:color w:val="000000"/>
-          <w:sz w:val="22"/>
-        </w:rPr>
-        <w:t>Ejecutar npm run build antes de cada entrega.</w:t>
-      </w:r>
-    </w:p>
-    <w:p>
-      <w:pPr>
-        <w:pStyle w:val="ListBullet"/>
-      </w:pPr>
-      <w:r>
-        <w:rPr>
-          <w:rFonts w:ascii="Arial" w:hAnsi="Arial" w:eastAsia="Arial"/>
-          <w:color w:val="000000"/>
-          <w:sz w:val="22"/>
-        </w:rPr>
-        <w:t>Mantener pruebas del flujo de venta y actualización de stock.</w:t>
-      </w:r>
-    </w:p>
-    <w:p>
-      <w:pPr>
-        <w:pStyle w:val="ListBullet"/>
-      </w:pPr>
-      <w:r>
-        <w:rPr>
-          <w:rFonts w:ascii="Arial" w:hAnsi="Arial" w:eastAsia="Arial"/>
-          <w:color w:val="000000"/>
-          <w:sz w:val="22"/>
-        </w:rPr>
-        <w:t>Revisar accesibilidad de botones, formularios y navegación móvil.</w:t>
-      </w:r>
-    </w:p>
-    <w:p>
-      <w:pPr>
-        <w:pStyle w:val="ListBullet"/>
-      </w:pPr>
-      <w:r>
-        <w:rPr>
-          <w:rFonts w:ascii="Arial" w:hAnsi="Arial" w:eastAsia="Arial"/>
-          <w:color w:val="000000"/>
-          <w:sz w:val="22"/>
-        </w:rPr>
-        <w:t>No subir .env, tokens, credenciales ni datos reales de clientes.</w:t>
-      </w:r>
-    </w:p>
-    <w:p>
-      <w:pPr>
-        <w:pStyle w:val="ListBullet"/>
-      </w:pPr>
-      <w:r>
-        <w:rPr>
-          <w:rFonts w:ascii="Arial" w:hAnsi="Arial" w:eastAsia="Arial"/>
-          <w:color w:val="000000"/>
-          <w:sz w:val="22"/>
-        </w:rPr>
-        <w:t>Respaldar documentación y exportaciones fuera del navegador.</w:t>
-      </w:r>
-    </w:p>
-    <w:p>
-      <w:pPr>
-        <w:pStyle w:val="Heading1"/>
-        <w:keepNext/>
-        <w:keepLines/>
-      </w:pPr>
-      <w:r>
-        <w:rPr>
-          <w:rFonts w:ascii="Arial" w:hAnsi="Arial" w:eastAsia="Arial"/>
-          <w:color w:val="000000"/>
-          <w:sz w:val="22"/>
-        </w:rPr>
-        <w:t>8. Evidencia visual</w:t>
-      </w:r>
-    </w:p>
-    <w:p>
-      <w:pPr>
-        <w:jc w:val="center"/>
-      </w:pPr>
-      <w:r>
-        <w:rPr>
-          <w:rFonts w:ascii="Arial" w:hAnsi="Arial" w:eastAsia="Arial"/>
-          <w:color w:val="000000"/>
-          <w:sz w:val="22"/>
-        </w:rPr>
-        <w:drawing>
-          <wp:inline xmlns:a="http://schemas.openxmlformats.org/drawingml/2006/main" xmlns:pic="http://schemas.openxmlformats.org/drawingml/2006/picture">
-            <wp:extent cx="5943600" cy="4127500"/>
-            <wp:docPr id="1" name="Picture 1"/>
-            <wp:cNvGraphicFramePr>
-              <a:graphicFrameLocks noChangeAspect="1"/>
-            </wp:cNvGraphicFramePr>
-            <a:graphic>
-              <a:graphicData uri="http://schemas.openxmlformats.org/drawingml/2006/picture">
-                <pic:pic>
-                  <pic:nvPicPr>
-                    <pic:cNvPr id="0" name="tmp6787k26s.png"/>
-                    <pic:cNvPicPr/>
-                  </pic:nvPicPr>
-                  <pic:blipFill>
-                    <a:blip r:embed="rId9"/>
-                    <a:stretch>
-                      <a:fillRect/>
-                    </a:stretch>
-                  </pic:blipFill>
-                  <pic:spPr>
-                    <a:xfrm>
-                      <a:off x="0" y="0"/>
-                      <a:ext cx="5943600" cy="4127500"/>
-                    </a:xfrm>
-                    <a:prstGeom prst="rect"/>
-                  </pic:spPr>
-                </pic:pic>
-              </a:graphicData>
-            </a:graphic>
-          </wp:inline>
-        </w:drawing>
-      </w:r>
-    </w:p>
-    <w:p>
-      <w:pPr>
-        <w:jc w:val="center"/>
-      </w:pPr>
-      <w:r>
-        <w:rPr>
-          <w:rFonts w:ascii="Arial" w:hAnsi="Arial" w:eastAsia="Arial"/>
-          <w:i/>
-          <w:color w:val="000000"/>
-          <w:sz w:val="22"/>
-        </w:rPr>
-        <w:t>Referencia visual anterior del dashboard</w:t>
-      </w:r>
-    </w:p>
-    <w:p>
-      <w:pPr>
-        <w:pStyle w:val="Heading1"/>
-        <w:keepNext/>
-        <w:keepLines/>
-      </w:pPr>
-      <w:r>
-        <w:rPr>
-          <w:rFonts w:ascii="Arial" w:hAnsi="Arial" w:eastAsia="Arial"/>
-          <w:color w:val="000000"/>
-          <w:sz w:val="22"/>
-        </w:rPr>
-        <w:t>Actualización operativa al 04-10-2026</w:t>
+        <w:t>BodegaNorte.Tools recupera únicamente tablas autorizadas en un esquema nuevo, con validación y rollback completo ante errores. No restaura miembros ni usuarios Auth. La readiness comprueba las nueve tablas y las columnas de operación. Supabase exige validación TLS del servidor y certificado público incluido.</w:t>
       </w:r>
     </w:p>
     <w:p>
@@ -3011,17 +1056,7 @@
           <w:color w:val="000000"/>
           <w:sz w:val="22"/>
         </w:rPr>
-        <w:t>Se implementaron Supabase Auth y permisos administrador/cajero, ajustes con motivo y control de versión, venta con identificador de reintento, anulaciones con devolución única de stock, historial y constancia interna, proveedores y configuración persistentes, auditoría y respaldo JSON. Los reportes usan fecha de Lima y detalles de venta; no se inventan costos históricos.</w:t>
-      </w:r>
-    </w:p>
-    <w:p>
-      <w:r>
-        <w:rPr>
-          <w:rFonts w:ascii="Arial" w:hAnsi="Arial" w:eastAsia="Arial"/>
-          <w:color w:val="000000"/>
-          <w:sz w:val="22"/>
-        </w:rPr>
-        <w:t>Validación técnica: 18 pruebas locales aprobadas y compilaciones correctas. Render está publicado y conectado a Supabase con TLS y certificado validado; /api/health/ready responde HTTP 200 y las rutas privadas rechazan acceso anónimo. GitHub Pages usa la API remota. Falta confirmar la cuenta inicial, probar operaciones autenticadas y registrar aceptación del Grupo 10. Evidencia: docs/evidencias/validacion_tecnica_2026-10-04.md.</w:t>
+        <w:t>Validación final al 11 de octubre de 2026: 25 pruebas locales, 17 casos de backend HTTP con PostgreSQL aislado, 11 recorridos de interfaz y 8 consultas contra IBM real aprobados. El programa Java se ejecutó contra el backend de prueba. Las respuestas de Supabase Auth e IBM de los 17 casos son fixtures locales; las 8 consultas IBM tienen registro independiente de conexión real. La base principal no cambió durante las pruebas. La aceptación por personas del Grupo 10 o una bodega real y las horas de asistencia no se certifican con estas pruebas.</w:t>
       </w:r>
     </w:p>
     <w:sectPr>
